--- a/downloads/workbook/ai-3-week-15.docx
+++ b/downloads/workbook/ai-3-week-15.docx
@@ -1302,6 +1302,178 @@
         <w:t>Project connection: Store Study Buddy source identity, version, authority and effective date, especially for schedules or changing classroom rules.</w:t>
       </w:r>
     </w:p>
+    <w:p>
+      <w:pPr>
+        <w:pStyle w:val="Heading1"/>
+      </w:pPr>
+      <w:r>
+        <w:t>19. Project portfolio milestone</w:t>
+      </w:r>
+    </w:p>
+    <w:p>
+      <w:r>
+        <w:t>Project: Verified Study Buddy</w:t>
+      </w:r>
+    </w:p>
+    <w:p>
+      <w:r>
+        <w:t>Current milestone: Test changed cases. Keep normal, boundary and failure cases; compare expected and observed results.</w:t>
+      </w:r>
+    </w:p>
+    <w:p>
+      <w:r>
+        <w:t>Store Study Buddy source identity, version, authority and effective date, especially for schedules or changing classroom rules.</w:t>
+      </w:r>
+    </w:p>
+    <w:tbl>
+      <w:tblPr>
+        <w:tblStyle w:val="LightShading-Accent1"/>
+        <w:tblW w:type="auto" w:w="0"/>
+        <w:tblLook w:firstColumn="1" w:firstRow="1" w:lastColumn="0" w:lastRow="0" w:noHBand="0" w:noVBand="1" w:val="04A0"/>
+      </w:tblPr>
+      <w:tblGrid>
+        <w:gridCol w:w="5112"/>
+        <w:gridCol w:w="5112"/>
+      </w:tblGrid>
+      <w:tr>
+        <w:trPr>
+          <w:tblHeader/>
+        </w:trPr>
+        <w:tc>
+          <w:tcPr>
+            <w:tcW w:type="dxa" w:w="5112"/>
+          </w:tcPr>
+          <w:p>
+            <w:r>
+              <w:t>Evidence to keep</w:t>
+            </w:r>
+          </w:p>
+        </w:tc>
+        <w:tc>
+          <w:tcPr>
+            <w:tcW w:type="dxa" w:w="5112"/>
+          </w:tcPr>
+          <w:p>
+            <w:r>
+              <w:t>My record</w:t>
+            </w:r>
+          </w:p>
+        </w:tc>
+      </w:tr>
+      <w:tr>
+        <w:tc>
+          <w:tcPr>
+            <w:tcW w:type="dxa" w:w="5112"/>
+          </w:tcPr>
+          <w:p>
+            <w:r>
+              <w:t>This week’s input and deciding step</w:t>
+            </w:r>
+          </w:p>
+        </w:tc>
+        <w:tc>
+          <w:tcPr>
+            <w:tcW w:type="dxa" w:w="5112"/>
+          </w:tcPr>
+          <w:p>
+            <w:r/>
+          </w:p>
+        </w:tc>
+      </w:tr>
+      <w:tr>
+        <w:tc>
+          <w:tcPr>
+            <w:tcW w:type="dxa" w:w="5112"/>
+          </w:tcPr>
+          <w:p>
+            <w:r>
+              <w:t>Prediction and actual result (or labelled paper trace)</w:t>
+            </w:r>
+          </w:p>
+        </w:tc>
+        <w:tc>
+          <w:tcPr>
+            <w:tcW w:type="dxa" w:w="5112"/>
+          </w:tcPr>
+          <w:p>
+            <w:r/>
+          </w:p>
+        </w:tc>
+      </w:tr>
+      <w:tr>
+        <w:tc>
+          <w:tcPr>
+            <w:tcW w:type="dxa" w:w="5112"/>
+          </w:tcPr>
+          <w:p>
+            <w:r>
+              <w:t>One change since the previous checkpoint and why</w:t>
+            </w:r>
+          </w:p>
+        </w:tc>
+        <w:tc>
+          <w:tcPr>
+            <w:tcW w:type="dxa" w:w="5112"/>
+          </w:tcPr>
+          <w:p>
+            <w:r/>
+          </w:p>
+        </w:tc>
+      </w:tr>
+      <w:tr>
+        <w:tc>
+          <w:tcPr>
+            <w:tcW w:type="dxa" w:w="5112"/>
+          </w:tcPr>
+          <w:p>
+            <w:r>
+              <w:t>One error or limit and the next test</w:t>
+            </w:r>
+          </w:p>
+        </w:tc>
+        <w:tc>
+          <w:tcPr>
+            <w:tcW w:type="dxa" w:w="5112"/>
+          </w:tcPr>
+          <w:p>
+            <w:r/>
+          </w:p>
+        </w:tc>
+      </w:tr>
+    </w:tbl>
+    <w:p>
+      <w:pPr>
+        <w:pStyle w:val="Heading3"/>
+      </w:pPr>
+      <w:r>
+        <w:t>Explain what this week adds to your project. Reuse last week’s record rather than starting again.</w:t>
+      </w:r>
+    </w:p>
+    <w:p>
+      <w:r>
+        <w:t>________________________________________________________________</w:t>
+      </w:r>
+    </w:p>
+    <w:p>
+      <w:r>
+        <w:t>________________________________________________________________</w:t>
+      </w:r>
+    </w:p>
+    <w:p>
+      <w:r>
+        <w:t>________________________________________________________________</w:t>
+      </w:r>
+    </w:p>
+    <w:p>
+      <w:r>
+        <w:t>________________________________________________________________</w:t>
+      </w:r>
+    </w:p>
+    <w:p>
+      <w:r>
+        <w:t>________________________________________________________________</w:t>
+      </w:r>
+    </w:p>
     <w:sectPr>
       <w:pgSz w:w="12240" w:h="15840"/>
       <w:pgMar w:top="936" w:right="1008" w:bottom="936" w:left="1008" w:header="720" w:footer="720" w:gutter="0"/>

--- a/downloads/workbook/ai-3-week-15.docx
+++ b/downloads/workbook/ai-3-week-15.docx
@@ -1474,6 +1474,240 @@
         <w:t>________________________________________________________________</w:t>
       </w:r>
     </w:p>
+    <w:p>
+      <w:pPr>
+        <w:pStyle w:val="Heading1"/>
+      </w:pPr>
+      <w:r>
+        <w:t>20. Supported practice and learning evidence</w:t>
+      </w:r>
+    </w:p>
+    <w:p>
+      <w:r>
+        <w:t>Use this supported practice once, in the browser or on paper. Keep the reserved independent assessment for a separate first attempt before teacher feedback.</w:t>
+      </w:r>
+    </w:p>
+    <w:p>
+      <w:r>
+        <w:t>A fictional Study Buddy answers which room a club is authorised to use.</w:t>
+      </w:r>
+    </w:p>
+    <w:p>
+      <w:pPr>
+        <w:pStyle w:val="Heading3"/>
+      </w:pPr>
+      <w:r>
+        <w:t>Practice 1: explain the deciding evidence</w:t>
+      </w:r>
+    </w:p>
+    <w:p>
+      <w:r>
+        <w:t>Which labelled step matches this detail? Reuploading old A on day 10 does not revoke B.</w:t>
+      </w:r>
+    </w:p>
+    <w:p>
+      <w:r>
+        <w:t>1. Day 9</w:t>
+      </w:r>
+    </w:p>
+    <w:p>
+      <w:r>
+        <w:t>2. Ignore upload shortcut</w:t>
+      </w:r>
+    </w:p>
+    <w:p>
+      <w:r>
+        <w:t>3. Day 6</w:t>
+      </w:r>
+    </w:p>
+    <w:p>
+      <w:r>
+        <w:t>4. Check authority</w:t>
+      </w:r>
+    </w:p>
+    <w:p>
+      <w:pPr>
+        <w:pStyle w:val="Heading3"/>
+      </w:pPr>
+      <w:r>
+        <w:t>My selected conclusion, deciding fact and explanation</w:t>
+      </w:r>
+    </w:p>
+    <w:p>
+      <w:r>
+        <w:t>________________________________________________________________</w:t>
+      </w:r>
+    </w:p>
+    <w:p>
+      <w:r>
+        <w:t>________________________________________________________________</w:t>
+      </w:r>
+    </w:p>
+    <w:p>
+      <w:r>
+        <w:t>________________________________________________________________</w:t>
+      </w:r>
+    </w:p>
+    <w:p>
+      <w:r>
+        <w:t>________________________________________________________________</w:t>
+      </w:r>
+    </w:p>
+    <w:p>
+      <w:r>
+        <w:t>________________________________________________________________</w:t>
+      </w:r>
+    </w:p>
+    <w:p>
+      <w:r>
+        <w:t>Hint if needed: Read the steps in the pictorial case. Match the supplied detail to the stage that performs or records it.</w:t>
+      </w:r>
+    </w:p>
+    <w:p>
+      <w:r>
+        <w:t>After your attempt, compare with the supported explanation: Ignore upload shortcut Reuploading old A on day 10 does not revoke B. A source’s upload time and the time its rule takes effect answer different questions. Preserve version relationships and the query’s intended date. The current authoritative chain gives a consistent answer to both queries. A later filename or timestamp alone cannot establish that an old record supersedes a signed amendment.</w:t>
+      </w:r>
+    </w:p>
+    <w:p>
+      <w:pPr>
+        <w:pStyle w:val="Heading3"/>
+      </w:pPr>
+      <w:r>
+        <w:t>Practice 2: explain the deciding evidence</w:t>
+      </w:r>
+    </w:p>
+    <w:p>
+      <w:r>
+        <w:t>Changed-case practice: A signed amendment C explicitly revokes B effective day 12 and restores Hall 1. Which conclusion is supported by the supplied facts?</w:t>
+      </w:r>
+    </w:p>
+    <w:p>
+      <w:r>
+        <w:t>1. Day 9 stays Hall 3; day 13 becomes Hall 1.</w:t>
+      </w:r>
+    </w:p>
+    <w:p>
+      <w:r>
+        <w:t>2. We can decide the result without examining the changed input or the procedure.</w:t>
+      </w:r>
+    </w:p>
+    <w:p>
+      <w:r>
+        <w:t>3. This one example guarantees correct results for every future input.</w:t>
+      </w:r>
+    </w:p>
+    <w:p>
+      <w:pPr>
+        <w:pStyle w:val="Heading3"/>
+      </w:pPr>
+      <w:r>
+        <w:t>My selected conclusion, deciding fact and explanation</w:t>
+      </w:r>
+    </w:p>
+    <w:p>
+      <w:r>
+        <w:t>________________________________________________________________</w:t>
+      </w:r>
+    </w:p>
+    <w:p>
+      <w:r>
+        <w:t>________________________________________________________________</w:t>
+      </w:r>
+    </w:p>
+    <w:p>
+      <w:r>
+        <w:t>________________________________________________________________</w:t>
+      </w:r>
+    </w:p>
+    <w:p>
+      <w:r>
+        <w:t>________________________________________________________________</w:t>
+      </w:r>
+    </w:p>
+    <w:p>
+      <w:r>
+        <w:t>________________________________________________________________</w:t>
+      </w:r>
+    </w:p>
+    <w:p>
+      <w:r>
+        <w:t>Hint if needed: Use the changed condition and the deciding step in the pictorial trace. The answer must say what follows from those facts.</w:t>
+      </w:r>
+    </w:p>
+    <w:p>
+      <w:r>
+        <w:t>After your attempt, compare with the supported explanation: Day 9 stays Hall 3; day 13 becomes Hall 1. The new authoritative change applies from its stated effective date, not retroactively.</w:t>
+      </w:r>
+    </w:p>
+    <w:p>
+      <w:pPr>
+        <w:pStyle w:val="Heading3"/>
+      </w:pPr>
+      <w:r>
+        <w:t>Repair a missing building block</w:t>
+      </w:r>
+    </w:p>
+    <w:p>
+      <w:r>
+        <w:t>Review Hallucination Failure Types (ai-3/14). Goal: Explain the mechanism and terminology of generation failures and verification. Short practice: Can we conclude there will definitely be no lunch from S alone?. Return to this week and explain what you changed.</w:t>
+      </w:r>
+    </w:p>
+    <w:p>
+      <w:r>
+        <w:t>Review Speech and Audio Systems (ai-3/12). Goal: Explain the mechanism and terminology of speech pipelines and multimodal evidence. Short practice: Which stage was initially wrong, and which stage was correctly operating on a wrong input?. Return to this week and explain what you changed.</w:t>
+      </w:r>
+    </w:p>
+    <w:p>
+      <w:r>
+        <w:t>Review Prompt Evaluation (ai-3/9). Goal: Explain the mechanism and terminology of controlled prompt experiments. Short practice: Why is B’s selection defensible here without calling it universally superior?. Return to this week and explain what you changed.</w:t>
+      </w:r>
+    </w:p>
+    <w:p>
+      <w:pPr>
+        <w:pStyle w:val="Heading3"/>
+      </w:pPr>
+      <w:r>
+        <w:t>Keep your completed work</w:t>
+      </w:r>
+    </w:p>
+    <w:p>
+      <w:r>
+        <w:t>Use Download completed work in the hosted lesson to export your answers, reflections, practice feedback and code-run evidence. Open the HTML copy to read or print it. Drafts stay in this browser when storage is available; clear drafts on a shared device.</w:t>
+      </w:r>
+    </w:p>
+    <w:p>
+      <w:pPr>
+        <w:pStyle w:val="Heading3"/>
+      </w:pPr>
+      <w:r>
+        <w:t>What I repaired, the evidence I kept and the next test</w:t>
+      </w:r>
+    </w:p>
+    <w:p>
+      <w:r>
+        <w:t>________________________________________________________________</w:t>
+      </w:r>
+    </w:p>
+    <w:p>
+      <w:r>
+        <w:t>________________________________________________________________</w:t>
+      </w:r>
+    </w:p>
+    <w:p>
+      <w:r>
+        <w:t>________________________________________________________________</w:t>
+      </w:r>
+    </w:p>
+    <w:p>
+      <w:r>
+        <w:t>________________________________________________________________</w:t>
+      </w:r>
+    </w:p>
+    <w:p>
+      <w:r>
+        <w:t>________________________________________________________________</w:t>
+      </w:r>
+    </w:p>
     <w:sectPr>
       <w:pgSz w:w="12240" w:h="15840"/>
       <w:pgMar w:top="936" w:right="1008" w:bottom="936" w:left="1008" w:header="720" w:footer="720" w:gutter="0"/>

--- a/downloads/workbook/ai-3-week-15.docx
+++ b/downloads/workbook/ai-3-week-15.docx
@@ -30,6 +30,17 @@
     </w:p>
     <w:p>
       <w:r>
+        <w:t>Record your starting explanation for Source Quality before opening notes. Show any later correction separately.</w:t>
+      </w:r>
+    </w:p>
+    <w:p>
+      <w:pPr>
+        <w:spacing w:line="336" w:lineRule="auto" w:after="180"/>
+      </w:pPr>
+      <w:r>
+        <w:rPr>
+          <w:b w:val="0"/>
+        </w:rPr>
         <w:t>Try the recall before opening notes. Then use a different colour or a labelled second line to correct your explanation.</w:t>
       </w:r>
     </w:p>
@@ -42,7 +53,13 @@
       </w:r>
     </w:p>
     <w:p>
-      <w:r>
+      <w:pPr>
+        <w:spacing w:line="336" w:lineRule="auto" w:after="180"/>
+      </w:pPr>
+      <w:r>
+        <w:rPr>
+          <w:b w:val="0"/>
+        </w:rPr>
         <w:t>Without opening the old lesson, explain one key idea from Hallucination Failure Types. Give an example and a mistake that the idea helps you avoid.</w:t>
       </w:r>
     </w:p>
@@ -78,7 +95,13 @@
       </w:r>
     </w:p>
     <w:p>
-      <w:r>
+      <w:pPr>
+        <w:spacing w:line="336" w:lineRule="auto" w:after="180"/>
+      </w:pPr>
+      <w:r>
+        <w:rPr>
+          <w:b w:val="0"/>
+        </w:rPr>
         <w:t>Without opening the old lesson, explain one key idea from Speech and Audio Systems. Give an example and a mistake that the idea helps you avoid.</w:t>
       </w:r>
     </w:p>
@@ -114,7 +137,13 @@
       </w:r>
     </w:p>
     <w:p>
-      <w:r>
+      <w:pPr>
+        <w:spacing w:line="336" w:lineRule="auto" w:after="180"/>
+      </w:pPr>
+      <w:r>
+        <w:rPr>
+          <w:b w:val="0"/>
+        </w:rPr>
         <w:t>Without opening the old lesson, explain one key idea from Prompt Evaluation. Give an example and a mistake that the idea helps you avoid.</w:t>
       </w:r>
     </w:p>
@@ -151,6 +180,17 @@
     </w:p>
     <w:p>
       <w:r>
+        <w:t>Complete the supported Source Quality trace and record the first step you can explain without help.</w:t>
+      </w:r>
+    </w:p>
+    <w:p>
+      <w:pPr>
+        <w:spacing w:line="336" w:lineRule="auto" w:after="180"/>
+      </w:pPr>
+      <w:r>
+        <w:rPr>
+          <w:b w:val="0"/>
+        </w:rPr>
         <w:t>Use W2: Trace the worked case for Conflicting and time-sensitive sources. Record the answer once; the lesson and workbook refer to the same attempt.</w:t>
       </w:r>
     </w:p>
@@ -279,7 +319,29 @@
     </w:p>
     <w:p>
       <w:r>
-        <w:t>Use the worked case for Conflicting and time-sensitive sources. Proposed explanation: “The worked result establishes every future case”. Decide whether this explanation is supported. Point to the step or supplied fact that decides; explain your repair if needed.</w:t>
+        <w:t>Check the proposed Source Quality explanation against the supplied facts before discussing it.</w:t>
+      </w:r>
+    </w:p>
+    <w:p>
+      <w:pPr>
+        <w:spacing w:line="336" w:lineRule="auto" w:after="180"/>
+      </w:pPr>
+      <w:r>
+        <w:rPr>
+          <w:b w:val="0"/>
+        </w:rPr>
+        <w:t>Use the worked case for Conflicting and time-sensitive sources. Proposed explanation: “The worked result establishes every future case”. Decide whether this explanation is supported.</w:t>
+      </w:r>
+    </w:p>
+    <w:p>
+      <w:pPr>
+        <w:spacing w:line="336" w:lineRule="auto" w:after="180"/>
+      </w:pPr>
+      <w:r>
+        <w:rPr>
+          <w:b w:val="0"/>
+        </w:rPr>
+        <w:t>Point to the step or supplied fact that decides; explain your repair if needed.</w:t>
       </w:r>
     </w:p>
     <w:p>
@@ -319,6 +381,11 @@
       </w:r>
     </w:p>
     <w:p>
+      <w:r>
+        <w:t>Write one first attempt at the reserved independent case before feedback. Repeated copies of that case refer to the same recorded attempt.</w:t>
+      </w:r>
+    </w:p>
+    <w:p>
       <w:pPr>
         <w:pStyle w:val="Heading3"/>
       </w:pPr>
@@ -327,7 +394,13 @@
       </w:r>
     </w:p>
     <w:p>
-      <w:r>
+      <w:pPr>
+        <w:spacing w:line="336" w:lineRule="auto" w:after="180"/>
+      </w:pPr>
+      <w:r>
+        <w:rPr>
+          <w:b w:val="0"/>
+        </w:rPr>
         <w:t>Original allows capacity 14. Signed amendment lowers it to 9 effective day 5. Query concerns days 4 and 6. Trace both and preserve versions.</w:t>
       </w:r>
     </w:p>
@@ -375,7 +448,13 @@
       </w:r>
     </w:p>
     <w:p>
-      <w:r>
+      <w:pPr>
+        <w:spacing w:line="336" w:lineRule="auto" w:after="180"/>
+      </w:pPr>
+      <w:r>
+        <w:rPr>
+          <w:b w:val="0"/>
+        </w:rPr>
         <w:t>Attempt this case before feedback. Record any help. Earlier examples below are further practice; a case already practised with feedback cannot establish fresh transfer.</w:t>
       </w:r>
     </w:p>
@@ -389,6 +468,18 @@
     </w:p>
     <w:p>
       <w:r>
+        <w:t>Connect the Source Quality target to a trace and a justified conclusion.</w:t>
+      </w:r>
+    </w:p>
+    <w:p>
+      <w:pPr>
+        <w:spacing w:line="336" w:lineRule="auto" w:after="180"/>
+        <w:shd w:fill="F5F1FB"/>
+      </w:pPr>
+      <w:r>
+        <w:rPr>
+          <w:b w:val="0"/>
+        </w:rPr>
         <w:t>A school notice updated Friday conflicts with a blog quoting Monday's notice about a room change. Which source should you inspect first, and why is newest alone not enough?</w:t>
       </w:r>
     </w:p>
@@ -402,17 +493,47 @@
     </w:p>
     <w:p>
       <w:r>
+        <w:t>Solve the supplied Source Quality case and show the deciding evidence.</w:t>
+      </w:r>
+    </w:p>
+    <w:p>
+      <w:pPr>
+        <w:spacing w:line="336" w:lineRule="auto" w:after="180"/>
+      </w:pPr>
+      <w:r>
+        <w:rPr>
+          <w:b w:val="0"/>
+        </w:rPr>
         <w:t>An original experiment report and an anonymous unlinked summary describe a method.</w:t>
       </w:r>
     </w:p>
     <w:p>
-      <w:r>
+      <w:pPr>
+        <w:spacing w:line="336" w:lineRule="auto" w:after="180"/>
+        <w:shd w:fill="F5F1FB"/>
+      </w:pPr>
+      <w:r>
+        <w:rPr>
+          <w:b w:val="0"/>
+        </w:rPr>
         <w:t>Where should verification begin?</w:t>
       </w:r>
     </w:p>
     <w:p>
-      <w:r>
-        <w:t>Show your trace, calculation or evidence</w:t>
+      <w:pPr>
+        <w:spacing w:line="336" w:lineRule="auto" w:after="180"/>
+      </w:pPr>
+      <w:r>
+        <w:rPr>
+          <w:b w:val="0"/>
+        </w:rPr>
+        <w:t xml:space="preserve">Show your trace, calculation or </w:t>
+      </w:r>
+      <w:r>
+        <w:rPr>
+          <w:b/>
+        </w:rPr>
+        <w:t>evidence</w:t>
       </w:r>
     </w:p>
     <w:p>
@@ -458,11 +579,29 @@
     </w:p>
     <w:p>
       <w:r>
+        <w:t>Apply the procedure to the changed case and record why the conclusion follows.</w:t>
+      </w:r>
+    </w:p>
+    <w:p>
+      <w:pPr>
+        <w:spacing w:line="336" w:lineRule="auto" w:after="180"/>
+        <w:shd w:fill="F5F1FB"/>
+      </w:pPr>
+      <w:r>
+        <w:rPr>
+          <w:b w:val="0"/>
+        </w:rPr>
         <w:t>For a school's current opening time, compare an undated repost with a dated notice issued by the school. Which is the stronger starting source, and what must still be checked?</w:t>
       </w:r>
     </w:p>
     <w:p>
-      <w:r>
+      <w:pPr>
+        <w:spacing w:line="336" w:lineRule="auto" w:after="180"/>
+      </w:pPr>
+      <w:r>
+        <w:rPr>
+          <w:b w:val="0"/>
+        </w:rPr>
         <w:t>My independent answer and reason</w:t>
       </w:r>
     </w:p>
@@ -517,7 +656,30 @@
     </w:p>
     <w:p>
       <w:r>
-        <w:t>Create a changed input, boundary case or missing-information case. Write the expected answer or safe response before testing.</w:t>
+        <w:t>Specify a changed input, expected result and observation separately.</w:t>
+      </w:r>
+    </w:p>
+    <w:p>
+      <w:pPr>
+        <w:spacing w:line="336" w:lineRule="auto" w:after="180"/>
+      </w:pPr>
+      <w:r>
+        <w:rPr>
+          <w:b w:val="0"/>
+        </w:rPr>
+        <w:t xml:space="preserve">Create a changed </w:t>
+      </w:r>
+      <w:r>
+        <w:rPr>
+          <w:b/>
+        </w:rPr>
+        <w:t>input</w:t>
+      </w:r>
+      <w:r>
+        <w:rPr>
+          <w:b w:val="0"/>
+        </w:rPr>
+        <w:t>, boundary case or missing-information case. Write the expected answer or safe response before testing.</w:t>
       </w:r>
     </w:p>
     <w:tbl>
@@ -646,12 +808,41 @@
     </w:p>
     <w:p>
       <w:r>
+        <w:t>Justify what Source Quality adds to Verified Study Buddy and keep the evidence.</w:t>
+      </w:r>
+    </w:p>
+    <w:p>
+      <w:pPr>
+        <w:spacing w:line="336" w:lineRule="auto" w:after="180"/>
+      </w:pPr>
+      <w:r>
+        <w:rPr>
+          <w:b w:val="0"/>
+        </w:rPr>
         <w:t>Use an approved source list and record why each source fits the learner’s question.</w:t>
       </w:r>
     </w:p>
     <w:p>
-      <w:r>
-        <w:t>The project change and evidence I will keep</w:t>
+      <w:pPr>
+        <w:spacing w:line="336" w:lineRule="auto" w:after="180"/>
+      </w:pPr>
+      <w:r>
+        <w:rPr>
+          <w:b w:val="0"/>
+        </w:rPr>
+        <w:t xml:space="preserve">The project change and </w:t>
+      </w:r>
+      <w:r>
+        <w:rPr>
+          <w:b/>
+        </w:rPr>
+        <w:t>evidence</w:t>
+      </w:r>
+      <w:r>
+        <w:rPr>
+          <w:b w:val="0"/>
+        </w:rPr>
+        <w:t xml:space="preserve"> I will keep</w:t>
       </w:r>
     </w:p>
     <w:p>
@@ -697,11 +888,54 @@
     </w:p>
     <w:p>
       <w:r>
-        <w:t>I can explain the mechanism. I can show evidence. I can handle a changed case. I can name a limit. Mark each as not yet, with help or independently, and attach supporting work.</w:t>
-      </w:r>
-    </w:p>
-    <w:p>
-      <w:r>
+        <w:t>Judge explanation, evidence, transfer and limits separately; attach the work behind your judgement.</w:t>
+      </w:r>
+    </w:p>
+    <w:p>
+      <w:pPr>
+        <w:pStyle w:val="ListBullet"/>
+      </w:pPr>
+      <w:r>
+        <w:t>I can explain the mechanism.</w:t>
+      </w:r>
+    </w:p>
+    <w:p>
+      <w:pPr>
+        <w:pStyle w:val="ListBullet"/>
+      </w:pPr>
+      <w:r>
+        <w:t>I can show evidence.</w:t>
+      </w:r>
+    </w:p>
+    <w:p>
+      <w:pPr>
+        <w:pStyle w:val="ListBullet"/>
+      </w:pPr>
+      <w:r>
+        <w:t>I can handle a changed case.</w:t>
+      </w:r>
+    </w:p>
+    <w:p>
+      <w:pPr>
+        <w:pStyle w:val="ListBullet"/>
+      </w:pPr>
+      <w:r>
+        <w:t>I can name a limit.</w:t>
+      </w:r>
+    </w:p>
+    <w:p>
+      <w:r>
+        <w:t>Mark each as not yet, with help or independently, and attach supporting work.</w:t>
+      </w:r>
+    </w:p>
+    <w:p>
+      <w:pPr>
+        <w:spacing w:line="336" w:lineRule="auto" w:after="180"/>
+      </w:pPr>
+      <w:r>
+        <w:rPr>
+          <w:b w:val="0"/>
+        </w:rPr>
         <w:t>Teacher review ____________________  Next step ____________________</w:t>
       </w:r>
     </w:p>
@@ -715,6 +949,18 @@
     </w:p>
     <w:p>
       <w:r>
+        <w:t>Use this earlier case as transfer practice. A case already discussed with feedback is not fresh assessment evidence.</w:t>
+      </w:r>
+    </w:p>
+    <w:p>
+      <w:pPr>
+        <w:spacing w:line="336" w:lineRule="auto" w:after="180"/>
+        <w:shd w:fill="F5F1FB"/>
+      </w:pPr>
+      <w:r>
+        <w:rPr>
+          <w:b w:val="0"/>
+        </w:rPr>
         <w:t>A school notice updated Friday conflicts with a blog quoting Monday's notice about a room change. Which source should you inspect first, and why is newest alone not enough?</w:t>
       </w:r>
     </w:p>
@@ -762,7 +1008,13 @@
       </w:r>
     </w:p>
     <w:p>
-      <w:r>
+      <w:pPr>
+        <w:spacing w:line="336" w:lineRule="auto" w:after="180"/>
+      </w:pPr>
+      <w:r>
+        <w:rPr>
+          <w:b w:val="0"/>
+        </w:rPr>
         <w:t>Record support used: none, hint or teacher explanation.</w:t>
       </w:r>
     </w:p>
@@ -776,7 +1028,54 @@
     </w:p>
     <w:p>
       <w:r>
-        <w:t>Explain the weekly mechanism in your own words. Use the worked scenario to name its input, decision rule and output.</w:t>
+        <w:t>Explain the mechanism. Apply the supplied Source Quality facts and keep your reasoning.</w:t>
+      </w:r>
+    </w:p>
+    <w:p>
+      <w:pPr>
+        <w:spacing w:line="336" w:lineRule="auto" w:after="180"/>
+      </w:pPr>
+      <w:r>
+        <w:rPr>
+          <w:b w:val="0"/>
+        </w:rPr>
+        <w:t xml:space="preserve">Explain the weekly </w:t>
+      </w:r>
+      <w:r>
+        <w:rPr>
+          <w:b/>
+        </w:rPr>
+        <w:t>mechanism</w:t>
+      </w:r>
+      <w:r>
+        <w:rPr>
+          <w:b w:val="0"/>
+        </w:rPr>
+        <w:t xml:space="preserve"> in your own words. Use the worked scenario to name its </w:t>
+      </w:r>
+      <w:r>
+        <w:rPr>
+          <w:b/>
+        </w:rPr>
+        <w:t>input</w:t>
+      </w:r>
+      <w:r>
+        <w:rPr>
+          <w:b w:val="0"/>
+        </w:rPr>
+        <w:t xml:space="preserve">, decision rule and </w:t>
+      </w:r>
+      <w:r>
+        <w:rPr>
+          <w:b/>
+        </w:rPr>
+        <w:t>output</w:t>
+      </w:r>
+      <w:r>
+        <w:rPr>
+          <w:b w:val="0"/>
+        </w:rPr>
+        <w:t>.</w:t>
       </w:r>
     </w:p>
     <w:p>
@@ -827,6 +1126,17 @@
     </w:p>
     <w:p>
       <w:r>
+        <w:t>Trace the worked case. Apply the supplied Source Quality facts and keep your reasoning.</w:t>
+      </w:r>
+    </w:p>
+    <w:p>
+      <w:pPr>
+        <w:spacing w:line="336" w:lineRule="auto" w:after="180"/>
+      </w:pPr>
+      <w:r>
+        <w:rPr>
+          <w:b w:val="0"/>
+        </w:rPr>
         <w:t>Notice N says room A from Monday. Signed amendment M references N and changes to B effective Wednesday. Query asks Tuesday, then Thursday. Show the intermediate steps and give the conclusion with its scope.</w:t>
       </w:r>
     </w:p>
@@ -883,7 +1193,41 @@
     </w:p>
     <w:p>
       <w:r>
-        <w:t>A report omits this qualification: An unspecified authority or effective-time rule leaves a conflict unresolved; do not invent precedence. Explain how omitting it could change a reader's interpretation, and write an accurate replacement.</w:t>
+        <w:t>Audit the limit. Apply the supplied Source Quality facts and keep your reasoning.</w:t>
+      </w:r>
+    </w:p>
+    <w:p>
+      <w:pPr>
+        <w:spacing w:line="336" w:lineRule="auto" w:after="180"/>
+      </w:pPr>
+      <w:r>
+        <w:rPr>
+          <w:b w:val="0"/>
+        </w:rPr>
+        <w:t xml:space="preserve">A report omits this qualification: An unspecified </w:t>
+      </w:r>
+      <w:r>
+        <w:rPr>
+          <w:b/>
+        </w:rPr>
+        <w:t>authority</w:t>
+      </w:r>
+      <w:r>
+        <w:rPr>
+          <w:b w:val="0"/>
+        </w:rPr>
+        <w:t xml:space="preserve"> or effective-time rule leaves a conflict unresolved; do not invent precedence.</w:t>
+      </w:r>
+    </w:p>
+    <w:p>
+      <w:pPr>
+        <w:spacing w:line="336" w:lineRule="auto" w:after="180"/>
+      </w:pPr>
+      <w:r>
+        <w:rPr>
+          <w:b w:val="0"/>
+        </w:rPr>
+        <w:t>Explain how omitting it could change a reader's interpretation, and write an accurate replacement.</w:t>
       </w:r>
     </w:p>
     <w:p>
@@ -934,6 +1278,17 @@
     </w:p>
     <w:p>
       <w:r>
+        <w:t>Attempt before feedback. If this repeats the selected independent case, reuse that first attempt; otherwise keep a separate record. Apply a new case independently. Apply the supplied Source Quality facts and keep your reasoning.</w:t>
+      </w:r>
+    </w:p>
+    <w:p>
+      <w:pPr>
+        <w:spacing w:line="336" w:lineRule="auto" w:after="180"/>
+      </w:pPr>
+      <w:r>
+        <w:rPr>
+          <w:b w:val="0"/>
+        </w:rPr>
         <w:t>Original allows capacity 14. Signed amendment lowers it to 9 effective day 5. Query concerns days 4 and 6. Trace both and preserve versions.</w:t>
       </w:r>
     </w:p>
@@ -995,7 +1350,29 @@
     </w:p>
     <w:p>
       <w:r>
-        <w:t>For the worked scenario, propose one additional case that could reveal a failure, describe its expected outcome before running it, and explain what would need to remain fixed for a fair comparison. Do not reuse W4 as a new final test after receiving feedback.</w:t>
+        <w:t>Design a revealing follow-up. Apply the supplied Source Quality facts and keep your reasoning.</w:t>
+      </w:r>
+    </w:p>
+    <w:p>
+      <w:pPr>
+        <w:spacing w:line="336" w:lineRule="auto" w:after="180"/>
+      </w:pPr>
+      <w:r>
+        <w:rPr>
+          <w:b w:val="0"/>
+        </w:rPr>
+        <w:t>For the worked scenario, propose one additional case that could reveal a failure, describe its expected outcome before running it, and explain what would need to remain fixed for a fair comparison.</w:t>
+      </w:r>
+    </w:p>
+    <w:p>
+      <w:pPr>
+        <w:spacing w:line="336" w:lineRule="auto" w:after="180"/>
+      </w:pPr>
+      <w:r>
+        <w:rPr>
+          <w:b w:val="0"/>
+        </w:rPr>
+        <w:t>Do not reuse W4 as a new final test after receiving feedback.</w:t>
       </w:r>
     </w:p>
     <w:p>
@@ -1047,6 +1424,11 @@
       </w:pPr>
       <w:r>
         <w:t>17. Feedback, return check and learning record</w:t>
+      </w:r>
+    </w:p>
+    <w:p>
+      <w:r>
+        <w:t>Record the first repaired step and a different case to revisit after a delay.</w:t>
       </w:r>
     </w:p>
     <w:tbl>
@@ -1186,7 +1568,13 @@
       </w:tr>
     </w:tbl>
     <w:p>
-      <w:r>
+      <w:pPr>
+        <w:spacing w:line="336" w:lineRule="auto" w:after="180"/>
+      </w:pPr>
+      <w:r>
+        <w:rPr>
+          <w:b w:val="0"/>
+        </w:rPr>
         <w:t>Revisit this idea with your teacher after a delay. Familiarity is different from explaining and using it on a changed case.</w:t>
       </w:r>
     </w:p>
@@ -1200,16 +1588,39 @@
     </w:p>
     <w:p>
       <w:r>
+        <w:t>A fictional Study Buddy answers which room a club is authorised to use. Explain the labelled step before checking the changed condition.</w:t>
+      </w:r>
+    </w:p>
+    <w:p>
+      <w:pPr>
+        <w:spacing w:line="336" w:lineRule="auto" w:after="180"/>
+      </w:pPr>
+      <w:r>
+        <w:rPr>
+          <w:b w:val="0"/>
+        </w:rPr>
         <w:t>A fictional Study Buddy answers which room a club is authorised to use.</w:t>
       </w:r>
     </w:p>
     <w:p>
-      <w:r>
+      <w:pPr>
+        <w:spacing w:line="336" w:lineRule="auto" w:after="180"/>
+      </w:pPr>
+      <w:r>
+        <w:rPr>
+          <w:b w:val="0"/>
+        </w:rPr>
         <w:t>Signed notice A: Hall 1 from day 1. Signed amendment B references A and changes to Hall 3 effective day 8.</w:t>
       </w:r>
     </w:p>
     <w:p>
-      <w:r>
+      <w:pPr>
+        <w:spacing w:line="336" w:lineRule="auto" w:after="180"/>
+      </w:pPr>
+      <w:r>
+        <w:rPr>
+          <w:b w:val="0"/>
+        </w:rPr>
         <w:t>An old copy of A is reuploaded on day 10. B remains the authoritative amendment. Queries concern day 6 and day 9.</w:t>
       </w:r>
     </w:p>
@@ -1250,7 +1661,14 @@
       </w:r>
     </w:p>
     <w:p>
-      <w:r>
+      <w:pPr>
+        <w:spacing w:line="336" w:lineRule="auto" w:after="180"/>
+        <w:shd w:fill="F5F1FB"/>
+      </w:pPr>
+      <w:r>
+        <w:rPr>
+          <w:b w:val="0"/>
+        </w:rPr>
         <w:t>Which source fields must be checked before answering day 9?</w:t>
       </w:r>
     </w:p>
@@ -1293,13 +1711,58 @@
       </w:r>
     </w:p>
     <w:p>
-      <w:r>
-        <w:t>Support used: alone / hint / worked example. This record is practice evidence.</w:t>
-      </w:r>
-    </w:p>
-    <w:p>
-      <w:r>
-        <w:t>Project connection: Store Study Buddy source identity, version, authority and effective date, especially for schedules or changing classroom rules.</w:t>
+      <w:pPr>
+        <w:pStyle w:val="Heading3"/>
+      </w:pPr>
+      <w:r>
+        <w:t>Record the help used</w:t>
+      </w:r>
+    </w:p>
+    <w:p>
+      <w:pPr>
+        <w:spacing w:line="336" w:lineRule="auto" w:after="180"/>
+        <w:shd w:fill="F1F6F8"/>
+      </w:pPr>
+      <w:r>
+        <w:rPr>
+          <w:b w:val="0"/>
+        </w:rPr>
+        <w:t xml:space="preserve">Support used: alone / hint / worked example. This record is practice </w:t>
+      </w:r>
+      <w:r>
+        <w:rPr>
+          <w:b/>
+        </w:rPr>
+        <w:t>evidence</w:t>
+      </w:r>
+      <w:r>
+        <w:rPr>
+          <w:b w:val="0"/>
+        </w:rPr>
+        <w:t>.</w:t>
+      </w:r>
+    </w:p>
+    <w:p>
+      <w:pPr>
+        <w:spacing w:line="336" w:lineRule="auto" w:after="180"/>
+      </w:pPr>
+      <w:r>
+        <w:rPr>
+          <w:b w:val="0"/>
+        </w:rPr>
+        <w:t xml:space="preserve">Project connection: Store Study Buddy source identity, version, </w:t>
+      </w:r>
+      <w:r>
+        <w:rPr>
+          <w:b/>
+        </w:rPr>
+        <w:t>authority</w:t>
+      </w:r>
+      <w:r>
+        <w:rPr>
+          <w:b w:val="0"/>
+        </w:rPr>
+        <w:t xml:space="preserve"> and effective date, especially for schedules or changing classroom rules.</w:t>
       </w:r>
     </w:p>
     <w:p>
@@ -1312,17 +1775,52 @@
     </w:p>
     <w:p>
       <w:r>
+        <w:t>Keep this week’s input, deciding step, result and limit together in the Verified Study Buddy record.</w:t>
+      </w:r>
+    </w:p>
+    <w:p>
+      <w:pPr>
+        <w:spacing w:line="336" w:lineRule="auto" w:after="180"/>
+      </w:pPr>
+      <w:r>
+        <w:rPr>
+          <w:b w:val="0"/>
+        </w:rPr>
         <w:t>Project: Verified Study Buddy</w:t>
       </w:r>
     </w:p>
     <w:p>
-      <w:r>
+      <w:pPr>
+        <w:spacing w:line="336" w:lineRule="auto" w:after="180"/>
+      </w:pPr>
+      <w:r>
+        <w:rPr>
+          <w:b w:val="0"/>
+        </w:rPr>
         <w:t>Current milestone: Test changed cases. Keep normal, boundary and failure cases; compare expected and observed results.</w:t>
       </w:r>
     </w:p>
     <w:p>
-      <w:r>
-        <w:t>Store Study Buddy source identity, version, authority and effective date, especially for schedules or changing classroom rules.</w:t>
+      <w:pPr>
+        <w:spacing w:line="336" w:lineRule="auto" w:after="180"/>
+      </w:pPr>
+      <w:r>
+        <w:rPr>
+          <w:b w:val="0"/>
+        </w:rPr>
+        <w:t xml:space="preserve">Store Study Buddy source identity, version, </w:t>
+      </w:r>
+      <w:r>
+        <w:rPr>
+          <w:b/>
+        </w:rPr>
+        <w:t>authority</w:t>
+      </w:r>
+      <w:r>
+        <w:rPr>
+          <w:b w:val="0"/>
+        </w:rPr>
+        <w:t xml:space="preserve"> and effective date, especially for schedules or changing classroom rules.</w:t>
       </w:r>
     </w:p>
     <w:tbl>
@@ -1484,11 +1982,28 @@
     </w:p>
     <w:p>
       <w:r>
+        <w:t>Try the supported questions before comparing with hints and feedback. Record what you repaired and the evidence you retained.</w:t>
+      </w:r>
+    </w:p>
+    <w:p>
+      <w:pPr>
+        <w:spacing w:line="336" w:lineRule="auto" w:after="180"/>
+      </w:pPr>
+      <w:r>
+        <w:rPr>
+          <w:b w:val="0"/>
+        </w:rPr>
         <w:t>Use this supported practice once, in the browser or on paper. Keep the reserved independent assessment for a separate first attempt before teacher feedback.</w:t>
       </w:r>
     </w:p>
     <w:p>
-      <w:r>
+      <w:pPr>
+        <w:spacing w:line="336" w:lineRule="auto" w:after="180"/>
+      </w:pPr>
+      <w:r>
+        <w:rPr>
+          <w:b w:val="0"/>
+        </w:rPr>
         <w:t>A fictional Study Buddy answers which room a club is authorised to use.</w:t>
       </w:r>
     </w:p>
@@ -1501,28 +2016,68 @@
       </w:r>
     </w:p>
     <w:p>
-      <w:r>
+      <w:pPr>
+        <w:spacing w:line="336" w:lineRule="auto" w:after="180"/>
+      </w:pPr>
+      <w:r>
+        <w:rPr>
+          <w:b w:val="0"/>
+        </w:rPr>
         <w:t>Which labelled step matches this detail? Reuploading old A on day 10 does not revoke B.</w:t>
       </w:r>
     </w:p>
     <w:p>
-      <w:r>
+      <w:pPr>
+        <w:spacing w:line="336" w:lineRule="auto" w:after="180"/>
+        <w:shd w:fill="F4F9FC"/>
+      </w:pPr>
+      <w:r>
+        <w:rPr>
+          <w:b w:val="0"/>
+        </w:rPr>
         <w:t>1. Day 9</w:t>
       </w:r>
     </w:p>
     <w:p>
-      <w:r>
+      <w:pPr>
+        <w:spacing w:line="336" w:lineRule="auto" w:after="180"/>
+        <w:shd w:fill="F4F9FC"/>
+      </w:pPr>
+      <w:r>
+        <w:rPr>
+          <w:b w:val="0"/>
+        </w:rPr>
         <w:t>2. Ignore upload shortcut</w:t>
       </w:r>
     </w:p>
     <w:p>
-      <w:r>
+      <w:pPr>
+        <w:spacing w:line="336" w:lineRule="auto" w:after="180"/>
+        <w:shd w:fill="F4F9FC"/>
+      </w:pPr>
+      <w:r>
+        <w:rPr>
+          <w:b w:val="0"/>
+        </w:rPr>
         <w:t>3. Day 6</w:t>
       </w:r>
     </w:p>
     <w:p>
-      <w:r>
-        <w:t>4. Check authority</w:t>
+      <w:pPr>
+        <w:spacing w:line="336" w:lineRule="auto" w:after="180"/>
+        <w:shd w:fill="F4F9FC"/>
+      </w:pPr>
+      <w:r>
+        <w:rPr>
+          <w:b w:val="0"/>
+        </w:rPr>
+        <w:t xml:space="preserve">4. Check </w:t>
+      </w:r>
+      <w:r>
+        <w:rPr>
+          <w:b/>
+        </w:rPr>
+        <w:t>authority</w:t>
       </w:r>
     </w:p>
     <w:p>
@@ -1559,41 +2114,155 @@
       </w:r>
     </w:p>
     <w:p>
-      <w:r>
+      <w:pPr>
+        <w:pStyle w:val="Heading3"/>
+      </w:pPr>
+      <w:r>
+        <w:t>Hint · try first</w:t>
+      </w:r>
+    </w:p>
+    <w:p>
+      <w:pPr>
+        <w:spacing w:line="336" w:lineRule="auto" w:after="180"/>
+        <w:shd w:fill="F1F6F8"/>
+      </w:pPr>
+      <w:r>
+        <w:rPr>
+          <w:b w:val="0"/>
+        </w:rPr>
         <w:t>Hint if needed: Read the steps in the pictorial case. Match the supplied detail to the stage that performs or records it.</w:t>
       </w:r>
     </w:p>
     <w:p>
-      <w:r>
-        <w:t>After your attempt, compare with the supported explanation: Ignore upload shortcut Reuploading old A on day 10 does not revoke B. A source’s upload time and the time its rule takes effect answer different questions. Preserve version relationships and the query’s intended date. The current authoritative chain gives a consistent answer to both queries. A later filename or timestamp alone cannot establish that an old record supersedes a signed amendment.</w:t>
-      </w:r>
-    </w:p>
-    <w:p>
       <w:pPr>
         <w:pStyle w:val="Heading3"/>
       </w:pPr>
       <w:r>
+        <w:t>Feedback · compare after trying</w:t>
+      </w:r>
+    </w:p>
+    <w:p>
+      <w:pPr>
+        <w:spacing w:line="336" w:lineRule="auto" w:after="180"/>
+        <w:shd w:fill="F1F6FC"/>
+      </w:pPr>
+      <w:r>
+        <w:rPr>
+          <w:b w:val="0"/>
+        </w:rPr>
+        <w:t>After your attempt, compare with the supported explanation: Ignore upload shortcut Reuploading old A on day 10 does not revoke B. A source’s upload time and the time its rule takes effect answer different questions.</w:t>
+      </w:r>
+    </w:p>
+    <w:p>
+      <w:pPr>
+        <w:spacing w:line="336" w:lineRule="auto" w:after="180"/>
+        <w:shd w:fill="F1F6FC"/>
+      </w:pPr>
+      <w:r>
+        <w:rPr>
+          <w:b w:val="0"/>
+        </w:rPr>
+        <w:t>Preserve version relationships and the query’s intended date. The current authoritative chain gives a consistent answer to both queries.</w:t>
+      </w:r>
+    </w:p>
+    <w:p>
+      <w:pPr>
+        <w:spacing w:line="336" w:lineRule="auto" w:after="180"/>
+        <w:shd w:fill="F1F6FC"/>
+      </w:pPr>
+      <w:r>
+        <w:rPr>
+          <w:b w:val="0"/>
+        </w:rPr>
+        <w:t>A later filename or timestamp alone cannot establish that an old record supersedes a signed amendment.</w:t>
+      </w:r>
+    </w:p>
+    <w:p>
+      <w:pPr>
+        <w:pStyle w:val="Heading3"/>
+      </w:pPr>
+      <w:r>
         <w:t>Practice 2: explain the deciding evidence</w:t>
       </w:r>
     </w:p>
     <w:p>
-      <w:r>
+      <w:pPr>
+        <w:pStyle w:val="Heading3"/>
+      </w:pPr>
+      <w:r>
+        <w:t>Changed case · predict first</w:t>
+      </w:r>
+    </w:p>
+    <w:p>
+      <w:pPr>
+        <w:spacing w:line="336" w:lineRule="auto" w:after="180"/>
+        <w:shd w:fill="F5F1FB"/>
+      </w:pPr>
+      <w:r>
+        <w:rPr>
+          <w:b w:val="0"/>
+        </w:rPr>
         <w:t>Changed-case practice: A signed amendment C explicitly revokes B effective day 12 and restores Hall 1. Which conclusion is supported by the supplied facts?</w:t>
       </w:r>
     </w:p>
     <w:p>
-      <w:r>
+      <w:pPr>
+        <w:spacing w:line="336" w:lineRule="auto" w:after="180"/>
+        <w:shd w:fill="F4F9FC"/>
+      </w:pPr>
+      <w:r>
+        <w:rPr>
+          <w:b w:val="0"/>
+        </w:rPr>
         <w:t>1. Day 9 stays Hall 3; day 13 becomes Hall 1.</w:t>
       </w:r>
     </w:p>
     <w:p>
-      <w:r>
-        <w:t>2. We can decide the result without examining the changed input or the procedure.</w:t>
-      </w:r>
-    </w:p>
-    <w:p>
-      <w:r>
-        <w:t>3. This one example guarantees correct results for every future input.</w:t>
+      <w:pPr>
+        <w:spacing w:line="336" w:lineRule="auto" w:after="180"/>
+        <w:shd w:fill="F4F9FC"/>
+      </w:pPr>
+      <w:r>
+        <w:rPr>
+          <w:b w:val="0"/>
+        </w:rPr>
+        <w:t xml:space="preserve">2. We can decide the result without examining the changed </w:t>
+      </w:r>
+      <w:r>
+        <w:rPr>
+          <w:b/>
+        </w:rPr>
+        <w:t>input</w:t>
+      </w:r>
+      <w:r>
+        <w:rPr>
+          <w:b w:val="0"/>
+        </w:rPr>
+        <w:t xml:space="preserve"> or the procedure.</w:t>
+      </w:r>
+    </w:p>
+    <w:p>
+      <w:pPr>
+        <w:spacing w:line="336" w:lineRule="auto" w:after="180"/>
+        <w:shd w:fill="F4F9FC"/>
+      </w:pPr>
+      <w:r>
+        <w:rPr>
+          <w:b w:val="0"/>
+        </w:rPr>
+        <w:t xml:space="preserve">3. This one example guarantees correct results for every future </w:t>
+      </w:r>
+      <w:r>
+        <w:rPr>
+          <w:b/>
+        </w:rPr>
+        <w:t>input</w:t>
+      </w:r>
+      <w:r>
+        <w:rPr>
+          <w:b w:val="0"/>
+        </w:rPr>
+        <w:t>.</w:t>
       </w:r>
     </w:p>
     <w:p>
@@ -1630,12 +2299,42 @@
       </w:r>
     </w:p>
     <w:p>
-      <w:r>
+      <w:pPr>
+        <w:pStyle w:val="Heading3"/>
+      </w:pPr>
+      <w:r>
+        <w:t>Hint · try first</w:t>
+      </w:r>
+    </w:p>
+    <w:p>
+      <w:pPr>
+        <w:spacing w:line="336" w:lineRule="auto" w:after="180"/>
+        <w:shd w:fill="F1F6F8"/>
+      </w:pPr>
+      <w:r>
+        <w:rPr>
+          <w:b w:val="0"/>
+        </w:rPr>
         <w:t>Hint if needed: Use the changed condition and the deciding step in the pictorial trace. The answer must say what follows from those facts.</w:t>
       </w:r>
     </w:p>
     <w:p>
-      <w:r>
+      <w:pPr>
+        <w:pStyle w:val="Heading3"/>
+      </w:pPr>
+      <w:r>
+        <w:t>Feedback · compare after trying</w:t>
+      </w:r>
+    </w:p>
+    <w:p>
+      <w:pPr>
+        <w:spacing w:line="336" w:lineRule="auto" w:after="180"/>
+        <w:shd w:fill="F1F6FC"/>
+      </w:pPr>
+      <w:r>
+        <w:rPr>
+          <w:b w:val="0"/>
+        </w:rPr>
         <w:t>After your attempt, compare with the supported explanation: Day 9 stays Hall 3; day 13 becomes Hall 1. The new authoritative change applies from its stated effective date, not retroactively.</w:t>
       </w:r>
     </w:p>
@@ -1648,18 +2347,129 @@
       </w:r>
     </w:p>
     <w:p>
-      <w:r>
-        <w:t>Review Hallucination Failure Types (ai-3/14). Goal: Explain the mechanism and terminology of generation failures and verification. Short practice: Can we conclude there will definitely be no lunch from S alone?. Return to this week and explain what you changed.</w:t>
-      </w:r>
-    </w:p>
-    <w:p>
-      <w:r>
-        <w:t>Review Speech and Audio Systems (ai-3/12). Goal: Explain the mechanism and terminology of speech pipelines and multimodal evidence. Short practice: Which stage was initially wrong, and which stage was correctly operating on a wrong input?. Return to this week and explain what you changed.</w:t>
-      </w:r>
-    </w:p>
-    <w:p>
-      <w:r>
-        <w:t>Review Prompt Evaluation (ai-3/9). Goal: Explain the mechanism and terminology of controlled prompt experiments. Short practice: Why is B’s selection defensible here without calling it universally superior?. Return to this week and explain what you changed.</w:t>
+      <w:pPr>
+        <w:spacing w:line="336" w:lineRule="auto" w:after="180"/>
+      </w:pPr>
+      <w:r>
+        <w:rPr>
+          <w:b w:val="0"/>
+        </w:rPr>
+        <w:t xml:space="preserve">Review Hallucination Failure Types (ai-3/14). Goal: Explain the </w:t>
+      </w:r>
+      <w:r>
+        <w:rPr>
+          <w:b/>
+        </w:rPr>
+        <w:t>mechanism</w:t>
+      </w:r>
+      <w:r>
+        <w:rPr>
+          <w:b w:val="0"/>
+        </w:rPr>
+        <w:t xml:space="preserve"> and terminology of generation failures and verification. Short practice: Can we conclude there will definitely be no lunch from S alone?.</w:t>
+      </w:r>
+    </w:p>
+    <w:p>
+      <w:pPr>
+        <w:spacing w:line="336" w:lineRule="auto" w:after="180"/>
+      </w:pPr>
+      <w:r>
+        <w:rPr>
+          <w:b w:val="0"/>
+        </w:rPr>
+        <w:t>Return to this week and explain what you changed.</w:t>
+      </w:r>
+    </w:p>
+    <w:p>
+      <w:pPr>
+        <w:spacing w:line="336" w:lineRule="auto" w:after="180"/>
+      </w:pPr>
+      <w:r>
+        <w:rPr>
+          <w:b w:val="0"/>
+        </w:rPr>
+        <w:t xml:space="preserve">Review Speech and Audio Systems (ai-3/12). Goal: Explain the </w:t>
+      </w:r>
+      <w:r>
+        <w:rPr>
+          <w:b/>
+        </w:rPr>
+        <w:t>mechanism</w:t>
+      </w:r>
+      <w:r>
+        <w:rPr>
+          <w:b w:val="0"/>
+        </w:rPr>
+        <w:t xml:space="preserve"> and terminology of speech pipelines and multimodal </w:t>
+      </w:r>
+      <w:r>
+        <w:rPr>
+          <w:b/>
+        </w:rPr>
+        <w:t>evidence</w:t>
+      </w:r>
+      <w:r>
+        <w:rPr>
+          <w:b w:val="0"/>
+        </w:rPr>
+        <w:t>.</w:t>
+      </w:r>
+    </w:p>
+    <w:p>
+      <w:pPr>
+        <w:spacing w:line="336" w:lineRule="auto" w:after="180"/>
+      </w:pPr>
+      <w:r>
+        <w:rPr>
+          <w:b w:val="0"/>
+        </w:rPr>
+        <w:t xml:space="preserve">Short practice: Which stage was initially wrong, and which stage was correctly operating on a wrong </w:t>
+      </w:r>
+      <w:r>
+        <w:rPr>
+          <w:b/>
+        </w:rPr>
+        <w:t>input</w:t>
+      </w:r>
+      <w:r>
+        <w:rPr>
+          <w:b w:val="0"/>
+        </w:rPr>
+        <w:t>?. Return to this week and explain what you changed.</w:t>
+      </w:r>
+    </w:p>
+    <w:p>
+      <w:pPr>
+        <w:spacing w:line="336" w:lineRule="auto" w:after="180"/>
+      </w:pPr>
+      <w:r>
+        <w:rPr>
+          <w:b w:val="0"/>
+        </w:rPr>
+        <w:t xml:space="preserve">Review Prompt Evaluation (ai-3/9). Goal: Explain the </w:t>
+      </w:r>
+      <w:r>
+        <w:rPr>
+          <w:b/>
+        </w:rPr>
+        <w:t>mechanism</w:t>
+      </w:r>
+      <w:r>
+        <w:rPr>
+          <w:b w:val="0"/>
+        </w:rPr>
+        <w:t xml:space="preserve"> and terminology of controlled prompt experiments. Short practice: Why is B’s selection defensible here without calling it universally superior?.</w:t>
+      </w:r>
+    </w:p>
+    <w:p>
+      <w:pPr>
+        <w:spacing w:line="336" w:lineRule="auto" w:after="180"/>
+      </w:pPr>
+      <w:r>
+        <w:rPr>
+          <w:b w:val="0"/>
+        </w:rPr>
+        <w:t>Return to this week and explain what you changed.</w:t>
       </w:r>
     </w:p>
     <w:p>
@@ -1671,8 +2481,37 @@
       </w:r>
     </w:p>
     <w:p>
-      <w:r>
-        <w:t>Use Download completed work in the hosted lesson to export your answers, reflections, practice feedback and code-run evidence. Open the HTML copy to read or print it. Drafts stay in this browser when storage is available; clear drafts on a shared device.</w:t>
+      <w:pPr>
+        <w:spacing w:line="336" w:lineRule="auto" w:after="180"/>
+      </w:pPr>
+      <w:r>
+        <w:rPr>
+          <w:b w:val="0"/>
+        </w:rPr>
+        <w:t xml:space="preserve">Use Download completed work in the hosted lesson to export your answers, reflections, practice feedback and code-run </w:t>
+      </w:r>
+      <w:r>
+        <w:rPr>
+          <w:b/>
+        </w:rPr>
+        <w:t>evidence</w:t>
+      </w:r>
+      <w:r>
+        <w:rPr>
+          <w:b w:val="0"/>
+        </w:rPr>
+        <w:t>. Open the HTML copy to read or print it.</w:t>
+      </w:r>
+    </w:p>
+    <w:p>
+      <w:pPr>
+        <w:spacing w:line="336" w:lineRule="auto" w:after="180"/>
+      </w:pPr>
+      <w:r>
+        <w:rPr>
+          <w:b w:val="0"/>
+        </w:rPr>
+        <w:t>Drafts stay in this browser when storage is available; clear drafts on a shared device.</w:t>
       </w:r>
     </w:p>
     <w:p>
@@ -1686,6 +2525,777 @@
     <w:p>
       <w:r>
         <w:t>________________________________________________________________</w:t>
+      </w:r>
+    </w:p>
+    <w:p>
+      <w:r>
+        <w:t>________________________________________________________________</w:t>
+      </w:r>
+    </w:p>
+    <w:p>
+      <w:r>
+        <w:t>________________________________________________________________</w:t>
+      </w:r>
+    </w:p>
+    <w:p>
+      <w:r>
+        <w:t>________________________________________________________________</w:t>
+      </w:r>
+    </w:p>
+    <w:p>
+      <w:r>
+        <w:t>________________________________________________________________</w:t>
+      </w:r>
+    </w:p>
+    <w:p>
+      <w:pPr>
+        <w:pStyle w:val="Heading1"/>
+      </w:pPr>
+      <w:r>
+        <w:t>21. Visual concept journey</w:t>
+      </w:r>
+    </w:p>
+    <w:p>
+      <w:r>
+        <w:t>Explain each Source Quality picture from its labels, then record a relevant limit.</w:t>
+      </w:r>
+    </w:p>
+    <w:p>
+      <w:pPr>
+        <w:pStyle w:val="Heading3"/>
+      </w:pPr>
+      <w:r>
+        <w:t>01. Source Quality: the case</w:t>
+      </w:r>
+    </w:p>
+    <w:p>
+      <w:r>
+        <w:drawing>
+          <wp:inline xmlns:a="http://schemas.openxmlformats.org/drawingml/2006/main" xmlns:pic="http://schemas.openxmlformats.org/drawingml/2006/picture">
+            <wp:extent cx="5486400" cy="3142488"/>
+            <wp:docPr id="2" name="Picture 2" descr="A fictional Study Buddy answers which room a club is authorised to use. Supplied facts: Signed notice A: Hall 1 from day 1. Signed amendment B references A and changes to Hall 3 effective day 8. An old copy of A is reuploaded on day 10. B remains the authoritative amendment. Queries concern day 6 and day 9."/>
+            <wp:cNvGraphicFramePr>
+              <a:graphicFrameLocks noChangeAspect="1"/>
+            </wp:cNvGraphicFramePr>
+            <a:graphic>
+              <a:graphicData uri="http://schemas.openxmlformats.org/drawingml/2006/picture">
+                <pic:pic>
+                  <pic:nvPicPr>
+                    <pic:cNvPr id="0" name="academy-story-ai-3-15-01.png"/>
+                    <pic:cNvPicPr/>
+                  </pic:nvPicPr>
+                  <pic:blipFill>
+                    <a:blip r:embed="rId10"/>
+                    <a:stretch>
+                      <a:fillRect/>
+                    </a:stretch>
+                  </pic:blipFill>
+                  <pic:spPr>
+                    <a:xfrm>
+                      <a:off x="0" y="0"/>
+                      <a:ext cx="5486400" cy="3142488"/>
+                    </a:xfrm>
+                    <a:prstGeom prst="rect"/>
+                  </pic:spPr>
+                </pic:pic>
+              </a:graphicData>
+            </a:graphic>
+          </wp:inline>
+        </w:drawing>
+      </w:r>
+    </w:p>
+    <w:p>
+      <w:pPr>
+        <w:spacing w:line="336" w:lineRule="auto" w:after="180"/>
+      </w:pPr>
+      <w:r>
+        <w:rPr>
+          <w:b w:val="0"/>
+        </w:rPr>
+        <w:t>A fictional Study Buddy answers which room a club is authorised to use. Supplied facts: Signed notice A: Hall 1 from day 1. Signed amendment B references A and changes to Hall 3 effective day 8.</w:t>
+      </w:r>
+    </w:p>
+    <w:p>
+      <w:pPr>
+        <w:spacing w:line="336" w:lineRule="auto" w:after="180"/>
+      </w:pPr>
+      <w:r>
+        <w:rPr>
+          <w:b w:val="0"/>
+        </w:rPr>
+        <w:t>An old copy of A is reuploaded on day 10. B remains the authoritative amendment. Queries concern day 6 and day 9.</w:t>
+      </w:r>
+    </w:p>
+    <w:p>
+      <w:pPr>
+        <w:spacing w:line="336" w:lineRule="auto" w:after="180"/>
+        <w:shd w:fill="F5F1FB"/>
+      </w:pPr>
+      <w:r>
+        <w:rPr>
+          <w:b w:val="0"/>
+        </w:rPr>
+        <w:t>Point to the given fact that matters most. Explain why it matters.</w:t>
+      </w:r>
+    </w:p>
+    <w:p>
+      <w:pPr>
+        <w:pStyle w:val="Heading3"/>
+      </w:pPr>
+      <w:r>
+        <w:t>My picture explanation, deciding evidence and one limit</w:t>
+      </w:r>
+    </w:p>
+    <w:p>
+      <w:r>
+        <w:t>________________________________________________________________</w:t>
+      </w:r>
+    </w:p>
+    <w:p>
+      <w:r>
+        <w:t>________________________________________________________________</w:t>
+      </w:r>
+    </w:p>
+    <w:p>
+      <w:r>
+        <w:t>________________________________________________________________</w:t>
+      </w:r>
+    </w:p>
+    <w:p>
+      <w:r>
+        <w:t>________________________________________________________________</w:t>
+      </w:r>
+    </w:p>
+    <w:p>
+      <w:pPr>
+        <w:pStyle w:val="Heading3"/>
+      </w:pPr>
+      <w:r>
+        <w:t>02. Follow the deciding steps</w:t>
+      </w:r>
+    </w:p>
+    <w:p>
+      <w:r>
+        <w:drawing>
+          <wp:inline xmlns:a="http://schemas.openxmlformats.org/drawingml/2006/main" xmlns:pic="http://schemas.openxmlformats.org/drawingml/2006/picture">
+            <wp:extent cx="5486400" cy="4005072"/>
+            <wp:docPr id="3" name="Picture 3" descr="Check authority: B is a signed amendment to A, not an unrelated comment. → Day 6: Before effective day 8, authorised room is Hall 1. → Day 9: From day 8 onward, authorised room is Hall 3. → Ignore upload shortcut: Reuploading old A on day 10 does not revoke B."/>
+            <wp:cNvGraphicFramePr>
+              <a:graphicFrameLocks noChangeAspect="1"/>
+            </wp:cNvGraphicFramePr>
+            <a:graphic>
+              <a:graphicData uri="http://schemas.openxmlformats.org/drawingml/2006/picture">
+                <pic:pic>
+                  <pic:nvPicPr>
+                    <pic:cNvPr id="0" name="academy-story-ai-3-15-02.png"/>
+                    <pic:cNvPicPr/>
+                  </pic:nvPicPr>
+                  <pic:blipFill>
+                    <a:blip r:embed="rId11"/>
+                    <a:stretch>
+                      <a:fillRect/>
+                    </a:stretch>
+                  </pic:blipFill>
+                  <pic:spPr>
+                    <a:xfrm>
+                      <a:off x="0" y="0"/>
+                      <a:ext cx="5486400" cy="4005072"/>
+                    </a:xfrm>
+                    <a:prstGeom prst="rect"/>
+                  </pic:spPr>
+                </pic:pic>
+              </a:graphicData>
+            </a:graphic>
+          </wp:inline>
+        </w:drawing>
+      </w:r>
+    </w:p>
+    <w:p>
+      <w:pPr>
+        <w:spacing w:line="336" w:lineRule="auto" w:after="180"/>
+      </w:pPr>
+      <w:r>
+        <w:rPr>
+          <w:b w:val="0"/>
+        </w:rPr>
+        <w:t xml:space="preserve">Check </w:t>
+      </w:r>
+      <w:r>
+        <w:rPr>
+          <w:b/>
+        </w:rPr>
+        <w:t>authority</w:t>
+      </w:r>
+      <w:r>
+        <w:rPr>
+          <w:b w:val="0"/>
+        </w:rPr>
+        <w:t>: B is a signed amendment to A, not an unrelated comment. → Day 6: Before effective day 8, authorised room is Hall 1. → Day 9: From day 8 onward, authorised room is Hall 3. → Ignore upload shortcut: Reuploading old A on day 10 does not revoke B.</w:t>
+      </w:r>
+    </w:p>
+    <w:p>
+      <w:pPr>
+        <w:spacing w:line="336" w:lineRule="auto" w:after="180"/>
+        <w:shd w:fill="F5F1FB"/>
+      </w:pPr>
+      <w:r>
+        <w:rPr>
+          <w:b w:val="0"/>
+        </w:rPr>
+        <w:t xml:space="preserve">Point to each numbered stage and explain which recorded </w:t>
+      </w:r>
+      <w:r>
+        <w:rPr>
+          <w:b/>
+        </w:rPr>
+        <w:t>input</w:t>
+      </w:r>
+      <w:r>
+        <w:rPr>
+          <w:b w:val="0"/>
+        </w:rPr>
+        <w:t xml:space="preserve"> it uses.</w:t>
+      </w:r>
+    </w:p>
+    <w:p>
+      <w:pPr>
+        <w:pStyle w:val="Heading3"/>
+      </w:pPr>
+      <w:r>
+        <w:t>My picture explanation, deciding evidence and one limit</w:t>
+      </w:r>
+    </w:p>
+    <w:p>
+      <w:r>
+        <w:t>________________________________________________________________</w:t>
+      </w:r>
+    </w:p>
+    <w:p>
+      <w:r>
+        <w:t>________________________________________________________________</w:t>
+      </w:r>
+    </w:p>
+    <w:p>
+      <w:r>
+        <w:t>________________________________________________________________</w:t>
+      </w:r>
+    </w:p>
+    <w:p>
+      <w:r>
+        <w:t>________________________________________________________________</w:t>
+      </w:r>
+    </w:p>
+    <w:p>
+      <w:pPr>
+        <w:pStyle w:val="Heading3"/>
+      </w:pPr>
+      <w:r>
+        <w:t>03. Conflicting and time-sensitive sources — evidence trace</w:t>
+      </w:r>
+    </w:p>
+    <w:p>
+      <w:r>
+        <w:drawing>
+          <wp:inline xmlns:a="http://schemas.openxmlformats.org/drawingml/2006/main" xmlns:pic="http://schemas.openxmlformats.org/drawingml/2006/picture">
+            <wp:extent cx="5486400" cy="2996184"/>
+            <wp:docPr id="4" name="Picture 4" descr="Conflicting and time-sensitive sources — evidence trace. Notice N says room A from Monday. Signed amendment M references N and changes to B effective Wednesday. Query asks Tuesday, then Thursday. | For this toy task a signed amendment supersedes the referenced original from its effective time. Keep both records. A newer timestamp alone has no authority unless the policy grants it. | Tuesday uses A; Thursday uses B. The amendment effective time, not merely upload order, determines the change."/>
+            <wp:cNvGraphicFramePr>
+              <a:graphicFrameLocks noChangeAspect="1"/>
+            </wp:cNvGraphicFramePr>
+            <a:graphic>
+              <a:graphicData uri="http://schemas.openxmlformats.org/drawingml/2006/picture">
+                <pic:pic>
+                  <pic:nvPicPr>
+                    <pic:cNvPr id="0" name="academy-story-ai-3-15-03.png"/>
+                    <pic:cNvPicPr/>
+                  </pic:nvPicPr>
+                  <pic:blipFill>
+                    <a:blip r:embed="rId12"/>
+                    <a:stretch>
+                      <a:fillRect/>
+                    </a:stretch>
+                  </pic:blipFill>
+                  <pic:spPr>
+                    <a:xfrm>
+                      <a:off x="0" y="0"/>
+                      <a:ext cx="5486400" cy="2996184"/>
+                    </a:xfrm>
+                    <a:prstGeom prst="rect"/>
+                  </pic:spPr>
+                </pic:pic>
+              </a:graphicData>
+            </a:graphic>
+          </wp:inline>
+        </w:drawing>
+      </w:r>
+    </w:p>
+    <w:p>
+      <w:pPr>
+        <w:spacing w:line="336" w:lineRule="auto" w:after="180"/>
+      </w:pPr>
+      <w:r>
+        <w:rPr>
+          <w:b w:val="0"/>
+        </w:rPr>
+        <w:t xml:space="preserve">Conflicting and time-sensitive sources — </w:t>
+      </w:r>
+      <w:r>
+        <w:rPr>
+          <w:b/>
+        </w:rPr>
+        <w:t>evidence</w:t>
+      </w:r>
+      <w:r>
+        <w:rPr>
+          <w:b w:val="0"/>
+        </w:rPr>
+        <w:t xml:space="preserve"> trace. Notice N says room A from Monday. Signed amendment M references N and changes to B effective Wednesday.</w:t>
+      </w:r>
+    </w:p>
+    <w:p>
+      <w:pPr>
+        <w:spacing w:line="336" w:lineRule="auto" w:after="180"/>
+      </w:pPr>
+      <w:r>
+        <w:rPr>
+          <w:b w:val="0"/>
+        </w:rPr>
+        <w:t xml:space="preserve">Query asks Tuesday, then Thursday. | For this toy task a signed amendment supersedes the referenced original from its </w:t>
+      </w:r>
+      <w:r>
+        <w:rPr>
+          <w:b/>
+        </w:rPr>
+        <w:t>effective time</w:t>
+      </w:r>
+      <w:r>
+        <w:rPr>
+          <w:b w:val="0"/>
+        </w:rPr>
+        <w:t>. Keep both records.</w:t>
+      </w:r>
+    </w:p>
+    <w:p>
+      <w:pPr>
+        <w:spacing w:line="336" w:lineRule="auto" w:after="180"/>
+      </w:pPr>
+      <w:r>
+        <w:rPr>
+          <w:b w:val="0"/>
+        </w:rPr>
+        <w:t xml:space="preserve">A newer timestamp alone has no </w:t>
+      </w:r>
+      <w:r>
+        <w:rPr>
+          <w:b/>
+        </w:rPr>
+        <w:t>authority</w:t>
+      </w:r>
+      <w:r>
+        <w:rPr>
+          <w:b w:val="0"/>
+        </w:rPr>
+        <w:t xml:space="preserve"> unless the policy grants it. | Tuesday uses A; Thursday uses B. The amendment </w:t>
+      </w:r>
+      <w:r>
+        <w:rPr>
+          <w:b/>
+        </w:rPr>
+        <w:t>effective time</w:t>
+      </w:r>
+      <w:r>
+        <w:rPr>
+          <w:b w:val="0"/>
+        </w:rPr>
+        <w:t>, not merely upload order, determines the change.</w:t>
+      </w:r>
+    </w:p>
+    <w:p>
+      <w:pPr>
+        <w:spacing w:line="336" w:lineRule="auto" w:after="180"/>
+        <w:shd w:fill="F5F1FB"/>
+      </w:pPr>
+      <w:r>
+        <w:rPr>
+          <w:b w:val="0"/>
+        </w:rPr>
+        <w:t>Read the labels and values. Explain the relationship the model shows.</w:t>
+      </w:r>
+    </w:p>
+    <w:p>
+      <w:pPr>
+        <w:pStyle w:val="Heading3"/>
+      </w:pPr>
+      <w:r>
+        <w:t>My picture explanation, deciding evidence and one limit</w:t>
+      </w:r>
+    </w:p>
+    <w:p>
+      <w:r>
+        <w:t>________________________________________________________________</w:t>
+      </w:r>
+    </w:p>
+    <w:p>
+      <w:r>
+        <w:t>________________________________________________________________</w:t>
+      </w:r>
+    </w:p>
+    <w:p>
+      <w:r>
+        <w:t>________________________________________________________________</w:t>
+      </w:r>
+    </w:p>
+    <w:p>
+      <w:r>
+        <w:t>________________________________________________________________</w:t>
+      </w:r>
+    </w:p>
+    <w:p>
+      <w:pPr>
+        <w:pStyle w:val="Heading3"/>
+      </w:pPr>
+      <w:r>
+        <w:t>04. Change one thing. Trace what follows.</w:t>
+      </w:r>
+    </w:p>
+    <w:p>
+      <w:r>
+        <w:drawing>
+          <wp:inline xmlns:a="http://schemas.openxmlformats.org/drawingml/2006/main" xmlns:pic="http://schemas.openxmlformats.org/drawingml/2006/picture">
+            <wp:extent cx="5486400" cy="3026664"/>
+            <wp:docPr id="5" name="Picture 5" descr="Original case: Reuploading old A on day 10 does not revoke B. Changed condition: A signed amendment C explicitly revokes B effective day 12 and restores Hall 1. Expected result: Day 9 stays Hall 3; day 13 becomes Hall 1. Reason: The new authoritative change applies from its stated effective date, not retroactively."/>
+            <wp:cNvGraphicFramePr>
+              <a:graphicFrameLocks noChangeAspect="1"/>
+            </wp:cNvGraphicFramePr>
+            <a:graphic>
+              <a:graphicData uri="http://schemas.openxmlformats.org/drawingml/2006/picture">
+                <pic:pic>
+                  <pic:nvPicPr>
+                    <pic:cNvPr id="0" name="academy-story-ai-3-15-04.png"/>
+                    <pic:cNvPicPr/>
+                  </pic:nvPicPr>
+                  <pic:blipFill>
+                    <a:blip r:embed="rId13"/>
+                    <a:stretch>
+                      <a:fillRect/>
+                    </a:stretch>
+                  </pic:blipFill>
+                  <pic:spPr>
+                    <a:xfrm>
+                      <a:off x="0" y="0"/>
+                      <a:ext cx="5486400" cy="3026664"/>
+                    </a:xfrm>
+                    <a:prstGeom prst="rect"/>
+                  </pic:spPr>
+                </pic:pic>
+              </a:graphicData>
+            </a:graphic>
+          </wp:inline>
+        </w:drawing>
+      </w:r>
+    </w:p>
+    <w:p>
+      <w:pPr>
+        <w:spacing w:line="336" w:lineRule="auto" w:after="180"/>
+      </w:pPr>
+      <w:r>
+        <w:rPr>
+          <w:b w:val="0"/>
+        </w:rPr>
+        <w:t>Original case: Reuploading old A on day 10 does not revoke B. Changed condition: A signed amendment C explicitly revokes B effective day 12 and restores Hall 1. Expected result: Day 9 stays Hall 3; day 13 becomes Hall 1.</w:t>
+      </w:r>
+    </w:p>
+    <w:p>
+      <w:pPr>
+        <w:spacing w:line="336" w:lineRule="auto" w:after="180"/>
+      </w:pPr>
+      <w:r>
+        <w:rPr>
+          <w:b w:val="0"/>
+        </w:rPr>
+        <w:t>Reason: The new authoritative change applies from its stated effective date, not retroactively.</w:t>
+      </w:r>
+    </w:p>
+    <w:p>
+      <w:pPr>
+        <w:spacing w:line="336" w:lineRule="auto" w:after="180"/>
+        <w:shd w:fill="F5F1FB"/>
+      </w:pPr>
+      <w:r>
+        <w:rPr>
+          <w:b w:val="0"/>
+        </w:rPr>
+        <w:t>Predict before checking the worked changed-case result. Name what changed and what the supplied facts allow you to conclude.</w:t>
+      </w:r>
+    </w:p>
+    <w:p>
+      <w:pPr>
+        <w:pStyle w:val="Heading3"/>
+      </w:pPr>
+      <w:r>
+        <w:t>My picture explanation, deciding evidence and one limit</w:t>
+      </w:r>
+    </w:p>
+    <w:p>
+      <w:r>
+        <w:t>________________________________________________________________</w:t>
+      </w:r>
+    </w:p>
+    <w:p>
+      <w:r>
+        <w:t>________________________________________________________________</w:t>
+      </w:r>
+    </w:p>
+    <w:p>
+      <w:r>
+        <w:t>________________________________________________________________</w:t>
+      </w:r>
+    </w:p>
+    <w:p>
+      <w:r>
+        <w:t>________________________________________________________________</w:t>
+      </w:r>
+    </w:p>
+    <w:p>
+      <w:pPr>
+        <w:pStyle w:val="Heading3"/>
+      </w:pPr>
+      <w:r>
+        <w:t>05. Connect the explanation to its limit</w:t>
+      </w:r>
+    </w:p>
+    <w:p>
+      <w:r>
+        <w:drawing>
+          <wp:inline xmlns:a="http://schemas.openxmlformats.org/drawingml/2006/main" xmlns:pic="http://schemas.openxmlformats.org/drawingml/2006/picture">
+            <wp:extent cx="5486400" cy="2834640"/>
+            <wp:docPr id="6" name="Picture 6" descr="A source’s upload time and the time its rule takes effect answer different questions. Preserve version relationships and the query’s intended date. The current authoritative chain gives a consistent answer to both queries. A later filename or timestamp alone cannot establish that an old record supersedes a signed amendment. Limit: Authority is declared in this fictional case; real conflicting sources may require the responsible owner’s review."/>
+            <wp:cNvGraphicFramePr>
+              <a:graphicFrameLocks noChangeAspect="1"/>
+            </wp:cNvGraphicFramePr>
+            <a:graphic>
+              <a:graphicData uri="http://schemas.openxmlformats.org/drawingml/2006/picture">
+                <pic:pic>
+                  <pic:nvPicPr>
+                    <pic:cNvPr id="0" name="academy-story-ai-3-15-05.png"/>
+                    <pic:cNvPicPr/>
+                  </pic:nvPicPr>
+                  <pic:blipFill>
+                    <a:blip r:embed="rId14"/>
+                    <a:stretch>
+                      <a:fillRect/>
+                    </a:stretch>
+                  </pic:blipFill>
+                  <pic:spPr>
+                    <a:xfrm>
+                      <a:off x="0" y="0"/>
+                      <a:ext cx="5486400" cy="2834640"/>
+                    </a:xfrm>
+                    <a:prstGeom prst="rect"/>
+                  </pic:spPr>
+                </pic:pic>
+              </a:graphicData>
+            </a:graphic>
+          </wp:inline>
+        </w:drawing>
+      </w:r>
+    </w:p>
+    <w:p>
+      <w:pPr>
+        <w:spacing w:line="336" w:lineRule="auto" w:after="180"/>
+      </w:pPr>
+      <w:r>
+        <w:rPr>
+          <w:b w:val="0"/>
+        </w:rPr>
+        <w:t>A source’s upload time and the time its rule takes effect answer different questions. Preserve version relationships and the query’s intended date. The current authoritative chain gives a consistent answer to both queries.</w:t>
+      </w:r>
+    </w:p>
+    <w:p>
+      <w:pPr>
+        <w:spacing w:line="336" w:lineRule="auto" w:after="180"/>
+      </w:pPr>
+      <w:r>
+        <w:rPr>
+          <w:b w:val="0"/>
+        </w:rPr>
+        <w:t xml:space="preserve">A later filename or timestamp alone cannot establish that an old record supersedes a signed amendment. Limit: </w:t>
+      </w:r>
+      <w:r>
+        <w:rPr>
+          <w:b/>
+        </w:rPr>
+        <w:t>Authority</w:t>
+      </w:r>
+      <w:r>
+        <w:rPr>
+          <w:b w:val="0"/>
+        </w:rPr>
+        <w:t xml:space="preserve"> is declared in this fictional case; real conflicting sources may require the responsible owner’s review.</w:t>
+      </w:r>
+    </w:p>
+    <w:p>
+      <w:pPr>
+        <w:spacing w:line="336" w:lineRule="auto" w:after="180"/>
+        <w:shd w:fill="F5F1FB"/>
+      </w:pPr>
+      <w:r>
+        <w:rPr>
+          <w:b w:val="0"/>
+        </w:rPr>
+        <w:t>Explain the case, then point to a limit on the claim.</w:t>
+      </w:r>
+    </w:p>
+    <w:p>
+      <w:pPr>
+        <w:pStyle w:val="Heading3"/>
+      </w:pPr>
+      <w:r>
+        <w:t>My picture explanation, deciding evidence and one limit</w:t>
+      </w:r>
+    </w:p>
+    <w:p>
+      <w:r>
+        <w:t>________________________________________________________________</w:t>
+      </w:r>
+    </w:p>
+    <w:p>
+      <w:r>
+        <w:t>________________________________________________________________</w:t>
+      </w:r>
+    </w:p>
+    <w:p>
+      <w:r>
+        <w:t>________________________________________________________________</w:t>
+      </w:r>
+    </w:p>
+    <w:p>
+      <w:r>
+        <w:t>________________________________________________________________</w:t>
+      </w:r>
+    </w:p>
+    <w:p>
+      <w:pPr>
+        <w:pStyle w:val="Heading3"/>
+      </w:pPr>
+      <w:r>
+        <w:t>06. Make the idea visible in your project</w:t>
+      </w:r>
+    </w:p>
+    <w:p>
+      <w:r>
+        <w:drawing>
+          <wp:inline xmlns:a="http://schemas.openxmlformats.org/drawingml/2006/main" xmlns:pic="http://schemas.openxmlformats.org/drawingml/2006/picture">
+            <wp:extent cx="5486400" cy="3380232"/>
+            <wp:docPr id="7" name="Picture 7" descr="Store Study Buddy source identity, version, authority and effective date, especially for schedules or changing classroom rules. Draw your input, deciding step, result and limit. Supported question: Which source fields must be checked before answering day 9?"/>
+            <wp:cNvGraphicFramePr>
+              <a:graphicFrameLocks noChangeAspect="1"/>
+            </wp:cNvGraphicFramePr>
+            <a:graphic>
+              <a:graphicData uri="http://schemas.openxmlformats.org/drawingml/2006/picture">
+                <pic:pic>
+                  <pic:nvPicPr>
+                    <pic:cNvPr id="0" name="academy-story-ai-3-15-06.png"/>
+                    <pic:cNvPicPr/>
+                  </pic:nvPicPr>
+                  <pic:blipFill>
+                    <a:blip r:embed="rId15"/>
+                    <a:stretch>
+                      <a:fillRect/>
+                    </a:stretch>
+                  </pic:blipFill>
+                  <pic:spPr>
+                    <a:xfrm>
+                      <a:off x="0" y="0"/>
+                      <a:ext cx="5486400" cy="3380232"/>
+                    </a:xfrm>
+                    <a:prstGeom prst="rect"/>
+                  </pic:spPr>
+                </pic:pic>
+              </a:graphicData>
+            </a:graphic>
+          </wp:inline>
+        </w:drawing>
+      </w:r>
+    </w:p>
+    <w:p>
+      <w:pPr>
+        <w:spacing w:line="336" w:lineRule="auto" w:after="180"/>
+        <w:shd w:fill="F5F1FB"/>
+      </w:pPr>
+      <w:r>
+        <w:rPr>
+          <w:b w:val="0"/>
+        </w:rPr>
+        <w:t xml:space="preserve">Store Study Buddy source identity, version, </w:t>
+      </w:r>
+      <w:r>
+        <w:rPr>
+          <w:b/>
+        </w:rPr>
+        <w:t>authority</w:t>
+      </w:r>
+      <w:r>
+        <w:rPr>
+          <w:b w:val="0"/>
+        </w:rPr>
+        <w:t xml:space="preserve"> and effective date, especially for schedules or changing classroom rules. Draw your </w:t>
+      </w:r>
+      <w:r>
+        <w:rPr>
+          <w:b/>
+        </w:rPr>
+        <w:t>input</w:t>
+      </w:r>
+      <w:r>
+        <w:rPr>
+          <w:b w:val="0"/>
+        </w:rPr>
+        <w:t>, deciding step, result and limit.</w:t>
+      </w:r>
+    </w:p>
+    <w:p>
+      <w:pPr>
+        <w:spacing w:line="336" w:lineRule="auto" w:after="180"/>
+        <w:shd w:fill="F5F1FB"/>
+      </w:pPr>
+      <w:r>
+        <w:rPr>
+          <w:b w:val="0"/>
+        </w:rPr>
+        <w:t>Supported question: Which source fields must be checked before answering day 9?</w:t>
+      </w:r>
+    </w:p>
+    <w:p>
+      <w:pPr>
+        <w:spacing w:line="336" w:lineRule="auto" w:after="180"/>
+        <w:shd w:fill="F5F1FB"/>
+      </w:pPr>
+      <w:r>
+        <w:rPr>
+          <w:b w:val="0"/>
+        </w:rPr>
+        <w:t xml:space="preserve">Draw your project trace and justify the deciding step using </w:t>
+      </w:r>
+      <w:r>
+        <w:rPr>
+          <w:b/>
+        </w:rPr>
+        <w:t>evidence</w:t>
+      </w:r>
+      <w:r>
+        <w:rPr>
+          <w:b w:val="0"/>
+        </w:rPr>
+        <w:t>.</w:t>
+      </w:r>
+    </w:p>
+    <w:p>
+      <w:pPr>
+        <w:pStyle w:val="Heading3"/>
+      </w:pPr>
+      <w:r>
+        <w:t>My picture explanation, deciding evidence and one limit</w:t>
       </w:r>
     </w:p>
     <w:p>

--- a/downloads/workbook/ai-3-week-15.docx
+++ b/downloads/workbook/ai-3-week-15.docx
@@ -1033,6 +1033,26 @@
     </w:p>
     <w:p>
       <w:pPr>
+        <w:pStyle w:val="Heading3"/>
+      </w:pPr>
+      <w:r>
+        <w:t>Where to find the supplied example</w:t>
+      </w:r>
+    </w:p>
+    <w:p>
+      <w:pPr>
+        <w:spacing w:line="336" w:lineRule="auto" w:after="180"/>
+        <w:shd w:fill="F1F6F8"/>
+      </w:pPr>
+      <w:r>
+        <w:rPr>
+          <w:b w:val="0"/>
+        </w:rPr>
+        <w:t>Reference for this exercise: open this week’s student lesson, “Source Quality”, at “See how it works” and “Follow a worked example”. Use the original worked values or code named in the question; the later pictorial case is a separate example. Keep this reference beside your workbook while practising.</w:t>
+      </w:r>
+    </w:p>
+    <w:p>
+      <w:pPr>
         <w:spacing w:line="336" w:lineRule="auto" w:after="180"/>
       </w:pPr>
       <w:r>
@@ -1351,6 +1371,26 @@
     <w:p>
       <w:r>
         <w:t>Design a revealing follow-up. Apply the supplied Source Quality facts and keep your reasoning.</w:t>
+      </w:r>
+    </w:p>
+    <w:p>
+      <w:pPr>
+        <w:pStyle w:val="Heading3"/>
+      </w:pPr>
+      <w:r>
+        <w:t>Where to find the supplied example</w:t>
+      </w:r>
+    </w:p>
+    <w:p>
+      <w:pPr>
+        <w:spacing w:line="336" w:lineRule="auto" w:after="180"/>
+        <w:shd w:fill="F1F6F8"/>
+      </w:pPr>
+      <w:r>
+        <w:rPr>
+          <w:b w:val="0"/>
+        </w:rPr>
+        <w:t>Reference for this exercise: open this week’s student lesson, “Source Quality”, at “See how it works” and “Follow a worked example”. Use the original worked values or code named in the question; the later pictorial case is a separate example. Keep this reference beside your workbook while practising.</w:t>
       </w:r>
     </w:p>
     <w:p>

--- a/downloads/workbook/ai-3-week-15.docx
+++ b/downloads/workbook/ai-3-week-15.docx
@@ -25,12 +25,518 @@
         <w:pStyle w:val="Heading1"/>
       </w:pPr>
       <w:r>
-        <w:t>01. Recall and choose your starting point</w:t>
-      </w:r>
-    </w:p>
-    <w:p>
-      <w:r>
-        <w:t>Record your starting explanation for Source Quality before opening notes. Show any later correction separately.</w:t>
+        <w:t>One connected source-quality record.</w:t>
+      </w:r>
+    </w:p>
+    <w:p>
+      <w:r>
+        <w:t>Explain the policy,trace versions,audit missing precedence and plan a revealing check.</w:t>
+      </w:r>
+    </w:p>
+    <w:p>
+      <w:r>
+        <w:t>Retain issuer,source origin,version links,query date and effective date together.</w:t>
+      </w:r>
+    </w:p>
+    <w:p>
+      <w:pPr>
+        <w:pStyle w:val="Heading1"/>
+      </w:pPr>
+      <w:r>
+        <w:t>01. Recall: reconnect earlier ideas</w:t>
+      </w:r>
+    </w:p>
+    <w:p>
+      <w:r>
+        <w:t>Retrieve before opening notes.</w:t>
+      </w:r>
+    </w:p>
+    <w:p>
+      <w:pPr>
+        <w:pStyle w:val="Heading2"/>
+      </w:pPr>
+      <w:r>
+        <w:t>Retrieve and explain</w:t>
+      </w:r>
+    </w:p>
+    <w:p>
+      <w:pPr>
+        <w:pStyle w:val="ListBullet"/>
+      </w:pPr>
+      <w:r>
+        <w:t>Try the recall before opening notes. Then use a different colour or a labelled second line to correct your explanation.</w:t>
+      </w:r>
+    </w:p>
+    <w:p>
+      <w:pPr>
+        <w:pStyle w:val="ListBullet"/>
+      </w:pPr>
+      <w:r>
+        <w:t>Without opening the old lesson, explain one key idea from Hallucination Failure Types. Give an example and a mistake that the idea helps you avoid.</w:t>
+      </w:r>
+    </w:p>
+    <w:p>
+      <w:pPr>
+        <w:pStyle w:val="Heading3"/>
+      </w:pPr>
+      <w:r>
+        <w:t>My remembered idea, example and correction</w:t>
+      </w:r>
+    </w:p>
+    <w:p>
+      <w:r>
+        <w:t>________________________________________________________________</w:t>
+      </w:r>
+    </w:p>
+    <w:p>
+      <w:r>
+        <w:t>________________________________________________________________</w:t>
+      </w:r>
+    </w:p>
+    <w:p>
+      <w:r>
+        <w:t>________________________________________________________________</w:t>
+      </w:r>
+    </w:p>
+    <w:p>
+      <w:pPr>
+        <w:pStyle w:val="ListBullet"/>
+      </w:pPr>
+      <w:r>
+        <w:t>Without opening the old lesson, explain one key idea from Speech and Audio Systems. Give an example and a mistake that the idea helps you avoid.</w:t>
+      </w:r>
+    </w:p>
+    <w:p>
+      <w:pPr>
+        <w:pStyle w:val="Heading3"/>
+      </w:pPr>
+      <w:r>
+        <w:t>My remembered idea, example and correction</w:t>
+      </w:r>
+    </w:p>
+    <w:p>
+      <w:r>
+        <w:t>________________________________________________________________</w:t>
+      </w:r>
+    </w:p>
+    <w:p>
+      <w:r>
+        <w:t>________________________________________________________________</w:t>
+      </w:r>
+    </w:p>
+    <w:p>
+      <w:r>
+        <w:t>________________________________________________________________</w:t>
+      </w:r>
+    </w:p>
+    <w:p>
+      <w:pPr>
+        <w:pStyle w:val="ListBullet"/>
+      </w:pPr>
+      <w:r>
+        <w:t>Without opening the old lesson, explain one key idea from Prompt Evaluation. Give an example and a mistake that the idea helps you avoid.</w:t>
+      </w:r>
+    </w:p>
+    <w:p>
+      <w:pPr>
+        <w:pStyle w:val="Heading3"/>
+      </w:pPr>
+      <w:r>
+        <w:t>My remembered idea, example and correction</w:t>
+      </w:r>
+    </w:p>
+    <w:p>
+      <w:r>
+        <w:t>________________________________________________________________</w:t>
+      </w:r>
+    </w:p>
+    <w:p>
+      <w:r>
+        <w:t>________________________________________________________________</w:t>
+      </w:r>
+    </w:p>
+    <w:p>
+      <w:r>
+        <w:t>________________________________________________________________</w:t>
+      </w:r>
+    </w:p>
+    <w:p>
+      <w:pPr>
+        <w:pStyle w:val="Heading2"/>
+      </w:pPr>
+      <w:r>
+        <w:t>Earlier wording, alternatives and picture transcripts · reference / check after trying</w:t>
+      </w:r>
+    </w:p>
+    <w:p>
+      <w:pPr>
+        <w:pStyle w:val="Heading3"/>
+      </w:pPr>
+      <w:r>
+        <w:t>Hallucination Failure Types</w:t>
+      </w:r>
+    </w:p>
+    <w:p>
+      <w:pPr>
+        <w:pStyle w:val="Heading3"/>
+      </w:pPr>
+      <w:r>
+        <w:t>Speech and Audio Systems</w:t>
+      </w:r>
+    </w:p>
+    <w:p>
+      <w:pPr>
+        <w:pStyle w:val="Heading3"/>
+      </w:pPr>
+      <w:r>
+        <w:t>Prompt Evaluation</w:t>
+      </w:r>
+    </w:p>
+    <w:p>
+      <w:pPr>
+        <w:pStyle w:val="Heading1"/>
+      </w:pPr>
+      <w:r>
+        <w:t>12. W1 · Explain source applicability</w:t>
+      </w:r>
+    </w:p>
+    <w:p>
+      <w:r>
+        <w:t>Name query time,issuer authority and version relationship.</w:t>
+      </w:r>
+    </w:p>
+    <w:p>
+      <w:pPr>
+        <w:pStyle w:val="Heading2"/>
+      </w:pPr>
+      <w:r>
+        <w:t>Your evidence record</w:t>
+      </w:r>
+    </w:p>
+    <w:p>
+      <w:pPr>
+        <w:pStyle w:val="ListBullet"/>
+      </w:pPr>
+      <w:r>
+        <w:t>Weekday review: N assigns room A from Monday;M is a signed amendment referencing N,room B effective Wednesday. Numbered-day case: A assigns Hall 1 fromday1;B changes toHall 3 fromday8;uploading old A on day 10 does not revoke B. Changedcase C explicitly revokesB fromday12,restoringHall 1. These are declared fictional policies;keep issuer,reference,effective date and query date separate.</w:t>
+      </w:r>
+    </w:p>
+    <w:p>
+      <w:pPr>
+        <w:pStyle w:val="ListBullet"/>
+      </w:pPr>
+      <w:r>
+        <w:t>Reference for this exercise: open this week’s student lesson, “Source Quality”, at “See how it works” and “Follow a worked example”. Use the original worked values or code named in the question; the later pictorial case is a separate example. Keep this reference beside your workbook while practising.</w:t>
+      </w:r>
+    </w:p>
+    <w:p>
+      <w:pPr>
+        <w:pStyle w:val="ListBullet"/>
+      </w:pPr>
+      <w:r>
+        <w:t>Explain the weekly mechanism in your own words. Use the worked scenario to name its input, decision rule and output.</w:t>
+      </w:r>
+    </w:p>
+    <w:p>
+      <w:pPr>
+        <w:pStyle w:val="Heading3"/>
+      </w:pPr>
+      <w:r>
+        <w:t>My reasoning and evidence</w:t>
+      </w:r>
+    </w:p>
+    <w:p>
+      <w:r>
+        <w:t>________________________________________________________________</w:t>
+      </w:r>
+    </w:p>
+    <w:p>
+      <w:r>
+        <w:t>________________________________________________________________</w:t>
+      </w:r>
+    </w:p>
+    <w:p>
+      <w:r>
+        <w:t>________________________________________________________________</w:t>
+      </w:r>
+    </w:p>
+    <w:p>
+      <w:r>
+        <w:t>________________________________________________________________</w:t>
+      </w:r>
+    </w:p>
+    <w:p>
+      <w:r>
+        <w:t>________________________________________________________________</w:t>
+      </w:r>
+    </w:p>
+    <w:p>
+      <w:r>
+        <w:t>________________________________________________________________</w:t>
+      </w:r>
+    </w:p>
+    <w:p>
+      <w:pPr>
+        <w:pStyle w:val="Heading1"/>
+      </w:pPr>
+      <w:r>
+        <w:t>13. W2 · Trace the weekday amendment</w:t>
+      </w:r>
+    </w:p>
+    <w:p>
+      <w:r>
+        <w:t>Do not substitute upload order for effective time.</w:t>
+      </w:r>
+    </w:p>
+    <w:p>
+      <w:pPr>
+        <w:pStyle w:val="Heading2"/>
+      </w:pPr>
+      <w:r>
+        <w:t>Your evidence record</w:t>
+      </w:r>
+    </w:p>
+    <w:p>
+      <w:pPr>
+        <w:pStyle w:val="ListBullet"/>
+      </w:pPr>
+      <w:r>
+        <w:t>Weekday review: N assigns room A from Monday;M is a signed amendment referencing N,room B effective Wednesday. Numbered-day case: A assigns Hall 1 fromday1;B changes toHall 3 fromday8;uploading old A on day 10 does not revoke B. Changedcase C explicitly revokesB fromday12,restoringHall 1. These are declared fictional policies;keep issuer,reference,effective date and query date separate.</w:t>
+      </w:r>
+    </w:p>
+    <w:p>
+      <w:pPr>
+        <w:pStyle w:val="ListBullet"/>
+      </w:pPr>
+      <w:r>
+        <w:t>Notice N says room A from Monday. Signed amendment M references N and changes to B effective Wednesday. Query asks Tuesday, then Thursday. Show the intermediate steps and give the conclusion with its scope.</w:t>
+      </w:r>
+    </w:p>
+    <w:p>
+      <w:pPr>
+        <w:pStyle w:val="Heading3"/>
+      </w:pPr>
+      <w:r>
+        <w:t>My reasoning and evidence</w:t>
+      </w:r>
+    </w:p>
+    <w:p>
+      <w:r>
+        <w:t>________________________________________________________________</w:t>
+      </w:r>
+    </w:p>
+    <w:p>
+      <w:r>
+        <w:t>________________________________________________________________</w:t>
+      </w:r>
+    </w:p>
+    <w:p>
+      <w:r>
+        <w:t>________________________________________________________________</w:t>
+      </w:r>
+    </w:p>
+    <w:p>
+      <w:r>
+        <w:t>________________________________________________________________</w:t>
+      </w:r>
+    </w:p>
+    <w:p>
+      <w:r>
+        <w:t>________________________________________________________________</w:t>
+      </w:r>
+    </w:p>
+    <w:p>
+      <w:r>
+        <w:t>________________________________________________________________</w:t>
+      </w:r>
+    </w:p>
+    <w:p>
+      <w:r>
+        <w:t>________________________________________________________________</w:t>
+      </w:r>
+    </w:p>
+    <w:p>
+      <w:pPr>
+        <w:pStyle w:val="Heading1"/>
+      </w:pPr>
+      <w:r>
+        <w:t>14. W3 · Audit an absent precedence rule</w:t>
+      </w:r>
+    </w:p>
+    <w:p>
+      <w:r>
+        <w:t>An unspecified authority policy cannot be invented.</w:t>
+      </w:r>
+    </w:p>
+    <w:p>
+      <w:pPr>
+        <w:pStyle w:val="Heading2"/>
+      </w:pPr>
+      <w:r>
+        <w:t>Your evidence record</w:t>
+      </w:r>
+    </w:p>
+    <w:p>
+      <w:pPr>
+        <w:pStyle w:val="ListBullet"/>
+      </w:pPr>
+      <w:r>
+        <w:t>Weekday review: N assigns room A from Monday;M is a signed amendment referencing N,room B effective Wednesday. Numbered-day case: A assigns Hall 1 fromday1;B changes toHall 3 fromday8;uploading old A on day 10 does not revoke B. Changedcase C explicitly revokesB fromday12,restoringHall 1. These are declared fictional policies;keep issuer,reference,effective date and query date separate.</w:t>
+      </w:r>
+    </w:p>
+    <w:p>
+      <w:pPr>
+        <w:pStyle w:val="ListBullet"/>
+      </w:pPr>
+      <w:r>
+        <w:t>A report omits this qualification: An unspecified authority or effective-time rule leaves a conflict unresolved; do not invent precedence. Explain how omitting it could change a reader's interpretation, and write an accurate replacement.</w:t>
+      </w:r>
+    </w:p>
+    <w:p>
+      <w:pPr>
+        <w:pStyle w:val="Heading3"/>
+      </w:pPr>
+      <w:r>
+        <w:t>My reasoning and evidence</w:t>
+      </w:r>
+    </w:p>
+    <w:p>
+      <w:r>
+        <w:t>________________________________________________________________</w:t>
+      </w:r>
+    </w:p>
+    <w:p>
+      <w:r>
+        <w:t>________________________________________________________________</w:t>
+      </w:r>
+    </w:p>
+    <w:p>
+      <w:r>
+        <w:t>________________________________________________________________</w:t>
+      </w:r>
+    </w:p>
+    <w:p>
+      <w:r>
+        <w:t>________________________________________________________________</w:t>
+      </w:r>
+    </w:p>
+    <w:p>
+      <w:r>
+        <w:t>________________________________________________________________</w:t>
+      </w:r>
+    </w:p>
+    <w:p>
+      <w:r>
+        <w:t>________________________________________________________________</w:t>
+      </w:r>
+    </w:p>
+    <w:p>
+      <w:pPr>
+        <w:pStyle w:val="Heading1"/>
+      </w:pPr>
+      <w:r>
+        <w:t>16. W5 · Design a revealing source check</w:t>
+      </w:r>
+    </w:p>
+    <w:p>
+      <w:r>
+        <w:t>Preserve source origins and the expected time-scoped answer.</w:t>
+      </w:r>
+    </w:p>
+    <w:p>
+      <w:pPr>
+        <w:pStyle w:val="Heading2"/>
+      </w:pPr>
+      <w:r>
+        <w:t>Your evidence record</w:t>
+      </w:r>
+    </w:p>
+    <w:p>
+      <w:pPr>
+        <w:pStyle w:val="ListBullet"/>
+      </w:pPr>
+      <w:r>
+        <w:t>Weekday review: N assigns room A from Monday;M is a signed amendment referencing N,room B effective Wednesday. Numbered-day case: A assigns Hall 1 fromday1;B changes toHall 3 fromday8;uploading old A on day 10 does not revoke B. Changedcase C explicitly revokesB fromday12,restoringHall 1. These are declared fictional policies;keep issuer,reference,effective date and query date separate.</w:t>
+      </w:r>
+    </w:p>
+    <w:p>
+      <w:pPr>
+        <w:pStyle w:val="ListBullet"/>
+      </w:pPr>
+      <w:r>
+        <w:t>Reference for this exercise: open this week’s student lesson, “Source Quality”, at “See how it works” and “Follow a worked example”. Use the original worked values or code named in the question; the later pictorial case is a separate example. Keep this reference beside your workbook while practising.</w:t>
+      </w:r>
+    </w:p>
+    <w:p>
+      <w:pPr>
+        <w:pStyle w:val="ListBullet"/>
+      </w:pPr>
+      <w:r>
+        <w:t>For the worked scenario, propose one additional case that could reveal a failure, describe its expected outcome before running it, and explain what would need to remain fixed for a fair comparison. Do not reuse W4 as a new final test after receiving feedback.</w:t>
+      </w:r>
+    </w:p>
+    <w:p>
+      <w:pPr>
+        <w:pStyle w:val="Heading3"/>
+      </w:pPr>
+      <w:r>
+        <w:t>My reasoning and evidence</w:t>
+      </w:r>
+    </w:p>
+    <w:p>
+      <w:r>
+        <w:t>________________________________________________________________</w:t>
+      </w:r>
+    </w:p>
+    <w:p>
+      <w:r>
+        <w:t>________________________________________________________________</w:t>
+      </w:r>
+    </w:p>
+    <w:p>
+      <w:r>
+        <w:t>________________________________________________________________</w:t>
+      </w:r>
+    </w:p>
+    <w:p>
+      <w:r>
+        <w:t>________________________________________________________________</w:t>
+      </w:r>
+    </w:p>
+    <w:p>
+      <w:r>
+        <w:t>________________________________________________________________</w:t>
+      </w:r>
+    </w:p>
+    <w:p>
+      <w:r>
+        <w:t>________________________________________________________________</w:t>
+      </w:r>
+    </w:p>
+    <w:p>
+      <w:r>
+        <w:t>________________________________________________________________</w:t>
+      </w:r>
+    </w:p>
+    <w:p>
+      <w:pPr>
+        <w:pStyle w:val="Heading1"/>
+      </w:pPr>
+      <w:r>
+        <w:t>04. W4 · Trace a new capacity version independently</w:t>
+      </w:r>
+    </w:p>
+    <w:p>
+      <w:r>
+        <w:t>Keep one first attempt before hints or feedback.</w:t>
+      </w:r>
+    </w:p>
+    <w:p>
+      <w:pPr>
+        <w:pStyle w:val="Heading2"/>
+      </w:pPr>
+      <w:r>
+        <w:t>Read and explain independently</w:t>
       </w:r>
     </w:p>
     <w:p>
@@ -41,356 +547,7 @@
         <w:rPr>
           <w:b w:val="0"/>
         </w:rPr>
-        <w:t>Try the recall before opening notes. Then use a different colour or a labelled second line to correct your explanation.</w:t>
-      </w:r>
-    </w:p>
-    <w:p>
-      <w:pPr>
-        <w:pStyle w:val="Heading3"/>
-      </w:pPr>
-      <w:r>
-        <w:t>Hallucination Failure Types</w:t>
-      </w:r>
-    </w:p>
-    <w:p>
-      <w:pPr>
-        <w:spacing w:line="336" w:lineRule="auto" w:after="180"/>
-      </w:pPr>
-      <w:r>
-        <w:rPr>
-          <w:b w:val="0"/>
-        </w:rPr>
-        <w:t>Without opening the old lesson, explain one key idea from Hallucination Failure Types. Give an example and a mistake that the idea helps you avoid.</w:t>
-      </w:r>
-    </w:p>
-    <w:p>
-      <w:pPr>
-        <w:pStyle w:val="Heading3"/>
-      </w:pPr>
-      <w:r>
-        <w:t>My remembered idea, example and correction</w:t>
-      </w:r>
-    </w:p>
-    <w:p>
-      <w:r>
-        <w:t>________________________________________________________________</w:t>
-      </w:r>
-    </w:p>
-    <w:p>
-      <w:r>
-        <w:t>________________________________________________________________</w:t>
-      </w:r>
-    </w:p>
-    <w:p>
-      <w:r>
-        <w:t>________________________________________________________________</w:t>
-      </w:r>
-    </w:p>
-    <w:p>
-      <w:pPr>
-        <w:pStyle w:val="Heading3"/>
-      </w:pPr>
-      <w:r>
-        <w:t>Speech and Audio Systems</w:t>
-      </w:r>
-    </w:p>
-    <w:p>
-      <w:pPr>
-        <w:spacing w:line="336" w:lineRule="auto" w:after="180"/>
-      </w:pPr>
-      <w:r>
-        <w:rPr>
-          <w:b w:val="0"/>
-        </w:rPr>
-        <w:t>Without opening the old lesson, explain one key idea from Speech and Audio Systems. Give an example and a mistake that the idea helps you avoid.</w:t>
-      </w:r>
-    </w:p>
-    <w:p>
-      <w:pPr>
-        <w:pStyle w:val="Heading3"/>
-      </w:pPr>
-      <w:r>
-        <w:t>My remembered idea, example and correction</w:t>
-      </w:r>
-    </w:p>
-    <w:p>
-      <w:r>
-        <w:t>________________________________________________________________</w:t>
-      </w:r>
-    </w:p>
-    <w:p>
-      <w:r>
-        <w:t>________________________________________________________________</w:t>
-      </w:r>
-    </w:p>
-    <w:p>
-      <w:r>
-        <w:t>________________________________________________________________</w:t>
-      </w:r>
-    </w:p>
-    <w:p>
-      <w:pPr>
-        <w:pStyle w:val="Heading3"/>
-      </w:pPr>
-      <w:r>
-        <w:t>Prompt Evaluation</w:t>
-      </w:r>
-    </w:p>
-    <w:p>
-      <w:pPr>
-        <w:spacing w:line="336" w:lineRule="auto" w:after="180"/>
-      </w:pPr>
-      <w:r>
-        <w:rPr>
-          <w:b w:val="0"/>
-        </w:rPr>
-        <w:t>Without opening the old lesson, explain one key idea from Prompt Evaluation. Give an example and a mistake that the idea helps you avoid.</w:t>
-      </w:r>
-    </w:p>
-    <w:p>
-      <w:pPr>
-        <w:pStyle w:val="Heading3"/>
-      </w:pPr>
-      <w:r>
-        <w:t>My remembered idea, example and correction</w:t>
-      </w:r>
-    </w:p>
-    <w:p>
-      <w:r>
-        <w:t>________________________________________________________________</w:t>
-      </w:r>
-    </w:p>
-    <w:p>
-      <w:r>
-        <w:t>________________________________________________________________</w:t>
-      </w:r>
-    </w:p>
-    <w:p>
-      <w:r>
-        <w:t>________________________________________________________________</w:t>
-      </w:r>
-    </w:p>
-    <w:p>
-      <w:pPr>
-        <w:pStyle w:val="Heading1"/>
-      </w:pPr>
-      <w:r>
-        <w:t>02. Practise with fading help</w:t>
-      </w:r>
-    </w:p>
-    <w:p>
-      <w:r>
-        <w:t>Complete the supported Source Quality trace and record the first step you can explain without help.</w:t>
-      </w:r>
-    </w:p>
-    <w:p>
-      <w:pPr>
-        <w:spacing w:line="336" w:lineRule="auto" w:after="180"/>
-      </w:pPr>
-      <w:r>
-        <w:rPr>
-          <w:b w:val="0"/>
-        </w:rPr>
-        <w:t>Use W2: Trace the worked case for Conflicting and time-sensitive sources. Record the answer once; the lesson and workbook refer to the same attempt.</w:t>
-      </w:r>
-    </w:p>
-    <w:tbl>
-      <w:tblPr>
-        <w:tblStyle w:val="LightShading-Accent1"/>
-        <w:tblW w:type="auto" w:w="0"/>
-        <w:tblLook w:firstColumn="1" w:firstRow="1" w:lastColumn="0" w:lastRow="0" w:noHBand="0" w:noVBand="1" w:val="04A0"/>
-      </w:tblPr>
-      <w:tblGrid>
-        <w:gridCol w:w="2556"/>
-        <w:gridCol w:w="2556"/>
-        <w:gridCol w:w="2556"/>
-        <w:gridCol w:w="2556"/>
-      </w:tblGrid>
-      <w:tr>
-        <w:trPr>
-          <w:tblHeader/>
-        </w:trPr>
-        <w:tc>
-          <w:tcPr>
-            <w:tcW w:type="dxa" w:w="2556"/>
-          </w:tcPr>
-          <w:p>
-            <w:r>
-              <w:t>Given inputs</w:t>
-            </w:r>
-          </w:p>
-        </w:tc>
-        <w:tc>
-          <w:tcPr>
-            <w:tcW w:type="dxa" w:w="2556"/>
-          </w:tcPr>
-          <w:p>
-            <w:r>
-              <w:t>Procedure I chose</w:t>
-            </w:r>
-          </w:p>
-        </w:tc>
-        <w:tc>
-          <w:tcPr>
-            <w:tcW w:type="dxa" w:w="2556"/>
-          </w:tcPr>
-          <w:p>
-            <w:r>
-              <w:t>Middle steps</w:t>
-            </w:r>
-          </w:p>
-        </w:tc>
-        <w:tc>
-          <w:tcPr>
-            <w:tcW w:type="dxa" w:w="2556"/>
-          </w:tcPr>
-          <w:p>
-            <w:r>
-              <w:t>Result and check</w:t>
-            </w:r>
-          </w:p>
-        </w:tc>
-      </w:tr>
-      <w:tr>
-        <w:tc>
-          <w:tcPr>
-            <w:tcW w:type="dxa" w:w="2556"/>
-          </w:tcPr>
-          <w:p>
-            <w:r/>
-          </w:p>
-        </w:tc>
-        <w:tc>
-          <w:tcPr>
-            <w:tcW w:type="dxa" w:w="2556"/>
-          </w:tcPr>
-          <w:p>
-            <w:r/>
-          </w:p>
-        </w:tc>
-        <w:tc>
-          <w:tcPr>
-            <w:tcW w:type="dxa" w:w="2556"/>
-          </w:tcPr>
-          <w:p>
-            <w:r/>
-          </w:p>
-        </w:tc>
-        <w:tc>
-          <w:tcPr>
-            <w:tcW w:type="dxa" w:w="2556"/>
-          </w:tcPr>
-          <w:p>
-            <w:r/>
-          </w:p>
-        </w:tc>
-      </w:tr>
-    </w:tbl>
-    <w:p>
-      <w:pPr>
-        <w:pStyle w:val="Heading3"/>
-      </w:pPr>
-      <w:r>
-        <w:t>The step I completed without help, and the hint I needed</w:t>
-      </w:r>
-    </w:p>
-    <w:p>
-      <w:r>
-        <w:t>________________________________________________________________</w:t>
-      </w:r>
-    </w:p>
-    <w:p>
-      <w:r>
-        <w:t>________________________________________________________________</w:t>
-      </w:r>
-    </w:p>
-    <w:p>
-      <w:r>
-        <w:t>________________________________________________________________</w:t>
-      </w:r>
-    </w:p>
-    <w:p>
-      <w:pPr>
-        <w:pStyle w:val="Heading1"/>
-      </w:pPr>
-      <w:r>
-        <w:t>03. Individual reasoning check</w:t>
-      </w:r>
-    </w:p>
-    <w:p>
-      <w:r>
-        <w:t>Check the proposed Source Quality explanation against the supplied facts before discussing it.</w:t>
-      </w:r>
-    </w:p>
-    <w:p>
-      <w:pPr>
-        <w:spacing w:line="336" w:lineRule="auto" w:after="180"/>
-      </w:pPr>
-      <w:r>
-        <w:rPr>
-          <w:b w:val="0"/>
-        </w:rPr>
-        <w:t>Use the worked case for Conflicting and time-sensitive sources. Proposed explanation: “The worked result establishes every future case”. Decide whether this explanation is supported.</w:t>
-      </w:r>
-    </w:p>
-    <w:p>
-      <w:pPr>
-        <w:spacing w:line="336" w:lineRule="auto" w:after="180"/>
-      </w:pPr>
-      <w:r>
-        <w:rPr>
-          <w:b w:val="0"/>
-        </w:rPr>
-        <w:t>Point to the step or supplied fact that decides; explain your repair if needed.</w:t>
-      </w:r>
-    </w:p>
-    <w:p>
-      <w:pPr>
-        <w:pStyle w:val="Heading3"/>
-      </w:pPr>
-      <w:r>
-        <w:t>My explanation before partner discussion</w:t>
-      </w:r>
-    </w:p>
-    <w:p>
-      <w:r>
-        <w:t>________________________________________________________________</w:t>
-      </w:r>
-    </w:p>
-    <w:p>
-      <w:r>
-        <w:t>________________________________________________________________</w:t>
-      </w:r>
-    </w:p>
-    <w:p>
-      <w:r>
-        <w:t>________________________________________________________________</w:t>
-      </w:r>
-    </w:p>
-    <w:p>
-      <w:r>
-        <w:t>________________________________________________________________</w:t>
-      </w:r>
-    </w:p>
-    <w:p>
-      <w:pPr>
-        <w:pStyle w:val="Heading1"/>
-      </w:pPr>
-      <w:r>
-        <w:t>04. Independent transfer case</w:t>
-      </w:r>
-    </w:p>
-    <w:p>
-      <w:r>
-        <w:t>Write one first attempt at the reserved independent case before feedback. Repeated copies of that case refer to the same recorded attempt.</w:t>
-      </w:r>
-    </w:p>
-    <w:p>
-      <w:pPr>
-        <w:pStyle w:val="Heading3"/>
-      </w:pPr>
-      <w:r>
-        <w:t>Independent case: Apply a new case independently</w:t>
+        <w:t>Apply the supplied classroom amendment policy,including its effective-day boundary. Use only the original and signed amendment described in this task,and retain their relationship. No real room inspection,extra version or new authority rule is supplied.</w:t>
       </w:r>
     </w:p>
     <w:p>
@@ -449,6 +606,14 @@
     </w:p>
     <w:p>
       <w:pPr>
+        <w:pStyle w:val="Heading2"/>
+      </w:pPr>
+      <w:r>
+        <w:t>Keep a fair record</w:t>
+      </w:r>
+    </w:p>
+    <w:p>
+      <w:pPr>
         <w:spacing w:line="336" w:lineRule="auto" w:after="180"/>
       </w:pPr>
       <w:r>
@@ -460,40 +625,50 @@
     </w:p>
     <w:p>
       <w:pPr>
+        <w:pStyle w:val="Heading2"/>
+      </w:pPr>
+      <w:r>
+        <w:t>Earlier wording, alternatives and picture transcripts · reference / check after trying</w:t>
+      </w:r>
+    </w:p>
+    <w:p>
+      <w:pPr>
+        <w:pStyle w:val="Heading3"/>
+      </w:pPr>
+      <w:r>
+        <w:t>Independent case: Apply a new case independently</w:t>
+      </w:r>
+    </w:p>
+    <w:p>
+      <w:pPr>
         <w:pStyle w:val="Heading1"/>
       </w:pPr>
       <w:r>
-        <w:t>05. Your learning target</w:t>
-      </w:r>
-    </w:p>
-    <w:p>
-      <w:r>
-        <w:t>Connect the Source Quality target to a trace and a justified conclusion.</w:t>
+        <w:t>09. Project · Keep the decision and its evidence</w:t>
+      </w:r>
+    </w:p>
+    <w:p>
+      <w:r>
+        <w:t>Add this week’s change to your existing project record.</w:t>
+      </w:r>
+    </w:p>
+    <w:p>
+      <w:pPr>
+        <w:pStyle w:val="Heading2"/>
+      </w:pPr>
+      <w:r>
+        <w:t>Your evidence record</w:t>
       </w:r>
     </w:p>
     <w:p>
       <w:pPr>
         <w:spacing w:line="336" w:lineRule="auto" w:after="180"/>
-        <w:shd w:fill="F5F1FB"/>
       </w:pPr>
       <w:r>
         <w:rPr>
           <w:b w:val="0"/>
         </w:rPr>
-        <w:t>A school notice updated Friday conflicts with a blog quoting Monday's notice about a room change. Which source should you inspect first, and why is newest alone not enough?</w:t>
-      </w:r>
-    </w:p>
-    <w:p>
-      <w:pPr>
-        <w:pStyle w:val="Heading1"/>
-      </w:pPr>
-      <w:r>
-        <w:t>06. Solve the given case</w:t>
-      </w:r>
-    </w:p>
-    <w:p>
-      <w:r>
-        <w:t>Solve the supplied Source Quality case and show the deciding evidence.</w:t>
+        <w:t>Use an approved source list and record why each source fits the learner’s question.</w:t>
       </w:r>
     </w:p>
     <w:p>
@@ -504,30 +679,7 @@
         <w:rPr>
           <w:b w:val="0"/>
         </w:rPr>
-        <w:t>An original experiment report and an anonymous unlinked summary describe a method.</w:t>
-      </w:r>
-    </w:p>
-    <w:p>
-      <w:pPr>
-        <w:spacing w:line="336" w:lineRule="auto" w:after="180"/>
-        <w:shd w:fill="F5F1FB"/>
-      </w:pPr>
-      <w:r>
-        <w:rPr>
-          <w:b w:val="0"/>
-        </w:rPr>
-        <w:t>Where should verification begin?</w:t>
-      </w:r>
-    </w:p>
-    <w:p>
-      <w:pPr>
-        <w:spacing w:line="336" w:lineRule="auto" w:after="180"/>
-      </w:pPr>
-      <w:r>
-        <w:rPr>
-          <w:b w:val="0"/>
-        </w:rPr>
-        <w:t xml:space="preserve">Show your trace, calculation or </w:t>
+        <w:t xml:space="preserve">The project change and </w:t>
       </w:r>
       <w:r>
         <w:rPr>
@@ -535,309 +687,6 @@
         </w:rPr>
         <w:t>evidence</w:t>
       </w:r>
-    </w:p>
-    <w:p>
-      <w:pPr>
-        <w:pStyle w:val="Heading3"/>
-      </w:pPr>
-      <w:r>
-        <w:t>Write or draw your reasoning and evidence.</w:t>
-      </w:r>
-    </w:p>
-    <w:p>
-      <w:r>
-        <w:t>________________________________________________________________</w:t>
-      </w:r>
-    </w:p>
-    <w:p>
-      <w:r>
-        <w:t>________________________________________________________________</w:t>
-      </w:r>
-    </w:p>
-    <w:p>
-      <w:r>
-        <w:t>________________________________________________________________</w:t>
-      </w:r>
-    </w:p>
-    <w:p>
-      <w:r>
-        <w:t>________________________________________________________________</w:t>
-      </w:r>
-    </w:p>
-    <w:p>
-      <w:r>
-        <w:t>________________________________________________________________</w:t>
-      </w:r>
-    </w:p>
-    <w:p>
-      <w:pPr>
-        <w:pStyle w:val="Heading1"/>
-      </w:pPr>
-      <w:r>
-        <w:t>07. Check a changed case</w:t>
-      </w:r>
-    </w:p>
-    <w:p>
-      <w:r>
-        <w:t>Apply the procedure to the changed case and record why the conclusion follows.</w:t>
-      </w:r>
-    </w:p>
-    <w:p>
-      <w:pPr>
-        <w:spacing w:line="336" w:lineRule="auto" w:after="180"/>
-        <w:shd w:fill="F5F1FB"/>
-      </w:pPr>
-      <w:r>
-        <w:rPr>
-          <w:b w:val="0"/>
-        </w:rPr>
-        <w:t>For a school's current opening time, compare an undated repost with a dated notice issued by the school. Which is the stronger starting source, and what must still be checked?</w:t>
-      </w:r>
-    </w:p>
-    <w:p>
-      <w:pPr>
-        <w:spacing w:line="336" w:lineRule="auto" w:after="180"/>
-      </w:pPr>
-      <w:r>
-        <w:rPr>
-          <w:b w:val="0"/>
-        </w:rPr>
-        <w:t>My independent answer and reason</w:t>
-      </w:r>
-    </w:p>
-    <w:p>
-      <w:pPr>
-        <w:pStyle w:val="Heading3"/>
-      </w:pPr>
-      <w:r>
-        <w:t>Write or draw your reasoning and evidence.</w:t>
-      </w:r>
-    </w:p>
-    <w:p>
-      <w:r>
-        <w:t>________________________________________________________________</w:t>
-      </w:r>
-    </w:p>
-    <w:p>
-      <w:r>
-        <w:t>________________________________________________________________</w:t>
-      </w:r>
-    </w:p>
-    <w:p>
-      <w:r>
-        <w:t>________________________________________________________________</w:t>
-      </w:r>
-    </w:p>
-    <w:p>
-      <w:r>
-        <w:t>________________________________________________________________</w:t>
-      </w:r>
-    </w:p>
-    <w:p>
-      <w:r>
-        <w:t>________________________________________________________________</w:t>
-      </w:r>
-    </w:p>
-    <w:p>
-      <w:pPr>
-        <w:pStyle w:val="Heading3"/>
-      </w:pPr>
-      <w:r>
-        <w:t>Week 15 Test and reflect</w:t>
-      </w:r>
-    </w:p>
-    <w:p>
-      <w:pPr>
-        <w:pStyle w:val="Heading1"/>
-      </w:pPr>
-      <w:r>
-        <w:t>08. Design a revealing test</w:t>
-      </w:r>
-    </w:p>
-    <w:p>
-      <w:r>
-        <w:t>Specify a changed input, expected result and observation separately.</w:t>
-      </w:r>
-    </w:p>
-    <w:p>
-      <w:pPr>
-        <w:spacing w:line="336" w:lineRule="auto" w:after="180"/>
-      </w:pPr>
-      <w:r>
-        <w:rPr>
-          <w:b w:val="0"/>
-        </w:rPr>
-        <w:t xml:space="preserve">Create a changed </w:t>
-      </w:r>
-      <w:r>
-        <w:rPr>
-          <w:b/>
-        </w:rPr>
-        <w:t>input</w:t>
-      </w:r>
-      <w:r>
-        <w:rPr>
-          <w:b w:val="0"/>
-        </w:rPr>
-        <w:t>, boundary case or missing-information case. Write the expected answer or safe response before testing.</w:t>
-      </w:r>
-    </w:p>
-    <w:tbl>
-      <w:tblPr>
-        <w:tblStyle w:val="LightShading-Accent1"/>
-        <w:tblW w:type="auto" w:w="0"/>
-        <w:tblLook w:firstColumn="1" w:firstRow="1" w:lastColumn="0" w:lastRow="0" w:noHBand="0" w:noVBand="1" w:val="04A0"/>
-      </w:tblPr>
-      <w:tblGrid>
-        <w:gridCol w:w="5112"/>
-        <w:gridCol w:w="5112"/>
-      </w:tblGrid>
-      <w:tr>
-        <w:trPr>
-          <w:tblHeader/>
-        </w:trPr>
-        <w:tc>
-          <w:tcPr>
-            <w:tcW w:type="dxa" w:w="5112"/>
-          </w:tcPr>
-          <w:p>
-            <w:r>
-              <w:t>Test record</w:t>
-            </w:r>
-          </w:p>
-        </w:tc>
-        <w:tc>
-          <w:tcPr>
-            <w:tcW w:type="dxa" w:w="5112"/>
-          </w:tcPr>
-          <w:p>
-            <w:r>
-              <w:t>My evidence</w:t>
-            </w:r>
-          </w:p>
-        </w:tc>
-      </w:tr>
-      <w:tr>
-        <w:tc>
-          <w:tcPr>
-            <w:tcW w:type="dxa" w:w="5112"/>
-          </w:tcPr>
-          <w:p>
-            <w:r>
-              <w:t>Changed input or condition</w:t>
-            </w:r>
-          </w:p>
-        </w:tc>
-        <w:tc>
-          <w:tcPr>
-            <w:tcW w:type="dxa" w:w="5112"/>
-          </w:tcPr>
-          <w:p>
-            <w:r/>
-          </w:p>
-        </w:tc>
-      </w:tr>
-      <w:tr>
-        <w:tc>
-          <w:tcPr>
-            <w:tcW w:type="dxa" w:w="5112"/>
-          </w:tcPr>
-          <w:p>
-            <w:r>
-              <w:t>Expected answer or fallback</w:t>
-            </w:r>
-          </w:p>
-        </w:tc>
-        <w:tc>
-          <w:tcPr>
-            <w:tcW w:type="dxa" w:w="5112"/>
-          </w:tcPr>
-          <w:p>
-            <w:r/>
-          </w:p>
-        </w:tc>
-      </w:tr>
-      <w:tr>
-        <w:tc>
-          <w:tcPr>
-            <w:tcW w:type="dxa" w:w="5112"/>
-          </w:tcPr>
-          <w:p>
-            <w:r>
-              <w:t>Observed result</w:t>
-            </w:r>
-          </w:p>
-        </w:tc>
-        <w:tc>
-          <w:tcPr>
-            <w:tcW w:type="dxa" w:w="5112"/>
-          </w:tcPr>
-          <w:p>
-            <w:r/>
-          </w:p>
-        </w:tc>
-      </w:tr>
-      <w:tr>
-        <w:tc>
-          <w:tcPr>
-            <w:tcW w:type="dxa" w:w="5112"/>
-          </w:tcPr>
-          <w:p>
-            <w:r>
-              <w:t>Why the result occurred</w:t>
-            </w:r>
-          </w:p>
-        </w:tc>
-        <w:tc>
-          <w:tcPr>
-            <w:tcW w:type="dxa" w:w="5112"/>
-          </w:tcPr>
-          <w:p>
-            <w:r/>
-          </w:p>
-        </w:tc>
-      </w:tr>
-    </w:tbl>
-    <w:p>
-      <w:pPr>
-        <w:pStyle w:val="Heading1"/>
-      </w:pPr>
-      <w:r>
-        <w:t>09. Project checkpoint</w:t>
-      </w:r>
-    </w:p>
-    <w:p>
-      <w:r>
-        <w:t>Justify what Source Quality adds to Verified Study Buddy and keep the evidence.</w:t>
-      </w:r>
-    </w:p>
-    <w:p>
-      <w:pPr>
-        <w:spacing w:line="336" w:lineRule="auto" w:after="180"/>
-      </w:pPr>
-      <w:r>
-        <w:rPr>
-          <w:b w:val="0"/>
-        </w:rPr>
-        <w:t>Use an approved source list and record why each source fits the learner’s question.</w:t>
-      </w:r>
-    </w:p>
-    <w:p>
-      <w:pPr>
-        <w:spacing w:line="336" w:lineRule="auto" w:after="180"/>
-      </w:pPr>
-      <w:r>
-        <w:rPr>
-          <w:b w:val="0"/>
-        </w:rPr>
-        <w:t xml:space="preserve">The project change and </w:t>
-      </w:r>
-      <w:r>
-        <w:rPr>
-          <w:b/>
-        </w:rPr>
-        <w:t>evidence</w:t>
-      </w:r>
       <w:r>
         <w:rPr>
           <w:b w:val="0"/>
@@ -883,592 +732,20 @@
         <w:pStyle w:val="Heading1"/>
       </w:pPr>
       <w:r>
-        <w:t>10. Self check</w:t>
-      </w:r>
-    </w:p>
-    <w:p>
-      <w:r>
-        <w:t>Judge explanation, evidence, transfer and limits separately; attach the work behind your judgement.</w:t>
-      </w:r>
-    </w:p>
-    <w:p>
-      <w:pPr>
-        <w:pStyle w:val="ListBullet"/>
-      </w:pPr>
-      <w:r>
-        <w:t>I can explain the mechanism.</w:t>
-      </w:r>
-    </w:p>
-    <w:p>
-      <w:pPr>
-        <w:pStyle w:val="ListBullet"/>
-      </w:pPr>
-      <w:r>
-        <w:t>I can show evidence.</w:t>
-      </w:r>
-    </w:p>
-    <w:p>
-      <w:pPr>
-        <w:pStyle w:val="ListBullet"/>
-      </w:pPr>
-      <w:r>
-        <w:t>I can handle a changed case.</w:t>
-      </w:r>
-    </w:p>
-    <w:p>
-      <w:pPr>
-        <w:pStyle w:val="ListBullet"/>
-      </w:pPr>
-      <w:r>
-        <w:t>I can name a limit.</w:t>
-      </w:r>
-    </w:p>
-    <w:p>
-      <w:r>
-        <w:t>Mark each as not yet, with help or independently, and attach supporting work.</w:t>
-      </w:r>
-    </w:p>
-    <w:p>
-      <w:pPr>
-        <w:spacing w:line="336" w:lineRule="auto" w:after="180"/>
-      </w:pPr>
-      <w:r>
-        <w:rPr>
-          <w:b w:val="0"/>
-        </w:rPr>
-        <w:t>Teacher review ____________________  Next step ____________________</w:t>
-      </w:r>
-    </w:p>
-    <w:p>
-      <w:pPr>
-        <w:pStyle w:val="Heading1"/>
-      </w:pPr>
-      <w:r>
-        <w:t>11. Transfer practice from the original programme</w:t>
-      </w:r>
-    </w:p>
-    <w:p>
-      <w:r>
-        <w:t>Use this earlier case as transfer practice. A case already discussed with feedback is not fresh assessment evidence.</w:t>
-      </w:r>
-    </w:p>
-    <w:p>
-      <w:pPr>
-        <w:spacing w:line="336" w:lineRule="auto" w:after="180"/>
-        <w:shd w:fill="F5F1FB"/>
-      </w:pPr>
-      <w:r>
-        <w:rPr>
-          <w:b w:val="0"/>
-        </w:rPr>
-        <w:t>A school notice updated Friday conflicts with a blog quoting Monday's notice about a room change. Which source should you inspect first, and why is newest alone not enough?</w:t>
-      </w:r>
-    </w:p>
-    <w:p>
-      <w:pPr>
-        <w:pStyle w:val="Heading3"/>
-      </w:pPr>
-      <w:r>
-        <w:t>My independently reasoned answer</w:t>
-      </w:r>
-    </w:p>
-    <w:p>
-      <w:r>
-        <w:t>________________________________________________________________</w:t>
-      </w:r>
-    </w:p>
-    <w:p>
-      <w:r>
-        <w:t>________________________________________________________________</w:t>
-      </w:r>
-    </w:p>
-    <w:p>
-      <w:r>
-        <w:t>________________________________________________________________</w:t>
-      </w:r>
-    </w:p>
-    <w:p>
-      <w:r>
-        <w:t>________________________________________________________________</w:t>
-      </w:r>
-    </w:p>
-    <w:p>
-      <w:r>
-        <w:t>________________________________________________________________</w:t>
-      </w:r>
-    </w:p>
-    <w:p>
-      <w:r>
-        <w:t>________________________________________________________________</w:t>
-      </w:r>
-    </w:p>
-    <w:p>
-      <w:r>
-        <w:t>________________________________________________________________</w:t>
-      </w:r>
-    </w:p>
-    <w:p>
-      <w:pPr>
-        <w:spacing w:line="336" w:lineRule="auto" w:after="180"/>
-      </w:pPr>
-      <w:r>
-        <w:rPr>
-          <w:b w:val="0"/>
-        </w:rPr>
-        <w:t>Record support used: none, hint or teacher explanation.</w:t>
-      </w:r>
-    </w:p>
-    <w:p>
-      <w:pPr>
-        <w:pStyle w:val="Heading1"/>
-      </w:pPr>
-      <w:r>
-        <w:t>12. W1 Explain the mechanism</w:t>
-      </w:r>
-    </w:p>
-    <w:p>
-      <w:r>
-        <w:t>Explain the mechanism. Apply the supplied Source Quality facts and keep your reasoning.</w:t>
-      </w:r>
-    </w:p>
-    <w:p>
-      <w:pPr>
-        <w:pStyle w:val="Heading3"/>
-      </w:pPr>
-      <w:r>
-        <w:t>Where to find the supplied example</w:t>
-      </w:r>
-    </w:p>
-    <w:p>
-      <w:pPr>
-        <w:spacing w:line="336" w:lineRule="auto" w:after="180"/>
-        <w:shd w:fill="F1F6F8"/>
-      </w:pPr>
-      <w:r>
-        <w:rPr>
-          <w:b w:val="0"/>
-        </w:rPr>
-        <w:t>Reference for this exercise: open this week’s student lesson, “Source Quality”, at “See how it works” and “Follow a worked example”. Use the original worked values or code named in the question; the later pictorial case is a separate example. Keep this reference beside your workbook while practising.</w:t>
-      </w:r>
-    </w:p>
-    <w:p>
-      <w:pPr>
-        <w:spacing w:line="336" w:lineRule="auto" w:after="180"/>
-      </w:pPr>
-      <w:r>
-        <w:rPr>
-          <w:b w:val="0"/>
-        </w:rPr>
-        <w:t xml:space="preserve">Explain the weekly </w:t>
-      </w:r>
-      <w:r>
-        <w:rPr>
-          <w:b/>
-        </w:rPr>
-        <w:t>mechanism</w:t>
-      </w:r>
-      <w:r>
-        <w:rPr>
-          <w:b w:val="0"/>
-        </w:rPr>
-        <w:t xml:space="preserve"> in your own words. Use the worked scenario to name its </w:t>
-      </w:r>
-      <w:r>
-        <w:rPr>
-          <w:b/>
-        </w:rPr>
-        <w:t>input</w:t>
-      </w:r>
-      <w:r>
-        <w:rPr>
-          <w:b w:val="0"/>
-        </w:rPr>
-        <w:t xml:space="preserve">, decision rule and </w:t>
-      </w:r>
-      <w:r>
-        <w:rPr>
-          <w:b/>
-        </w:rPr>
-        <w:t>output</w:t>
-      </w:r>
-      <w:r>
-        <w:rPr>
-          <w:b w:val="0"/>
-        </w:rPr>
-        <w:t>.</w:t>
-      </w:r>
-    </w:p>
-    <w:p>
-      <w:pPr>
-        <w:pStyle w:val="Heading3"/>
-      </w:pPr>
-      <w:r>
-        <w:t>My reasoning and evidence</w:t>
-      </w:r>
-    </w:p>
-    <w:p>
-      <w:r>
-        <w:t>________________________________________________________________</w:t>
-      </w:r>
-    </w:p>
-    <w:p>
-      <w:r>
-        <w:t>________________________________________________________________</w:t>
-      </w:r>
-    </w:p>
-    <w:p>
-      <w:r>
-        <w:t>________________________________________________________________</w:t>
-      </w:r>
-    </w:p>
-    <w:p>
-      <w:r>
-        <w:t>________________________________________________________________</w:t>
-      </w:r>
-    </w:p>
-    <w:p>
-      <w:r>
-        <w:t>________________________________________________________________</w:t>
-      </w:r>
-    </w:p>
-    <w:p>
-      <w:r>
-        <w:t>________________________________________________________________</w:t>
-      </w:r>
-    </w:p>
-    <w:p>
-      <w:pPr>
-        <w:pStyle w:val="Heading1"/>
-      </w:pPr>
-      <w:r>
-        <w:t>13. W2 Trace the worked case</w:t>
-      </w:r>
-    </w:p>
-    <w:p>
-      <w:r>
-        <w:t>Trace the worked case. Apply the supplied Source Quality facts and keep your reasoning.</w:t>
-      </w:r>
-    </w:p>
-    <w:p>
-      <w:pPr>
-        <w:spacing w:line="336" w:lineRule="auto" w:after="180"/>
-      </w:pPr>
-      <w:r>
-        <w:rPr>
-          <w:b w:val="0"/>
-        </w:rPr>
-        <w:t>Notice N says room A from Monday. Signed amendment M references N and changes to B effective Wednesday. Query asks Tuesday, then Thursday. Show the intermediate steps and give the conclusion with its scope.</w:t>
-      </w:r>
-    </w:p>
-    <w:p>
-      <w:pPr>
-        <w:pStyle w:val="Heading3"/>
-      </w:pPr>
-      <w:r>
-        <w:t>My reasoning and evidence</w:t>
-      </w:r>
-    </w:p>
-    <w:p>
-      <w:r>
-        <w:t>________________________________________________________________</w:t>
-      </w:r>
-    </w:p>
-    <w:p>
-      <w:r>
-        <w:t>________________________________________________________________</w:t>
-      </w:r>
-    </w:p>
-    <w:p>
-      <w:r>
-        <w:t>________________________________________________________________</w:t>
-      </w:r>
-    </w:p>
-    <w:p>
-      <w:r>
-        <w:t>________________________________________________________________</w:t>
-      </w:r>
-    </w:p>
-    <w:p>
-      <w:r>
-        <w:t>________________________________________________________________</w:t>
-      </w:r>
-    </w:p>
-    <w:p>
-      <w:r>
-        <w:t>________________________________________________________________</w:t>
-      </w:r>
-    </w:p>
-    <w:p>
-      <w:r>
-        <w:t>________________________________________________________________</w:t>
-      </w:r>
-    </w:p>
-    <w:p>
-      <w:pPr>
-        <w:pStyle w:val="Heading1"/>
-      </w:pPr>
-      <w:r>
-        <w:t>14. W3 Audit the limit</w:t>
-      </w:r>
-    </w:p>
-    <w:p>
-      <w:r>
-        <w:t>Audit the limit. Apply the supplied Source Quality facts and keep your reasoning.</w:t>
-      </w:r>
-    </w:p>
-    <w:p>
-      <w:pPr>
-        <w:spacing w:line="336" w:lineRule="auto" w:after="180"/>
-      </w:pPr>
-      <w:r>
-        <w:rPr>
-          <w:b w:val="0"/>
-        </w:rPr>
-        <w:t xml:space="preserve">A report omits this qualification: An unspecified </w:t>
-      </w:r>
-      <w:r>
-        <w:rPr>
-          <w:b/>
-        </w:rPr>
-        <w:t>authority</w:t>
-      </w:r>
-      <w:r>
-        <w:rPr>
-          <w:b w:val="0"/>
-        </w:rPr>
-        <w:t xml:space="preserve"> or effective-time rule leaves a conflict unresolved; do not invent precedence.</w:t>
-      </w:r>
-    </w:p>
-    <w:p>
-      <w:pPr>
-        <w:spacing w:line="336" w:lineRule="auto" w:after="180"/>
-      </w:pPr>
-      <w:r>
-        <w:rPr>
-          <w:b w:val="0"/>
-        </w:rPr>
-        <w:t>Explain how omitting it could change a reader's interpretation, and write an accurate replacement.</w:t>
-      </w:r>
-    </w:p>
-    <w:p>
-      <w:pPr>
-        <w:pStyle w:val="Heading3"/>
-      </w:pPr>
-      <w:r>
-        <w:t>My reasoning and evidence</w:t>
-      </w:r>
-    </w:p>
-    <w:p>
-      <w:r>
-        <w:t>________________________________________________________________</w:t>
-      </w:r>
-    </w:p>
-    <w:p>
-      <w:r>
-        <w:t>________________________________________________________________</w:t>
-      </w:r>
-    </w:p>
-    <w:p>
-      <w:r>
-        <w:t>________________________________________________________________</w:t>
-      </w:r>
-    </w:p>
-    <w:p>
-      <w:r>
-        <w:t>________________________________________________________________</w:t>
-      </w:r>
-    </w:p>
-    <w:p>
-      <w:r>
-        <w:t>________________________________________________________________</w:t>
-      </w:r>
-    </w:p>
-    <w:p>
-      <w:r>
-        <w:t>________________________________________________________________</w:t>
-      </w:r>
-    </w:p>
-    <w:p>
-      <w:pPr>
-        <w:pStyle w:val="Heading1"/>
-      </w:pPr>
-      <w:r>
-        <w:t>15. W4 Apply a new case independently</w:t>
-      </w:r>
-    </w:p>
-    <w:p>
-      <w:r>
-        <w:t>Attempt before feedback. If this repeats the selected independent case, reuse that first attempt; otherwise keep a separate record. Apply a new case independently. Apply the supplied Source Quality facts and keep your reasoning.</w:t>
-      </w:r>
-    </w:p>
-    <w:p>
-      <w:pPr>
-        <w:spacing w:line="336" w:lineRule="auto" w:after="180"/>
-      </w:pPr>
-      <w:r>
-        <w:rPr>
-          <w:b w:val="0"/>
-        </w:rPr>
-        <w:t>Original allows capacity 14. Signed amendment lowers it to 9 effective day 5. Query concerns days 4 and 6. Trace both and preserve versions.</w:t>
-      </w:r>
-    </w:p>
-    <w:p>
-      <w:pPr>
-        <w:pStyle w:val="Heading3"/>
-      </w:pPr>
-      <w:r>
-        <w:t>My reasoning and evidence</w:t>
-      </w:r>
-    </w:p>
-    <w:p>
-      <w:r>
-        <w:t>________________________________________________________________</w:t>
-      </w:r>
-    </w:p>
-    <w:p>
-      <w:r>
-        <w:t>________________________________________________________________</w:t>
-      </w:r>
-    </w:p>
-    <w:p>
-      <w:r>
-        <w:t>________________________________________________________________</w:t>
-      </w:r>
-    </w:p>
-    <w:p>
-      <w:r>
-        <w:t>________________________________________________________________</w:t>
-      </w:r>
-    </w:p>
-    <w:p>
-      <w:r>
-        <w:t>________________________________________________________________</w:t>
-      </w:r>
-    </w:p>
-    <w:p>
-      <w:r>
-        <w:t>________________________________________________________________</w:t>
-      </w:r>
-    </w:p>
-    <w:p>
-      <w:r>
-        <w:t>________________________________________________________________</w:t>
-      </w:r>
-    </w:p>
-    <w:p>
-      <w:r>
-        <w:t>________________________________________________________________</w:t>
-      </w:r>
-    </w:p>
-    <w:p>
-      <w:pPr>
-        <w:pStyle w:val="Heading1"/>
-      </w:pPr>
-      <w:r>
-        <w:t>16. W5 Design a revealing follow-up</w:t>
-      </w:r>
-    </w:p>
-    <w:p>
-      <w:r>
-        <w:t>Design a revealing follow-up. Apply the supplied Source Quality facts and keep your reasoning.</w:t>
-      </w:r>
-    </w:p>
-    <w:p>
-      <w:pPr>
-        <w:pStyle w:val="Heading3"/>
-      </w:pPr>
-      <w:r>
-        <w:t>Where to find the supplied example</w:t>
-      </w:r>
-    </w:p>
-    <w:p>
-      <w:pPr>
-        <w:spacing w:line="336" w:lineRule="auto" w:after="180"/>
-        <w:shd w:fill="F1F6F8"/>
-      </w:pPr>
-      <w:r>
-        <w:rPr>
-          <w:b w:val="0"/>
-        </w:rPr>
-        <w:t>Reference for this exercise: open this week’s student lesson, “Source Quality”, at “See how it works” and “Follow a worked example”. Use the original worked values or code named in the question; the later pictorial case is a separate example. Keep this reference beside your workbook while practising.</w:t>
-      </w:r>
-    </w:p>
-    <w:p>
-      <w:pPr>
-        <w:spacing w:line="336" w:lineRule="auto" w:after="180"/>
-      </w:pPr>
-      <w:r>
-        <w:rPr>
-          <w:b w:val="0"/>
-        </w:rPr>
-        <w:t>For the worked scenario, propose one additional case that could reveal a failure, describe its expected outcome before running it, and explain what would need to remain fixed for a fair comparison.</w:t>
-      </w:r>
-    </w:p>
-    <w:p>
-      <w:pPr>
-        <w:spacing w:line="336" w:lineRule="auto" w:after="180"/>
-      </w:pPr>
-      <w:r>
-        <w:rPr>
-          <w:b w:val="0"/>
-        </w:rPr>
-        <w:t>Do not reuse W4 as a new final test after receiving feedback.</w:t>
-      </w:r>
-    </w:p>
-    <w:p>
-      <w:pPr>
-        <w:pStyle w:val="Heading3"/>
-      </w:pPr>
-      <w:r>
-        <w:t>My reasoning and evidence</w:t>
-      </w:r>
-    </w:p>
-    <w:p>
-      <w:r>
-        <w:t>________________________________________________________________</w:t>
-      </w:r>
-    </w:p>
-    <w:p>
-      <w:r>
-        <w:t>________________________________________________________________</w:t>
-      </w:r>
-    </w:p>
-    <w:p>
-      <w:r>
-        <w:t>________________________________________________________________</w:t>
-      </w:r>
-    </w:p>
-    <w:p>
-      <w:r>
-        <w:t>________________________________________________________________</w:t>
-      </w:r>
-    </w:p>
-    <w:p>
-      <w:r>
-        <w:t>________________________________________________________________</w:t>
-      </w:r>
-    </w:p>
-    <w:p>
-      <w:r>
-        <w:t>________________________________________________________________</w:t>
-      </w:r>
-    </w:p>
-    <w:p>
-      <w:r>
-        <w:t>________________________________________________________________</w:t>
-      </w:r>
-    </w:p>
-    <w:p>
-      <w:pPr>
-        <w:pStyle w:val="Heading1"/>
-      </w:pPr>
-      <w:r>
-        <w:t>17. Feedback, return check and learning record</w:t>
-      </w:r>
-    </w:p>
-    <w:p>
-      <w:r>
-        <w:t>Record the first repaired step and a different case to revisit after a delay.</w:t>
+        <w:t>17. Feedback · Repair and return</w:t>
+      </w:r>
+    </w:p>
+    <w:p>
+      <w:r>
+        <w:t>Keep the first attempt, the repair and a changed-case return.</w:t>
+      </w:r>
+    </w:p>
+    <w:p>
+      <w:pPr>
+        <w:pStyle w:val="Heading2"/>
+      </w:pPr>
+      <w:r>
+        <w:t>Your evidence record</w:t>
       </w:r>
     </w:p>
     <w:tbl>
@@ -1623,12 +900,850 @@
         <w:pStyle w:val="Heading1"/>
       </w:pPr>
       <w:r>
-        <w:t>18. Pictorial case practice: Source Quality</w:t>
-      </w:r>
-    </w:p>
-    <w:p>
-      <w:r>
-        <w:t>A fictional Study Buddy answers which room a club is authorised to use. Explain the labelled step before checking the changed condition.</w:t>
+        <w:t>10. Finish · Judge the evidence in your work</w:t>
+      </w:r>
+    </w:p>
+    <w:p>
+      <w:r>
+        <w:t>Point to work that supports your confidence level.</w:t>
+      </w:r>
+    </w:p>
+    <w:p>
+      <w:pPr>
+        <w:pStyle w:val="Heading2"/>
+      </w:pPr>
+      <w:r>
+        <w:t>Your evidence record</w:t>
+      </w:r>
+    </w:p>
+    <w:p>
+      <w:pPr>
+        <w:pStyle w:val="ListBullet"/>
+      </w:pPr>
+      <w:r>
+        <w:t>I can explain the mechanism.</w:t>
+      </w:r>
+    </w:p>
+    <w:p>
+      <w:pPr>
+        <w:pStyle w:val="ListBullet"/>
+      </w:pPr>
+      <w:r>
+        <w:t>I can show evidence.</w:t>
+      </w:r>
+    </w:p>
+    <w:p>
+      <w:pPr>
+        <w:pStyle w:val="ListBullet"/>
+      </w:pPr>
+      <w:r>
+        <w:t>I can handle a changed case.</w:t>
+      </w:r>
+    </w:p>
+    <w:p>
+      <w:pPr>
+        <w:pStyle w:val="ListBullet"/>
+      </w:pPr>
+      <w:r>
+        <w:t>I can name a limit.</w:t>
+      </w:r>
+    </w:p>
+    <w:p>
+      <w:r>
+        <w:t>Mark each as not yet, with help or independently, and attach supporting work.</w:t>
+      </w:r>
+    </w:p>
+    <w:p>
+      <w:pPr>
+        <w:spacing w:line="336" w:lineRule="auto" w:after="180"/>
+      </w:pPr>
+      <w:r>
+        <w:rPr>
+          <w:b w:val="0"/>
+        </w:rPr>
+        <w:t>Teacher review ____________________  Next step ____________________</w:t>
+      </w:r>
+    </w:p>
+    <w:p>
+      <w:pPr>
+        <w:pStyle w:val="Heading1"/>
+      </w:pPr>
+      <w:r>
+        <w:t>Reference bank and extra practice</w:t>
+      </w:r>
+    </w:p>
+    <w:p>
+      <w:pPr>
+        <w:pStyle w:val="Heading1"/>
+      </w:pPr>
+      <w:r>
+        <w:t>02. Reference · Supported W2 record</w:t>
+      </w:r>
+    </w:p>
+    <w:p>
+      <w:r>
+        <w:t>This is the same W2 attempt. Keep one response record.</w:t>
+      </w:r>
+    </w:p>
+    <w:p>
+      <w:pPr>
+        <w:pStyle w:val="Heading2"/>
+      </w:pPr>
+      <w:r>
+        <w:t>Use this when helpful</w:t>
+      </w:r>
+    </w:p>
+    <w:p>
+      <w:pPr>
+        <w:spacing w:line="336" w:lineRule="auto" w:after="180"/>
+      </w:pPr>
+      <w:r>
+        <w:rPr>
+          <w:b w:val="0"/>
+        </w:rPr>
+        <w:t>Use W2: Trace the worked case for Conflicting and time-sensitive sources. Record the answer once; the lesson and workbook refer to the same attempt.</w:t>
+      </w:r>
+    </w:p>
+    <w:tbl>
+      <w:tblPr>
+        <w:tblStyle w:val="LightShading-Accent1"/>
+        <w:tblW w:type="auto" w:w="0"/>
+        <w:tblLook w:firstColumn="1" w:firstRow="1" w:lastColumn="0" w:lastRow="0" w:noHBand="0" w:noVBand="1" w:val="04A0"/>
+      </w:tblPr>
+      <w:tblGrid>
+        <w:gridCol w:w="2556"/>
+        <w:gridCol w:w="2556"/>
+        <w:gridCol w:w="2556"/>
+        <w:gridCol w:w="2556"/>
+      </w:tblGrid>
+      <w:tr>
+        <w:trPr>
+          <w:tblHeader/>
+        </w:trPr>
+        <w:tc>
+          <w:tcPr>
+            <w:tcW w:type="dxa" w:w="2556"/>
+          </w:tcPr>
+          <w:p>
+            <w:r>
+              <w:t>Given inputs</w:t>
+            </w:r>
+          </w:p>
+        </w:tc>
+        <w:tc>
+          <w:tcPr>
+            <w:tcW w:type="dxa" w:w="2556"/>
+          </w:tcPr>
+          <w:p>
+            <w:r>
+              <w:t>Procedure I chose</w:t>
+            </w:r>
+          </w:p>
+        </w:tc>
+        <w:tc>
+          <w:tcPr>
+            <w:tcW w:type="dxa" w:w="2556"/>
+          </w:tcPr>
+          <w:p>
+            <w:r>
+              <w:t>Middle steps</w:t>
+            </w:r>
+          </w:p>
+        </w:tc>
+        <w:tc>
+          <w:tcPr>
+            <w:tcW w:type="dxa" w:w="2556"/>
+          </w:tcPr>
+          <w:p>
+            <w:r>
+              <w:t>Result and check</w:t>
+            </w:r>
+          </w:p>
+        </w:tc>
+      </w:tr>
+      <w:tr>
+        <w:tc>
+          <w:tcPr>
+            <w:tcW w:type="dxa" w:w="2556"/>
+          </w:tcPr>
+          <w:p>
+            <w:r/>
+          </w:p>
+        </w:tc>
+        <w:tc>
+          <w:tcPr>
+            <w:tcW w:type="dxa" w:w="2556"/>
+          </w:tcPr>
+          <w:p>
+            <w:r/>
+          </w:p>
+        </w:tc>
+        <w:tc>
+          <w:tcPr>
+            <w:tcW w:type="dxa" w:w="2556"/>
+          </w:tcPr>
+          <w:p>
+            <w:r/>
+          </w:p>
+        </w:tc>
+        <w:tc>
+          <w:tcPr>
+            <w:tcW w:type="dxa" w:w="2556"/>
+          </w:tcPr>
+          <w:p>
+            <w:r/>
+          </w:p>
+        </w:tc>
+      </w:tr>
+    </w:tbl>
+    <w:p>
+      <w:pPr>
+        <w:pStyle w:val="Heading3"/>
+      </w:pPr>
+      <w:r>
+        <w:t>The step I completed without help, and the hint I needed</w:t>
+      </w:r>
+    </w:p>
+    <w:p>
+      <w:r>
+        <w:t>________________________________________________________________</w:t>
+      </w:r>
+    </w:p>
+    <w:p>
+      <w:r>
+        <w:t>________________________________________________________________</w:t>
+      </w:r>
+    </w:p>
+    <w:p>
+      <w:r>
+        <w:t>________________________________________________________________</w:t>
+      </w:r>
+    </w:p>
+    <w:p>
+      <w:pPr>
+        <w:pStyle w:val="Heading1"/>
+      </w:pPr>
+      <w:r>
+        <w:t>03. Extra practice · Repair the explanation</w:t>
+      </w:r>
+    </w:p>
+    <w:p>
+      <w:r>
+        <w:t>Explain the deciding fact before discussing the answer.</w:t>
+      </w:r>
+    </w:p>
+    <w:p>
+      <w:pPr>
+        <w:pStyle w:val="Heading2"/>
+      </w:pPr>
+      <w:r>
+        <w:t>Use this when helpful</w:t>
+      </w:r>
+    </w:p>
+    <w:p>
+      <w:pPr>
+        <w:spacing w:line="336" w:lineRule="auto" w:after="180"/>
+      </w:pPr>
+      <w:r>
+        <w:rPr>
+          <w:b w:val="0"/>
+        </w:rPr>
+        <w:t>Use the worked case for Conflicting and time-sensitive sources. Proposed explanation: “The worked result establishes every future case”. Decide whether this explanation is supported.</w:t>
+      </w:r>
+    </w:p>
+    <w:p>
+      <w:pPr>
+        <w:spacing w:line="336" w:lineRule="auto" w:after="180"/>
+      </w:pPr>
+      <w:r>
+        <w:rPr>
+          <w:b w:val="0"/>
+        </w:rPr>
+        <w:t>Point to the step or supplied fact that decides; explain your repair if needed.</w:t>
+      </w:r>
+    </w:p>
+    <w:p>
+      <w:pPr>
+        <w:pStyle w:val="Heading3"/>
+      </w:pPr>
+      <w:r>
+        <w:t>My explanation before partner discussion</w:t>
+      </w:r>
+    </w:p>
+    <w:p>
+      <w:r>
+        <w:t>________________________________________________________________</w:t>
+      </w:r>
+    </w:p>
+    <w:p>
+      <w:r>
+        <w:t>________________________________________________________________</w:t>
+      </w:r>
+    </w:p>
+    <w:p>
+      <w:r>
+        <w:t>________________________________________________________________</w:t>
+      </w:r>
+    </w:p>
+    <w:p>
+      <w:r>
+        <w:t>________________________________________________________________</w:t>
+      </w:r>
+    </w:p>
+    <w:p>
+      <w:pPr>
+        <w:pStyle w:val="Heading1"/>
+      </w:pPr>
+      <w:r>
+        <w:t>05. Reference · Original learning target</w:t>
+      </w:r>
+    </w:p>
+    <w:p>
+      <w:r>
+        <w:t>Use this target to inspect an explanation.</w:t>
+      </w:r>
+    </w:p>
+    <w:p>
+      <w:pPr>
+        <w:pStyle w:val="Heading2"/>
+      </w:pPr>
+      <w:r>
+        <w:t>Use this when helpful</w:t>
+      </w:r>
+    </w:p>
+    <w:p>
+      <w:pPr>
+        <w:spacing w:line="336" w:lineRule="auto" w:after="180"/>
+      </w:pPr>
+      <w:r>
+        <w:rPr>
+          <w:b w:val="0"/>
+        </w:rPr>
+        <w:t>A school notice updated Friday conflicts with a blog quoting Monday's notice about a room change. Which source should you inspect first, and why is newest alone not enough?</w:t>
+      </w:r>
+    </w:p>
+    <w:p>
+      <w:pPr>
+        <w:pStyle w:val="Heading1"/>
+      </w:pPr>
+      <w:r>
+        <w:t>06. Extra practice · A complete case</w:t>
+      </w:r>
+    </w:p>
+    <w:p>
+      <w:r>
+        <w:t>Try the question before checking the worked explanation.</w:t>
+      </w:r>
+    </w:p>
+    <w:p>
+      <w:pPr>
+        <w:pStyle w:val="Heading2"/>
+      </w:pPr>
+      <w:r>
+        <w:t>Use this when helpful</w:t>
+      </w:r>
+    </w:p>
+    <w:p>
+      <w:pPr>
+        <w:spacing w:line="336" w:lineRule="auto" w:after="180"/>
+      </w:pPr>
+      <w:r>
+        <w:rPr>
+          <w:b w:val="0"/>
+        </w:rPr>
+        <w:t>An original experiment report and an anonymous unlinked summary describe a method.</w:t>
+      </w:r>
+    </w:p>
+    <w:p>
+      <w:pPr>
+        <w:spacing w:line="336" w:lineRule="auto" w:after="180"/>
+      </w:pPr>
+      <w:r>
+        <w:rPr>
+          <w:b w:val="0"/>
+        </w:rPr>
+        <w:t>Where should verification begin?</w:t>
+      </w:r>
+    </w:p>
+    <w:p>
+      <w:pPr>
+        <w:spacing w:line="336" w:lineRule="auto" w:after="180"/>
+      </w:pPr>
+      <w:r>
+        <w:rPr>
+          <w:b w:val="0"/>
+        </w:rPr>
+        <w:t xml:space="preserve">Show your trace, calculation or </w:t>
+      </w:r>
+      <w:r>
+        <w:rPr>
+          <w:b/>
+        </w:rPr>
+        <w:t>evidence</w:t>
+      </w:r>
+    </w:p>
+    <w:p>
+      <w:pPr>
+        <w:pStyle w:val="Heading3"/>
+      </w:pPr>
+      <w:r>
+        <w:t>Write or draw your reasoning and evidence.</w:t>
+      </w:r>
+    </w:p>
+    <w:p>
+      <w:r>
+        <w:t>________________________________________________________________</w:t>
+      </w:r>
+    </w:p>
+    <w:p>
+      <w:r>
+        <w:t>________________________________________________________________</w:t>
+      </w:r>
+    </w:p>
+    <w:p>
+      <w:r>
+        <w:t>________________________________________________________________</w:t>
+      </w:r>
+    </w:p>
+    <w:p>
+      <w:r>
+        <w:t>________________________________________________________________</w:t>
+      </w:r>
+    </w:p>
+    <w:p>
+      <w:r>
+        <w:t>________________________________________________________________</w:t>
+      </w:r>
+    </w:p>
+    <w:p>
+      <w:pPr>
+        <w:pStyle w:val="Heading1"/>
+      </w:pPr>
+      <w:r>
+        <w:t>07. Extra practice · A changed case</w:t>
+      </w:r>
+    </w:p>
+    <w:p>
+      <w:r>
+        <w:t>Keep this practice separate from the reserved independent attempt.</w:t>
+      </w:r>
+    </w:p>
+    <w:p>
+      <w:pPr>
+        <w:pStyle w:val="Heading2"/>
+      </w:pPr>
+      <w:r>
+        <w:t>Use this when helpful</w:t>
+      </w:r>
+    </w:p>
+    <w:p>
+      <w:pPr>
+        <w:spacing w:line="336" w:lineRule="auto" w:after="180"/>
+      </w:pPr>
+      <w:r>
+        <w:rPr>
+          <w:b w:val="0"/>
+        </w:rPr>
+        <w:t>For a school's current opening time, compare an undated repost with a dated notice issued by the school. Which is the stronger starting source, and what must still be checked?</w:t>
+      </w:r>
+    </w:p>
+    <w:p>
+      <w:pPr>
+        <w:spacing w:line="336" w:lineRule="auto" w:after="180"/>
+      </w:pPr>
+      <w:r>
+        <w:rPr>
+          <w:b w:val="0"/>
+        </w:rPr>
+        <w:t>My practice answer and reason</w:t>
+      </w:r>
+    </w:p>
+    <w:p>
+      <w:pPr>
+        <w:pStyle w:val="Heading3"/>
+      </w:pPr>
+      <w:r>
+        <w:t>Write or draw your reasoning and evidence.</w:t>
+      </w:r>
+    </w:p>
+    <w:p>
+      <w:r>
+        <w:t>________________________________________________________________</w:t>
+      </w:r>
+    </w:p>
+    <w:p>
+      <w:r>
+        <w:t>________________________________________________________________</w:t>
+      </w:r>
+    </w:p>
+    <w:p>
+      <w:r>
+        <w:t>________________________________________________________________</w:t>
+      </w:r>
+    </w:p>
+    <w:p>
+      <w:r>
+        <w:t>________________________________________________________________</w:t>
+      </w:r>
+    </w:p>
+    <w:p>
+      <w:r>
+        <w:t>________________________________________________________________</w:t>
+      </w:r>
+    </w:p>
+    <w:p>
+      <w:pPr>
+        <w:pStyle w:val="Heading3"/>
+      </w:pPr>
+      <w:r>
+        <w:t>Week 15 Test and reflect</w:t>
+      </w:r>
+    </w:p>
+    <w:p>
+      <w:pPr>
+        <w:pStyle w:val="Heading1"/>
+      </w:pPr>
+      <w:r>
+        <w:t>08. Extra practice · Design a revealing test</w:t>
+      </w:r>
+    </w:p>
+    <w:p>
+      <w:r>
+        <w:t>Predict before tracing or testing.</w:t>
+      </w:r>
+    </w:p>
+    <w:p>
+      <w:pPr>
+        <w:pStyle w:val="Heading2"/>
+      </w:pPr>
+      <w:r>
+        <w:t>Use this when helpful</w:t>
+      </w:r>
+    </w:p>
+    <w:p>
+      <w:pPr>
+        <w:spacing w:line="336" w:lineRule="auto" w:after="180"/>
+      </w:pPr>
+      <w:r>
+        <w:rPr>
+          <w:b w:val="0"/>
+        </w:rPr>
+        <w:t xml:space="preserve">Create a changed </w:t>
+      </w:r>
+      <w:r>
+        <w:rPr>
+          <w:b/>
+        </w:rPr>
+        <w:t>input</w:t>
+      </w:r>
+      <w:r>
+        <w:rPr>
+          <w:b w:val="0"/>
+        </w:rPr>
+        <w:t>, boundary case or missing-information case. Write the expected answer or safe response before testing.</w:t>
+      </w:r>
+    </w:p>
+    <w:tbl>
+      <w:tblPr>
+        <w:tblStyle w:val="LightShading-Accent1"/>
+        <w:tblW w:type="auto" w:w="0"/>
+        <w:tblLook w:firstColumn="1" w:firstRow="1" w:lastColumn="0" w:lastRow="0" w:noHBand="0" w:noVBand="1" w:val="04A0"/>
+      </w:tblPr>
+      <w:tblGrid>
+        <w:gridCol w:w="5112"/>
+        <w:gridCol w:w="5112"/>
+      </w:tblGrid>
+      <w:tr>
+        <w:trPr>
+          <w:tblHeader/>
+        </w:trPr>
+        <w:tc>
+          <w:tcPr>
+            <w:tcW w:type="dxa" w:w="5112"/>
+          </w:tcPr>
+          <w:p>
+            <w:r>
+              <w:t>Test record</w:t>
+            </w:r>
+          </w:p>
+        </w:tc>
+        <w:tc>
+          <w:tcPr>
+            <w:tcW w:type="dxa" w:w="5112"/>
+          </w:tcPr>
+          <w:p>
+            <w:r>
+              <w:t>My evidence</w:t>
+            </w:r>
+          </w:p>
+        </w:tc>
+      </w:tr>
+      <w:tr>
+        <w:tc>
+          <w:tcPr>
+            <w:tcW w:type="dxa" w:w="5112"/>
+          </w:tcPr>
+          <w:p>
+            <w:r>
+              <w:t>Changed input or condition</w:t>
+            </w:r>
+          </w:p>
+        </w:tc>
+        <w:tc>
+          <w:tcPr>
+            <w:tcW w:type="dxa" w:w="5112"/>
+          </w:tcPr>
+          <w:p>
+            <w:r/>
+          </w:p>
+        </w:tc>
+      </w:tr>
+      <w:tr>
+        <w:tc>
+          <w:tcPr>
+            <w:tcW w:type="dxa" w:w="5112"/>
+          </w:tcPr>
+          <w:p>
+            <w:r>
+              <w:t>Expected answer or fallback</w:t>
+            </w:r>
+          </w:p>
+        </w:tc>
+        <w:tc>
+          <w:tcPr>
+            <w:tcW w:type="dxa" w:w="5112"/>
+          </w:tcPr>
+          <w:p>
+            <w:r/>
+          </w:p>
+        </w:tc>
+      </w:tr>
+      <w:tr>
+        <w:tc>
+          <w:tcPr>
+            <w:tcW w:type="dxa" w:w="5112"/>
+          </w:tcPr>
+          <w:p>
+            <w:r>
+              <w:t>Observed result</w:t>
+            </w:r>
+          </w:p>
+        </w:tc>
+        <w:tc>
+          <w:tcPr>
+            <w:tcW w:type="dxa" w:w="5112"/>
+          </w:tcPr>
+          <w:p>
+            <w:r/>
+          </w:p>
+        </w:tc>
+      </w:tr>
+      <w:tr>
+        <w:tc>
+          <w:tcPr>
+            <w:tcW w:type="dxa" w:w="5112"/>
+          </w:tcPr>
+          <w:p>
+            <w:r>
+              <w:t>Why the result occurred</w:t>
+            </w:r>
+          </w:p>
+        </w:tc>
+        <w:tc>
+          <w:tcPr>
+            <w:tcW w:type="dxa" w:w="5112"/>
+          </w:tcPr>
+          <w:p>
+            <w:r/>
+          </w:p>
+        </w:tc>
+      </w:tr>
+    </w:tbl>
+    <w:p>
+      <w:pPr>
+        <w:pStyle w:val="Heading1"/>
+      </w:pPr>
+      <w:r>
+        <w:t>11. Reference · Original target response space</w:t>
+      </w:r>
+    </w:p>
+    <w:p>
+      <w:r>
+        <w:t>This teaching case is practice rather than a fresh assessment.</w:t>
+      </w:r>
+    </w:p>
+    <w:p>
+      <w:pPr>
+        <w:pStyle w:val="Heading2"/>
+      </w:pPr>
+      <w:r>
+        <w:t>Use this when helpful</w:t>
+      </w:r>
+    </w:p>
+    <w:p>
+      <w:pPr>
+        <w:spacing w:line="336" w:lineRule="auto" w:after="180"/>
+      </w:pPr>
+      <w:r>
+        <w:rPr>
+          <w:b w:val="0"/>
+        </w:rPr>
+        <w:t>A school notice updated Friday conflicts with a blog quoting Monday's notice about a room change. Which source should you inspect first, and why is newest alone not enough?</w:t>
+      </w:r>
+    </w:p>
+    <w:p>
+      <w:pPr>
+        <w:pStyle w:val="Heading3"/>
+      </w:pPr>
+      <w:r>
+        <w:t>My explanation after practice</w:t>
+      </w:r>
+    </w:p>
+    <w:p>
+      <w:r>
+        <w:t>________________________________________________________________</w:t>
+      </w:r>
+    </w:p>
+    <w:p>
+      <w:r>
+        <w:t>________________________________________________________________</w:t>
+      </w:r>
+    </w:p>
+    <w:p>
+      <w:r>
+        <w:t>________________________________________________________________</w:t>
+      </w:r>
+    </w:p>
+    <w:p>
+      <w:r>
+        <w:t>________________________________________________________________</w:t>
+      </w:r>
+    </w:p>
+    <w:p>
+      <w:r>
+        <w:t>________________________________________________________________</w:t>
+      </w:r>
+    </w:p>
+    <w:p>
+      <w:r>
+        <w:t>________________________________________________________________</w:t>
+      </w:r>
+    </w:p>
+    <w:p>
+      <w:r>
+        <w:t>________________________________________________________________</w:t>
+      </w:r>
+    </w:p>
+    <w:p>
+      <w:pPr>
+        <w:spacing w:line="336" w:lineRule="auto" w:after="180"/>
+      </w:pPr>
+      <w:r>
+        <w:rPr>
+          <w:b w:val="0"/>
+        </w:rPr>
+        <w:t>Record support used: none, hint or teacher explanation.</w:t>
+      </w:r>
+    </w:p>
+    <w:p>
+      <w:pPr>
+        <w:pStyle w:val="Heading1"/>
+      </w:pPr>
+      <w:r>
+        <w:t>15. Reference · Independent-case response copy</w:t>
+      </w:r>
+    </w:p>
+    <w:p>
+      <w:r>
+        <w:t>This duplicates W4. Reuse the same first-attempt record.</w:t>
+      </w:r>
+    </w:p>
+    <w:p>
+      <w:pPr>
+        <w:pStyle w:val="Heading2"/>
+      </w:pPr>
+      <w:r>
+        <w:t>Use this when helpful</w:t>
+      </w:r>
+    </w:p>
+    <w:p>
+      <w:pPr>
+        <w:spacing w:line="336" w:lineRule="auto" w:after="180"/>
+      </w:pPr>
+      <w:r>
+        <w:rPr>
+          <w:b w:val="0"/>
+        </w:rPr>
+        <w:t>Original allows capacity 14. Signed amendment lowers it to 9 effective day 5. Query concerns days 4 and 6. Trace both and preserve versions.</w:t>
+      </w:r>
+    </w:p>
+    <w:p>
+      <w:pPr>
+        <w:pStyle w:val="Heading3"/>
+      </w:pPr>
+      <w:r>
+        <w:t>My reasoning and evidence</w:t>
+      </w:r>
+    </w:p>
+    <w:p>
+      <w:r>
+        <w:t>________________________________________________________________</w:t>
+      </w:r>
+    </w:p>
+    <w:p>
+      <w:r>
+        <w:t>________________________________________________________________</w:t>
+      </w:r>
+    </w:p>
+    <w:p>
+      <w:r>
+        <w:t>________________________________________________________________</w:t>
+      </w:r>
+    </w:p>
+    <w:p>
+      <w:r>
+        <w:t>________________________________________________________________</w:t>
+      </w:r>
+    </w:p>
+    <w:p>
+      <w:r>
+        <w:t>________________________________________________________________</w:t>
+      </w:r>
+    </w:p>
+    <w:p>
+      <w:r>
+        <w:t>________________________________________________________________</w:t>
+      </w:r>
+    </w:p>
+    <w:p>
+      <w:r>
+        <w:t>________________________________________________________________</w:t>
+      </w:r>
+    </w:p>
+    <w:p>
+      <w:r>
+        <w:t>________________________________________________________________</w:t>
+      </w:r>
+    </w:p>
+    <w:p>
+      <w:pPr>
+        <w:pStyle w:val="Heading1"/>
+      </w:pPr>
+      <w:r>
+        <w:t>18. Extra practice · Use the worked picture</w:t>
+      </w:r>
+    </w:p>
+    <w:p>
+      <w:r>
+        <w:t>Keep the explanation and the support you used.</w:t>
+      </w:r>
+    </w:p>
+    <w:p>
+      <w:pPr>
+        <w:pStyle w:val="Heading2"/>
+      </w:pPr>
+      <w:r>
+        <w:t>Use this when helpful</w:t>
       </w:r>
     </w:p>
     <w:p>
@@ -1703,7 +1818,6 @@
     <w:p>
       <w:pPr>
         <w:spacing w:line="336" w:lineRule="auto" w:after="180"/>
-        <w:shd w:fill="F5F1FB"/>
       </w:pPr>
       <w:r>
         <w:rPr>
@@ -1752,16 +1866,7 @@
     </w:p>
     <w:p>
       <w:pPr>
-        <w:pStyle w:val="Heading3"/>
-      </w:pPr>
-      <w:r>
-        <w:t>Record the help used</w:t>
-      </w:r>
-    </w:p>
-    <w:p>
-      <w:pPr>
         <w:spacing w:line="336" w:lineRule="auto" w:after="180"/>
-        <w:shd w:fill="F1F6F8"/>
       </w:pPr>
       <w:r>
         <w:rPr>
@@ -1810,12 +1915,20 @@
         <w:pStyle w:val="Heading1"/>
       </w:pPr>
       <w:r>
-        <w:t>19. Project portfolio milestone</w:t>
-      </w:r>
-    </w:p>
-    <w:p>
-      <w:r>
-        <w:t>Keep this week’s input, deciding step, result and limit together in the Verified Study Buddy record.</w:t>
+        <w:t>19. Reference · Project portfolio record</w:t>
+      </w:r>
+    </w:p>
+    <w:p>
+      <w:r>
+        <w:t>Extend your main project response when helpful.</w:t>
+      </w:r>
+    </w:p>
+    <w:p>
+      <w:pPr>
+        <w:pStyle w:val="Heading2"/>
+      </w:pPr>
+      <w:r>
+        <w:t>Use this when helpful</w:t>
       </w:r>
     </w:p>
     <w:p>
@@ -2017,12 +2130,475 @@
         <w:pStyle w:val="Heading1"/>
       </w:pPr>
       <w:r>
-        <w:t>20. Supported practice and learning evidence</w:t>
-      </w:r>
-    </w:p>
-    <w:p>
-      <w:r>
-        <w:t>Try the supported questions before comparing with hints and feedback. Record what you repaired and the evidence you retained.</w:t>
+        <w:t>20. Extra practice: pictures, repair and feedback</w:t>
+      </w:r>
+    </w:p>
+    <w:p>
+      <w:r>
+        <w:t>Attempt each question before opening its explanation. Use one browser or paper copy.</w:t>
+      </w:r>
+    </w:p>
+    <w:p>
+      <w:pPr>
+        <w:pStyle w:val="Heading2"/>
+      </w:pPr>
+      <w:r>
+        <w:t>First supported question</w:t>
+      </w:r>
+    </w:p>
+    <w:p>
+      <w:pPr>
+        <w:pStyle w:val="ListBullet"/>
+      </w:pPr>
+      <w:r>
+        <w:t>A fictional Study Buddy answers which room a club is authorised to use.</w:t>
+      </w:r>
+    </w:p>
+    <w:p>
+      <w:pPr>
+        <w:pStyle w:val="Heading3"/>
+      </w:pPr>
+      <w:r>
+        <w:t>Practice 1: explain the deciding evidence</w:t>
+      </w:r>
+    </w:p>
+    <w:p>
+      <w:pPr>
+        <w:pStyle w:val="ListBullet"/>
+      </w:pPr>
+      <w:r>
+        <w:t>Which labelled step matches this detail? Reuploading old A on day 10 does not revoke B.</w:t>
+      </w:r>
+    </w:p>
+    <w:p>
+      <w:pPr>
+        <w:pStyle w:val="ListBullet"/>
+      </w:pPr>
+      <w:r>
+        <w:t>1. Day 9</w:t>
+      </w:r>
+    </w:p>
+    <w:p>
+      <w:pPr>
+        <w:pStyle w:val="ListBullet"/>
+      </w:pPr>
+      <w:r>
+        <w:t>2. Ignore upload shortcut</w:t>
+      </w:r>
+    </w:p>
+    <w:p>
+      <w:pPr>
+        <w:pStyle w:val="ListBullet"/>
+      </w:pPr>
+      <w:r>
+        <w:t>3. Day 6</w:t>
+      </w:r>
+    </w:p>
+    <w:p>
+      <w:pPr>
+        <w:pStyle w:val="ListBullet"/>
+      </w:pPr>
+      <w:r>
+        <w:t>4. Check authority</w:t>
+      </w:r>
+    </w:p>
+    <w:p>
+      <w:pPr>
+        <w:pStyle w:val="Heading3"/>
+      </w:pPr>
+      <w:r>
+        <w:t>My selected conclusion, deciding fact and explanation</w:t>
+      </w:r>
+    </w:p>
+    <w:p>
+      <w:r>
+        <w:t>________________________________________________________________</w:t>
+      </w:r>
+    </w:p>
+    <w:p>
+      <w:r>
+        <w:t>________________________________________________________________</w:t>
+      </w:r>
+    </w:p>
+    <w:p>
+      <w:r>
+        <w:t>________________________________________________________________</w:t>
+      </w:r>
+    </w:p>
+    <w:p>
+      <w:r>
+        <w:t>________________________________________________________________</w:t>
+      </w:r>
+    </w:p>
+    <w:p>
+      <w:r>
+        <w:t>________________________________________________________________</w:t>
+      </w:r>
+    </w:p>
+    <w:p>
+      <w:pPr>
+        <w:pStyle w:val="ListBullet"/>
+      </w:pPr>
+      <w:r>
+        <w:t>Hint if needed: Read the steps in the pictorial case. Match the supplied detail to the stage that performs or records it.</w:t>
+      </w:r>
+    </w:p>
+    <w:p>
+      <w:pPr>
+        <w:pStyle w:val="Heading2"/>
+      </w:pPr>
+      <w:r>
+        <w:t>Check the first explanation · reference / check after trying</w:t>
+      </w:r>
+    </w:p>
+    <w:p>
+      <w:pPr>
+        <w:spacing w:line="336" w:lineRule="auto" w:after="180"/>
+      </w:pPr>
+      <w:r>
+        <w:rPr>
+          <w:b w:val="0"/>
+        </w:rPr>
+        <w:t>After your attempt, compare with the supported explanation: Ignore upload shortcut Reuploading old A on day 10 does not revoke B. A source’s upload time and the time its rule takes effect answer different questions.</w:t>
+      </w:r>
+    </w:p>
+    <w:p>
+      <w:pPr>
+        <w:spacing w:line="336" w:lineRule="auto" w:after="180"/>
+      </w:pPr>
+      <w:r>
+        <w:rPr>
+          <w:b w:val="0"/>
+        </w:rPr>
+        <w:t>Preserve version relationships and the query’s intended date. The current authoritative chain gives a consistent answer to both queries.</w:t>
+      </w:r>
+    </w:p>
+    <w:p>
+      <w:pPr>
+        <w:spacing w:line="336" w:lineRule="auto" w:after="180"/>
+      </w:pPr>
+      <w:r>
+        <w:rPr>
+          <w:b w:val="0"/>
+        </w:rPr>
+        <w:t>A later filename or timestamp alone cannot establish that an old record supersedes a signed amendment.</w:t>
+      </w:r>
+    </w:p>
+    <w:p>
+      <w:pPr>
+        <w:pStyle w:val="Heading2"/>
+      </w:pPr>
+      <w:r>
+        <w:t>Changed-case question</w:t>
+      </w:r>
+    </w:p>
+    <w:p>
+      <w:pPr>
+        <w:pStyle w:val="Heading3"/>
+      </w:pPr>
+      <w:r>
+        <w:t>Practice 2: explain the deciding evidence</w:t>
+      </w:r>
+    </w:p>
+    <w:p>
+      <w:pPr>
+        <w:pStyle w:val="ListBullet"/>
+      </w:pPr>
+      <w:r>
+        <w:t>Changed-case practice: A signed amendment C explicitly revokes B effective day 12 and restores Hall 1. Which conclusion is supported by the supplied facts?</w:t>
+      </w:r>
+    </w:p>
+    <w:p>
+      <w:pPr>
+        <w:pStyle w:val="ListBullet"/>
+      </w:pPr>
+      <w:r>
+        <w:t>1. Day 9 stays Hall 3; day 13 becomes Hall 1.</w:t>
+      </w:r>
+    </w:p>
+    <w:p>
+      <w:pPr>
+        <w:pStyle w:val="ListBullet"/>
+      </w:pPr>
+      <w:r>
+        <w:t>2. We can decide the result without examining the changed input or the procedure.</w:t>
+      </w:r>
+    </w:p>
+    <w:p>
+      <w:pPr>
+        <w:pStyle w:val="ListBullet"/>
+      </w:pPr>
+      <w:r>
+        <w:t>3. This one example guarantees correct results for every future input.</w:t>
+      </w:r>
+    </w:p>
+    <w:p>
+      <w:pPr>
+        <w:pStyle w:val="Heading3"/>
+      </w:pPr>
+      <w:r>
+        <w:t>My selected conclusion, deciding fact and explanation</w:t>
+      </w:r>
+    </w:p>
+    <w:p>
+      <w:r>
+        <w:t>________________________________________________________________</w:t>
+      </w:r>
+    </w:p>
+    <w:p>
+      <w:r>
+        <w:t>________________________________________________________________</w:t>
+      </w:r>
+    </w:p>
+    <w:p>
+      <w:r>
+        <w:t>________________________________________________________________</w:t>
+      </w:r>
+    </w:p>
+    <w:p>
+      <w:r>
+        <w:t>________________________________________________________________</w:t>
+      </w:r>
+    </w:p>
+    <w:p>
+      <w:r>
+        <w:t>________________________________________________________________</w:t>
+      </w:r>
+    </w:p>
+    <w:p>
+      <w:pPr>
+        <w:pStyle w:val="ListBullet"/>
+      </w:pPr>
+      <w:r>
+        <w:t>Hint if needed: Use the changed condition and the deciding step in the pictorial trace. The answer must say what follows from those facts.</w:t>
+      </w:r>
+    </w:p>
+    <w:p>
+      <w:pPr>
+        <w:pStyle w:val="Heading2"/>
+      </w:pPr>
+      <w:r>
+        <w:t>Check the changed case · reference / check after trying</w:t>
+      </w:r>
+    </w:p>
+    <w:p>
+      <w:pPr>
+        <w:spacing w:line="336" w:lineRule="auto" w:after="180"/>
+      </w:pPr>
+      <w:r>
+        <w:rPr>
+          <w:b w:val="0"/>
+        </w:rPr>
+        <w:t>After your attempt, compare with the supported explanation: Day 9 stays Hall 3; day 13 becomes Hall 1. The new authoritative change applies from its stated effective date, not retroactively.</w:t>
+      </w:r>
+    </w:p>
+    <w:p>
+      <w:pPr>
+        <w:pStyle w:val="Heading2"/>
+      </w:pPr>
+      <w:r>
+        <w:t>Repair and save your work</w:t>
+      </w:r>
+    </w:p>
+    <w:p>
+      <w:pPr>
+        <w:spacing w:line="336" w:lineRule="auto" w:after="180"/>
+      </w:pPr>
+      <w:r>
+        <w:rPr>
+          <w:b w:val="0"/>
+        </w:rPr>
+        <w:t xml:space="preserve">Review Hallucination Failure Types (ai-3/14). Goal: Explain the </w:t>
+      </w:r>
+      <w:r>
+        <w:rPr>
+          <w:b/>
+        </w:rPr>
+        <w:t>mechanism</w:t>
+      </w:r>
+      <w:r>
+        <w:rPr>
+          <w:b w:val="0"/>
+        </w:rPr>
+        <w:t xml:space="preserve"> and terminology of generation failures and verification. Short practice: Can we conclude there will definitely be no lunch from S alone?.</w:t>
+      </w:r>
+    </w:p>
+    <w:p>
+      <w:pPr>
+        <w:spacing w:line="336" w:lineRule="auto" w:after="180"/>
+      </w:pPr>
+      <w:r>
+        <w:rPr>
+          <w:b w:val="0"/>
+        </w:rPr>
+        <w:t>Return to this week and explain what you changed.</w:t>
+      </w:r>
+    </w:p>
+    <w:p>
+      <w:pPr>
+        <w:spacing w:line="336" w:lineRule="auto" w:after="180"/>
+      </w:pPr>
+      <w:r>
+        <w:rPr>
+          <w:b w:val="0"/>
+        </w:rPr>
+        <w:t xml:space="preserve">Review Speech and Audio Systems (ai-3/12). Goal: Explain the </w:t>
+      </w:r>
+      <w:r>
+        <w:rPr>
+          <w:b/>
+        </w:rPr>
+        <w:t>mechanism</w:t>
+      </w:r>
+      <w:r>
+        <w:rPr>
+          <w:b w:val="0"/>
+        </w:rPr>
+        <w:t xml:space="preserve"> and terminology of speech pipelines and multimodal </w:t>
+      </w:r>
+      <w:r>
+        <w:rPr>
+          <w:b/>
+        </w:rPr>
+        <w:t>evidence</w:t>
+      </w:r>
+      <w:r>
+        <w:rPr>
+          <w:b w:val="0"/>
+        </w:rPr>
+        <w:t>.</w:t>
+      </w:r>
+    </w:p>
+    <w:p>
+      <w:pPr>
+        <w:spacing w:line="336" w:lineRule="auto" w:after="180"/>
+      </w:pPr>
+      <w:r>
+        <w:rPr>
+          <w:b w:val="0"/>
+        </w:rPr>
+        <w:t xml:space="preserve">Short practice: Which stage was initially wrong, and which stage was correctly operating on a wrong </w:t>
+      </w:r>
+      <w:r>
+        <w:rPr>
+          <w:b/>
+        </w:rPr>
+        <w:t>input</w:t>
+      </w:r>
+      <w:r>
+        <w:rPr>
+          <w:b w:val="0"/>
+        </w:rPr>
+        <w:t>?. Return to this week and explain what you changed.</w:t>
+      </w:r>
+    </w:p>
+    <w:p>
+      <w:pPr>
+        <w:spacing w:line="336" w:lineRule="auto" w:after="180"/>
+      </w:pPr>
+      <w:r>
+        <w:rPr>
+          <w:b w:val="0"/>
+        </w:rPr>
+        <w:t xml:space="preserve">Review Prompt Evaluation (ai-3/9). Goal: Explain the </w:t>
+      </w:r>
+      <w:r>
+        <w:rPr>
+          <w:b/>
+        </w:rPr>
+        <w:t>mechanism</w:t>
+      </w:r>
+      <w:r>
+        <w:rPr>
+          <w:b w:val="0"/>
+        </w:rPr>
+        <w:t xml:space="preserve"> and terminology of controlled prompt experiments. Short practice: Why is B’s selection defensible here without calling it universally superior?.</w:t>
+      </w:r>
+    </w:p>
+    <w:p>
+      <w:pPr>
+        <w:spacing w:line="336" w:lineRule="auto" w:after="180"/>
+      </w:pPr>
+      <w:r>
+        <w:rPr>
+          <w:b w:val="0"/>
+        </w:rPr>
+        <w:t>Return to this week and explain what you changed.</w:t>
+      </w:r>
+    </w:p>
+    <w:p>
+      <w:pPr>
+        <w:spacing w:line="336" w:lineRule="auto" w:after="180"/>
+      </w:pPr>
+      <w:r>
+        <w:rPr>
+          <w:b w:val="0"/>
+        </w:rPr>
+        <w:t xml:space="preserve">Use Download completed work in the hosted lesson to export your answers, reflections, practice feedback and code-run </w:t>
+      </w:r>
+      <w:r>
+        <w:rPr>
+          <w:b/>
+        </w:rPr>
+        <w:t>evidence</w:t>
+      </w:r>
+      <w:r>
+        <w:rPr>
+          <w:b w:val="0"/>
+        </w:rPr>
+        <w:t>. Open the HTML copy to read or print it.</w:t>
+      </w:r>
+    </w:p>
+    <w:p>
+      <w:pPr>
+        <w:spacing w:line="336" w:lineRule="auto" w:after="180"/>
+      </w:pPr>
+      <w:r>
+        <w:rPr>
+          <w:b w:val="0"/>
+        </w:rPr>
+        <w:t>Drafts stay in this browser when storage is available; clear drafts on a shared device.</w:t>
+      </w:r>
+    </w:p>
+    <w:p>
+      <w:pPr>
+        <w:pStyle w:val="Heading3"/>
+      </w:pPr>
+      <w:r>
+        <w:t>What I repaired, the evidence I kept and the next test</w:t>
+      </w:r>
+    </w:p>
+    <w:p>
+      <w:r>
+        <w:t>________________________________________________________________</w:t>
+      </w:r>
+    </w:p>
+    <w:p>
+      <w:r>
+        <w:t>________________________________________________________________</w:t>
+      </w:r>
+    </w:p>
+    <w:p>
+      <w:r>
+        <w:t>________________________________________________________________</w:t>
+      </w:r>
+    </w:p>
+    <w:p>
+      <w:r>
+        <w:t>________________________________________________________________</w:t>
+      </w:r>
+    </w:p>
+    <w:p>
+      <w:r>
+        <w:t>________________________________________________________________</w:t>
+      </w:r>
+    </w:p>
+    <w:p>
+      <w:pPr>
+        <w:pStyle w:val="Heading2"/>
+      </w:pPr>
+      <w:r>
+        <w:t>Earlier wording, alternatives and picture transcripts · reference / check after trying</w:t>
       </w:r>
     </w:p>
     <w:p>
@@ -2038,86 +2614,10 @@
     </w:p>
     <w:p>
       <w:pPr>
-        <w:spacing w:line="336" w:lineRule="auto" w:after="180"/>
-      </w:pPr>
-      <w:r>
-        <w:rPr>
-          <w:b w:val="0"/>
-        </w:rPr>
-        <w:t>A fictional Study Buddy answers which room a club is authorised to use.</w:t>
-      </w:r>
-    </w:p>
-    <w:p>
-      <w:pPr>
         <w:pStyle w:val="Heading3"/>
       </w:pPr>
       <w:r>
-        <w:t>Practice 1: explain the deciding evidence</w:t>
-      </w:r>
-    </w:p>
-    <w:p>
-      <w:pPr>
-        <w:spacing w:line="336" w:lineRule="auto" w:after="180"/>
-      </w:pPr>
-      <w:r>
-        <w:rPr>
-          <w:b w:val="0"/>
-        </w:rPr>
-        <w:t>Which labelled step matches this detail? Reuploading old A on day 10 does not revoke B.</w:t>
-      </w:r>
-    </w:p>
-    <w:p>
-      <w:pPr>
-        <w:spacing w:line="336" w:lineRule="auto" w:after="180"/>
-        <w:shd w:fill="F4F9FC"/>
-      </w:pPr>
-      <w:r>
-        <w:rPr>
-          <w:b w:val="0"/>
-        </w:rPr>
-        <w:t>1. Day 9</w:t>
-      </w:r>
-    </w:p>
-    <w:p>
-      <w:pPr>
-        <w:spacing w:line="336" w:lineRule="auto" w:after="180"/>
-        <w:shd w:fill="F4F9FC"/>
-      </w:pPr>
-      <w:r>
-        <w:rPr>
-          <w:b w:val="0"/>
-        </w:rPr>
-        <w:t>2. Ignore upload shortcut</w:t>
-      </w:r>
-    </w:p>
-    <w:p>
-      <w:pPr>
-        <w:spacing w:line="336" w:lineRule="auto" w:after="180"/>
-        <w:shd w:fill="F4F9FC"/>
-      </w:pPr>
-      <w:r>
-        <w:rPr>
-          <w:b w:val="0"/>
-        </w:rPr>
-        <w:t>3. Day 6</w:t>
-      </w:r>
-    </w:p>
-    <w:p>
-      <w:pPr>
-        <w:spacing w:line="336" w:lineRule="auto" w:after="180"/>
-        <w:shd w:fill="F4F9FC"/>
-      </w:pPr>
-      <w:r>
-        <w:rPr>
-          <w:b w:val="0"/>
-        </w:rPr>
-        <w:t xml:space="preserve">4. Check </w:t>
-      </w:r>
-      <w:r>
-        <w:rPr>
-          <w:b/>
-        </w:rPr>
-        <w:t>authority</w:t>
+        <w:t>Repair a missing building block</w:t>
       </w:r>
     </w:p>
     <w:p>
@@ -2125,484 +2625,25 @@
         <w:pStyle w:val="Heading3"/>
       </w:pPr>
       <w:r>
-        <w:t>My selected conclusion, deciding fact and explanation</w:t>
-      </w:r>
-    </w:p>
-    <w:p>
-      <w:r>
-        <w:t>________________________________________________________________</w:t>
-      </w:r>
-    </w:p>
-    <w:p>
-      <w:r>
-        <w:t>________________________________________________________________</w:t>
-      </w:r>
-    </w:p>
-    <w:p>
-      <w:r>
-        <w:t>________________________________________________________________</w:t>
-      </w:r>
-    </w:p>
-    <w:p>
-      <w:r>
-        <w:t>________________________________________________________________</w:t>
-      </w:r>
-    </w:p>
-    <w:p>
-      <w:r>
-        <w:t>________________________________________________________________</w:t>
-      </w:r>
-    </w:p>
-    <w:p>
-      <w:pPr>
-        <w:pStyle w:val="Heading3"/>
-      </w:pPr>
-      <w:r>
-        <w:t>Hint · try first</w:t>
-      </w:r>
-    </w:p>
-    <w:p>
-      <w:pPr>
-        <w:spacing w:line="336" w:lineRule="auto" w:after="180"/>
-        <w:shd w:fill="F1F6F8"/>
-      </w:pPr>
-      <w:r>
-        <w:rPr>
-          <w:b w:val="0"/>
-        </w:rPr>
-        <w:t>Hint if needed: Read the steps in the pictorial case. Match the supplied detail to the stage that performs or records it.</w:t>
-      </w:r>
-    </w:p>
-    <w:p>
-      <w:pPr>
-        <w:pStyle w:val="Heading3"/>
-      </w:pPr>
-      <w:r>
-        <w:t>Feedback · compare after trying</w:t>
-      </w:r>
-    </w:p>
-    <w:p>
-      <w:pPr>
-        <w:spacing w:line="336" w:lineRule="auto" w:after="180"/>
-        <w:shd w:fill="F1F6FC"/>
-      </w:pPr>
-      <w:r>
-        <w:rPr>
-          <w:b w:val="0"/>
-        </w:rPr>
-        <w:t>After your attempt, compare with the supported explanation: Ignore upload shortcut Reuploading old A on day 10 does not revoke B. A source’s upload time and the time its rule takes effect answer different questions.</w:t>
-      </w:r>
-    </w:p>
-    <w:p>
-      <w:pPr>
-        <w:spacing w:line="336" w:lineRule="auto" w:after="180"/>
-        <w:shd w:fill="F1F6FC"/>
-      </w:pPr>
-      <w:r>
-        <w:rPr>
-          <w:b w:val="0"/>
-        </w:rPr>
-        <w:t>Preserve version relationships and the query’s intended date. The current authoritative chain gives a consistent answer to both queries.</w:t>
-      </w:r>
-    </w:p>
-    <w:p>
-      <w:pPr>
-        <w:spacing w:line="336" w:lineRule="auto" w:after="180"/>
-        <w:shd w:fill="F1F6FC"/>
-      </w:pPr>
-      <w:r>
-        <w:rPr>
-          <w:b w:val="0"/>
-        </w:rPr>
-        <w:t>A later filename or timestamp alone cannot establish that an old record supersedes a signed amendment.</w:t>
-      </w:r>
-    </w:p>
-    <w:p>
-      <w:pPr>
-        <w:pStyle w:val="Heading3"/>
-      </w:pPr>
-      <w:r>
-        <w:t>Practice 2: explain the deciding evidence</w:t>
-      </w:r>
-    </w:p>
-    <w:p>
-      <w:pPr>
-        <w:pStyle w:val="Heading3"/>
-      </w:pPr>
-      <w:r>
-        <w:t>Changed case · predict first</w:t>
-      </w:r>
-    </w:p>
-    <w:p>
-      <w:pPr>
-        <w:spacing w:line="336" w:lineRule="auto" w:after="180"/>
-        <w:shd w:fill="F5F1FB"/>
-      </w:pPr>
-      <w:r>
-        <w:rPr>
-          <w:b w:val="0"/>
-        </w:rPr>
-        <w:t>Changed-case practice: A signed amendment C explicitly revokes B effective day 12 and restores Hall 1. Which conclusion is supported by the supplied facts?</w:t>
-      </w:r>
-    </w:p>
-    <w:p>
-      <w:pPr>
-        <w:spacing w:line="336" w:lineRule="auto" w:after="180"/>
-        <w:shd w:fill="F4F9FC"/>
-      </w:pPr>
-      <w:r>
-        <w:rPr>
-          <w:b w:val="0"/>
-        </w:rPr>
-        <w:t>1. Day 9 stays Hall 3; day 13 becomes Hall 1.</w:t>
-      </w:r>
-    </w:p>
-    <w:p>
-      <w:pPr>
-        <w:spacing w:line="336" w:lineRule="auto" w:after="180"/>
-        <w:shd w:fill="F4F9FC"/>
-      </w:pPr>
-      <w:r>
-        <w:rPr>
-          <w:b w:val="0"/>
-        </w:rPr>
-        <w:t xml:space="preserve">2. We can decide the result without examining the changed </w:t>
-      </w:r>
-      <w:r>
-        <w:rPr>
-          <w:b/>
-        </w:rPr>
-        <w:t>input</w:t>
-      </w:r>
-      <w:r>
-        <w:rPr>
-          <w:b w:val="0"/>
-        </w:rPr>
-        <w:t xml:space="preserve"> or the procedure.</w:t>
-      </w:r>
-    </w:p>
-    <w:p>
-      <w:pPr>
-        <w:spacing w:line="336" w:lineRule="auto" w:after="180"/>
-        <w:shd w:fill="F4F9FC"/>
-      </w:pPr>
-      <w:r>
-        <w:rPr>
-          <w:b w:val="0"/>
-        </w:rPr>
-        <w:t xml:space="preserve">3. This one example guarantees correct results for every future </w:t>
-      </w:r>
-      <w:r>
-        <w:rPr>
-          <w:b/>
-        </w:rPr>
-        <w:t>input</w:t>
-      </w:r>
-      <w:r>
-        <w:rPr>
-          <w:b w:val="0"/>
-        </w:rPr>
-        <w:t>.</w:t>
-      </w:r>
-    </w:p>
-    <w:p>
-      <w:pPr>
-        <w:pStyle w:val="Heading3"/>
-      </w:pPr>
-      <w:r>
-        <w:t>My selected conclusion, deciding fact and explanation</w:t>
-      </w:r>
-    </w:p>
-    <w:p>
-      <w:r>
-        <w:t>________________________________________________________________</w:t>
-      </w:r>
-    </w:p>
-    <w:p>
-      <w:r>
-        <w:t>________________________________________________________________</w:t>
-      </w:r>
-    </w:p>
-    <w:p>
-      <w:r>
-        <w:t>________________________________________________________________</w:t>
-      </w:r>
-    </w:p>
-    <w:p>
-      <w:r>
-        <w:t>________________________________________________________________</w:t>
-      </w:r>
-    </w:p>
-    <w:p>
-      <w:r>
-        <w:t>________________________________________________________________</w:t>
-      </w:r>
-    </w:p>
-    <w:p>
-      <w:pPr>
-        <w:pStyle w:val="Heading3"/>
-      </w:pPr>
-      <w:r>
-        <w:t>Hint · try first</w:t>
-      </w:r>
-    </w:p>
-    <w:p>
-      <w:pPr>
-        <w:spacing w:line="336" w:lineRule="auto" w:after="180"/>
-        <w:shd w:fill="F1F6F8"/>
-      </w:pPr>
-      <w:r>
-        <w:rPr>
-          <w:b w:val="0"/>
-        </w:rPr>
-        <w:t>Hint if needed: Use the changed condition and the deciding step in the pictorial trace. The answer must say what follows from those facts.</w:t>
-      </w:r>
-    </w:p>
-    <w:p>
-      <w:pPr>
-        <w:pStyle w:val="Heading3"/>
-      </w:pPr>
-      <w:r>
-        <w:t>Feedback · compare after trying</w:t>
-      </w:r>
-    </w:p>
-    <w:p>
-      <w:pPr>
-        <w:spacing w:line="336" w:lineRule="auto" w:after="180"/>
-        <w:shd w:fill="F1F6FC"/>
-      </w:pPr>
-      <w:r>
-        <w:rPr>
-          <w:b w:val="0"/>
-        </w:rPr>
-        <w:t>After your attempt, compare with the supported explanation: Day 9 stays Hall 3; day 13 becomes Hall 1. The new authoritative change applies from its stated effective date, not retroactively.</w:t>
-      </w:r>
-    </w:p>
-    <w:p>
-      <w:pPr>
-        <w:pStyle w:val="Heading3"/>
-      </w:pPr>
-      <w:r>
-        <w:t>Repair a missing building block</w:t>
-      </w:r>
-    </w:p>
-    <w:p>
-      <w:pPr>
-        <w:spacing w:line="336" w:lineRule="auto" w:after="180"/>
-      </w:pPr>
-      <w:r>
-        <w:rPr>
-          <w:b w:val="0"/>
-        </w:rPr>
-        <w:t xml:space="preserve">Review Hallucination Failure Types (ai-3/14). Goal: Explain the </w:t>
-      </w:r>
-      <w:r>
-        <w:rPr>
-          <w:b/>
-        </w:rPr>
-        <w:t>mechanism</w:t>
-      </w:r>
-      <w:r>
-        <w:rPr>
-          <w:b w:val="0"/>
-        </w:rPr>
-        <w:t xml:space="preserve"> and terminology of generation failures and verification. Short practice: Can we conclude there will definitely be no lunch from S alone?.</w:t>
-      </w:r>
-    </w:p>
-    <w:p>
-      <w:pPr>
-        <w:spacing w:line="336" w:lineRule="auto" w:after="180"/>
-      </w:pPr>
-      <w:r>
-        <w:rPr>
-          <w:b w:val="0"/>
-        </w:rPr>
-        <w:t>Return to this week and explain what you changed.</w:t>
-      </w:r>
-    </w:p>
-    <w:p>
-      <w:pPr>
-        <w:spacing w:line="336" w:lineRule="auto" w:after="180"/>
-      </w:pPr>
-      <w:r>
-        <w:rPr>
-          <w:b w:val="0"/>
-        </w:rPr>
-        <w:t xml:space="preserve">Review Speech and Audio Systems (ai-3/12). Goal: Explain the </w:t>
-      </w:r>
-      <w:r>
-        <w:rPr>
-          <w:b/>
-        </w:rPr>
-        <w:t>mechanism</w:t>
-      </w:r>
-      <w:r>
-        <w:rPr>
-          <w:b w:val="0"/>
-        </w:rPr>
-        <w:t xml:space="preserve"> and terminology of speech pipelines and multimodal </w:t>
-      </w:r>
-      <w:r>
-        <w:rPr>
-          <w:b/>
-        </w:rPr>
-        <w:t>evidence</w:t>
-      </w:r>
-      <w:r>
-        <w:rPr>
-          <w:b w:val="0"/>
-        </w:rPr>
-        <w:t>.</w:t>
-      </w:r>
-    </w:p>
-    <w:p>
-      <w:pPr>
-        <w:spacing w:line="336" w:lineRule="auto" w:after="180"/>
-      </w:pPr>
-      <w:r>
-        <w:rPr>
-          <w:b w:val="0"/>
-        </w:rPr>
-        <w:t xml:space="preserve">Short practice: Which stage was initially wrong, and which stage was correctly operating on a wrong </w:t>
-      </w:r>
-      <w:r>
-        <w:rPr>
-          <w:b/>
-        </w:rPr>
-        <w:t>input</w:t>
-      </w:r>
-      <w:r>
-        <w:rPr>
-          <w:b w:val="0"/>
-        </w:rPr>
-        <w:t>?. Return to this week and explain what you changed.</w:t>
-      </w:r>
-    </w:p>
-    <w:p>
-      <w:pPr>
-        <w:spacing w:line="336" w:lineRule="auto" w:after="180"/>
-      </w:pPr>
-      <w:r>
-        <w:rPr>
-          <w:b w:val="0"/>
-        </w:rPr>
-        <w:t xml:space="preserve">Review Prompt Evaluation (ai-3/9). Goal: Explain the </w:t>
-      </w:r>
-      <w:r>
-        <w:rPr>
-          <w:b/>
-        </w:rPr>
-        <w:t>mechanism</w:t>
-      </w:r>
-      <w:r>
-        <w:rPr>
-          <w:b w:val="0"/>
-        </w:rPr>
-        <w:t xml:space="preserve"> and terminology of controlled prompt experiments. Short practice: Why is B’s selection defensible here without calling it universally superior?.</w:t>
-      </w:r>
-    </w:p>
-    <w:p>
-      <w:pPr>
-        <w:spacing w:line="336" w:lineRule="auto" w:after="180"/>
-      </w:pPr>
-      <w:r>
-        <w:rPr>
-          <w:b w:val="0"/>
-        </w:rPr>
-        <w:t>Return to this week and explain what you changed.</w:t>
-      </w:r>
-    </w:p>
-    <w:p>
-      <w:pPr>
-        <w:pStyle w:val="Heading3"/>
-      </w:pPr>
-      <w:r>
         <w:t>Keep your completed work</w:t>
       </w:r>
     </w:p>
     <w:p>
       <w:pPr>
-        <w:spacing w:line="336" w:lineRule="auto" w:after="180"/>
-      </w:pPr>
-      <w:r>
-        <w:rPr>
-          <w:b w:val="0"/>
-        </w:rPr>
-        <w:t xml:space="preserve">Use Download completed work in the hosted lesson to export your answers, reflections, practice feedback and code-run </w:t>
-      </w:r>
-      <w:r>
-        <w:rPr>
-          <w:b/>
-        </w:rPr>
-        <w:t>evidence</w:t>
-      </w:r>
-      <w:r>
-        <w:rPr>
-          <w:b w:val="0"/>
-        </w:rPr>
-        <w:t>. Open the HTML copy to read or print it.</w:t>
-      </w:r>
-    </w:p>
-    <w:p>
-      <w:pPr>
-        <w:spacing w:line="336" w:lineRule="auto" w:after="180"/>
-      </w:pPr>
-      <w:r>
-        <w:rPr>
-          <w:b w:val="0"/>
-        </w:rPr>
-        <w:t>Drafts stay in this browser when storage is available; clear drafts on a shared device.</w:t>
-      </w:r>
-    </w:p>
-    <w:p>
-      <w:pPr>
-        <w:pStyle w:val="Heading3"/>
-      </w:pPr>
-      <w:r>
-        <w:t>What I repaired, the evidence I kept and the next test</w:t>
-      </w:r>
-    </w:p>
-    <w:p>
-      <w:r>
-        <w:t>________________________________________________________________</w:t>
-      </w:r>
-    </w:p>
-    <w:p>
-      <w:r>
-        <w:t>________________________________________________________________</w:t>
-      </w:r>
-    </w:p>
-    <w:p>
-      <w:r>
-        <w:t>________________________________________________________________</w:t>
-      </w:r>
-    </w:p>
-    <w:p>
-      <w:r>
-        <w:t>________________________________________________________________</w:t>
-      </w:r>
-    </w:p>
-    <w:p>
-      <w:r>
-        <w:t>________________________________________________________________</w:t>
-      </w:r>
-    </w:p>
-    <w:p>
-      <w:pPr>
         <w:pStyle w:val="Heading1"/>
       </w:pPr>
       <w:r>
-        <w:t>21. Visual concept journey</w:t>
-      </w:r>
-    </w:p>
-    <w:p>
-      <w:r>
-        <w:t>Explain each Source Quality picture from its labels, then record a relevant limit.</w:t>
-      </w:r>
-    </w:p>
-    <w:p>
-      <w:pPr>
-        <w:pStyle w:val="Heading3"/>
+        <w:t>21. Reference · Six-picture response sheets</w:t>
+      </w:r>
+    </w:p>
+    <w:p>
+      <w:r>
+        <w:t>Choose the image that helps rather than repeating all six.</w:t>
+      </w:r>
+    </w:p>
+    <w:p>
+      <w:pPr>
+        <w:pStyle w:val="Heading2"/>
       </w:pPr>
       <w:r>
         <w:t>01. Source Quality: the case</w:t>
@@ -2669,7 +2710,6 @@
     <w:p>
       <w:pPr>
         <w:spacing w:line="336" w:lineRule="auto" w:after="180"/>
-        <w:shd w:fill="F5F1FB"/>
       </w:pPr>
       <w:r>
         <w:rPr>
@@ -2708,7 +2748,7 @@
     </w:p>
     <w:p>
       <w:pPr>
-        <w:pStyle w:val="Heading3"/>
+        <w:pStyle w:val="Heading2"/>
       </w:pPr>
       <w:r>
         <w:t>02. Follow the deciding steps</w:t>
@@ -2776,7 +2816,6 @@
     <w:p>
       <w:pPr>
         <w:spacing w:line="336" w:lineRule="auto" w:after="180"/>
-        <w:shd w:fill="F5F1FB"/>
       </w:pPr>
       <w:r>
         <w:rPr>
@@ -2827,7 +2866,7 @@
     </w:p>
     <w:p>
       <w:pPr>
-        <w:pStyle w:val="Heading3"/>
+        <w:pStyle w:val="Heading2"/>
       </w:pPr>
       <w:r>
         <w:t>03. Conflicting and time-sensitive sources — evidence trace</w:t>
@@ -2953,7 +2992,6 @@
     <w:p>
       <w:pPr>
         <w:spacing w:line="336" w:lineRule="auto" w:after="180"/>
-        <w:shd w:fill="F5F1FB"/>
       </w:pPr>
       <w:r>
         <w:rPr>
@@ -2992,7 +3030,7 @@
     </w:p>
     <w:p>
       <w:pPr>
-        <w:pStyle w:val="Heading3"/>
+        <w:pStyle w:val="Heading2"/>
       </w:pPr>
       <w:r>
         <w:t>04. Change one thing. Trace what follows.</w:t>
@@ -3059,7 +3097,6 @@
     <w:p>
       <w:pPr>
         <w:spacing w:line="336" w:lineRule="auto" w:after="180"/>
-        <w:shd w:fill="F5F1FB"/>
       </w:pPr>
       <w:r>
         <w:rPr>
@@ -3098,7 +3135,7 @@
     </w:p>
     <w:p>
       <w:pPr>
-        <w:pStyle w:val="Heading3"/>
+        <w:pStyle w:val="Heading2"/>
       </w:pPr>
       <w:r>
         <w:t>05. Connect the explanation to its limit</w:t>
@@ -3177,7 +3214,6 @@
     <w:p>
       <w:pPr>
         <w:spacing w:line="336" w:lineRule="auto" w:after="180"/>
-        <w:shd w:fill="F5F1FB"/>
       </w:pPr>
       <w:r>
         <w:rPr>
@@ -3216,7 +3252,7 @@
     </w:p>
     <w:p>
       <w:pPr>
-        <w:pStyle w:val="Heading3"/>
+        <w:pStyle w:val="Heading2"/>
       </w:pPr>
       <w:r>
         <w:t>06. Make the idea visible in your project</w:t>
@@ -3261,7 +3297,6 @@
     <w:p>
       <w:pPr>
         <w:spacing w:line="336" w:lineRule="auto" w:after="180"/>
-        <w:shd w:fill="F5F1FB"/>
       </w:pPr>
       <w:r>
         <w:rPr>
@@ -3297,7 +3332,6 @@
     <w:p>
       <w:pPr>
         <w:spacing w:line="336" w:lineRule="auto" w:after="180"/>
-        <w:shd w:fill="F5F1FB"/>
       </w:pPr>
       <w:r>
         <w:rPr>
@@ -3309,7 +3343,6 @@
     <w:p>
       <w:pPr>
         <w:spacing w:line="336" w:lineRule="auto" w:after="180"/>
-        <w:shd w:fill="F5F1FB"/>
       </w:pPr>
       <w:r>
         <w:rPr>
@@ -3356,6 +3389,62 @@
     <w:p>
       <w:r>
         <w:t>________________________________________________________________</w:t>
+      </w:r>
+    </w:p>
+    <w:p>
+      <w:pPr>
+        <w:pStyle w:val="Heading2"/>
+      </w:pPr>
+      <w:r>
+        <w:t>Earlier wording, alternatives and picture transcripts · reference / check after trying</w:t>
+      </w:r>
+    </w:p>
+    <w:p>
+      <w:pPr>
+        <w:pStyle w:val="Heading3"/>
+      </w:pPr>
+      <w:r>
+        <w:t>01. Source Quality: the case</w:t>
+      </w:r>
+    </w:p>
+    <w:p>
+      <w:pPr>
+        <w:pStyle w:val="Heading3"/>
+      </w:pPr>
+      <w:r>
+        <w:t>02. Follow the deciding steps</w:t>
+      </w:r>
+    </w:p>
+    <w:p>
+      <w:pPr>
+        <w:pStyle w:val="Heading3"/>
+      </w:pPr>
+      <w:r>
+        <w:t>03. Conflicting and time-sensitive sources — evidence trace</w:t>
+      </w:r>
+    </w:p>
+    <w:p>
+      <w:pPr>
+        <w:pStyle w:val="Heading3"/>
+      </w:pPr>
+      <w:r>
+        <w:t>04. Change one thing. Trace what follows.</w:t>
+      </w:r>
+    </w:p>
+    <w:p>
+      <w:pPr>
+        <w:pStyle w:val="Heading3"/>
+      </w:pPr>
+      <w:r>
+        <w:t>05. Connect the explanation to its limit</w:t>
+      </w:r>
+    </w:p>
+    <w:p>
+      <w:pPr>
+        <w:pStyle w:val="Heading3"/>
+      </w:pPr>
+      <w:r>
+        <w:t>06. Make the idea visible in your project</w:t>
       </w:r>
     </w:p>
     <w:sectPr>
